--- a/作業/HW1/hw1_114033607.docx
+++ b/作業/HW1/hw1_114033607.docx
@@ -1,6 +1,6 @@
 
 <file path=word/document.xml><?xml version="1.0" encoding="utf-8"?>
-<w:document xmlns:wpc="http://schemas.microsoft.com/office/word/2010/wordprocessingCanvas" xmlns:cx="http://schemas.microsoft.com/office/drawing/2014/chartex" xmlns:cx1="http://schemas.microsoft.com/office/drawing/2015/9/8/chartex" xmlns:cx2="http://schemas.microsoft.com/office/drawing/2015/10/21/chartex" xmlns:cx3="http://schemas.microsoft.com/office/drawing/2016/5/9/chartex" xmlns:cx4="http://schemas.microsoft.com/office/drawing/2016/5/10/chartex" xmlns:cx5="http://schemas.microsoft.com/office/drawing/2016/5/11/chartex" xmlns:cx6="http://schemas.microsoft.com/office/drawing/2016/5/12/chartex" xmlns:cx7="http://schemas.microsoft.com/office/drawing/2016/5/13/chartex" xmlns:cx8="http://schemas.microsoft.com/office/drawing/2016/5/14/chartex" xmlns:mc="http://schemas.openxmlformats.org/markup-compatibility/2006" xmlns:aink="http://schemas.microsoft.com/office/drawing/2016/ink" xmlns:am3d="http://schemas.microsoft.com/office/drawing/2017/model3d" xmlns:o="urn:schemas-microsoft-com:office:office" xmlns:r="http://schemas.openxmlformats.org/officeDocument/2006/relationships" xmlns:m="http://schemas.openxmlformats.org/officeDocument/2006/math" xmlns:v="urn:schemas-microsoft-com:vml" xmlns:wp14="http://schemas.microsoft.com/office/word/2010/wordprocessingDrawing" xmlns:wp="http://schemas.openxmlformats.org/drawingml/2006/wordprocessingDrawing" xmlns:w10="urn:schemas-microsoft-com:office:word" xmlns:w="http://schemas.openxmlformats.org/wordprocessingml/2006/main" xmlns:w14="http://schemas.microsoft.com/office/word/2010/wordml" xmlns:w15="http://schemas.microsoft.com/office/word/2012/wordml" xmlns:w16cid="http://schemas.microsoft.com/office/word/2016/wordml/cid" xmlns:w16se="http://schemas.microsoft.com/office/word/2015/wordml/symex" xmlns:wpg="http://schemas.microsoft.com/office/word/2010/wordprocessingGroup" xmlns:wpi="http://schemas.microsoft.com/office/word/2010/wordprocessingInk" xmlns:wne="http://schemas.microsoft.com/office/word/2006/wordml" xmlns:wps="http://schemas.microsoft.com/office/word/2010/wordprocessingShape" mc:Ignorable="w14 w15 w16se w16cid wp14">
+<w:document xmlns:wpc="http://schemas.microsoft.com/office/word/2010/wordprocessingCanvas" xmlns:cx="http://schemas.microsoft.com/office/drawing/2014/chartex" xmlns:cx1="http://schemas.microsoft.com/office/drawing/2015/9/8/chartex" xmlns:cx2="http://schemas.microsoft.com/office/drawing/2015/10/21/chartex" xmlns:cx3="http://schemas.microsoft.com/office/drawing/2016/5/9/chartex" xmlns:cx4="http://schemas.microsoft.com/office/drawing/2016/5/10/chartex" xmlns:cx5="http://schemas.microsoft.com/office/drawing/2016/5/11/chartex" xmlns:cx6="http://schemas.microsoft.com/office/drawing/2016/5/12/chartex" xmlns:cx7="http://schemas.microsoft.com/office/drawing/2016/5/13/chartex" xmlns:cx8="http://schemas.microsoft.com/office/drawing/2016/5/14/chartex" xmlns:mc="http://schemas.openxmlformats.org/markup-compatibility/2006" xmlns:aink="http://schemas.microsoft.com/office/drawing/2016/ink" xmlns:am3d="http://schemas.microsoft.com/office/drawing/2017/model3d" xmlns:o="urn:schemas-microsoft-com:office:office" xmlns:oel="http://schemas.microsoft.com/office/2019/extlst" xmlns:r="http://schemas.openxmlformats.org/officeDocument/2006/relationships" xmlns:m="http://schemas.openxmlformats.org/officeDocument/2006/math" xmlns:v="urn:schemas-microsoft-com:vml" xmlns:wp14="http://schemas.microsoft.com/office/word/2010/wordprocessingDrawing" xmlns:wp="http://schemas.openxmlformats.org/drawingml/2006/wordprocessingDrawing" xmlns:w10="urn:schemas-microsoft-com:office:word" xmlns:w="http://schemas.openxmlformats.org/wordprocessingml/2006/main" xmlns:w14="http://schemas.microsoft.com/office/word/2010/wordml" xmlns:w15="http://schemas.microsoft.com/office/word/2012/wordml" xmlns:w16cex="http://schemas.microsoft.com/office/word/2018/wordml/cex" xmlns:w16cid="http://schemas.microsoft.com/office/word/2016/wordml/cid" xmlns:w16="http://schemas.microsoft.com/office/word/2018/wordml" xmlns:w16du="http://schemas.microsoft.com/office/word/2023/wordml/word16du" xmlns:w16sdtdh="http://schemas.microsoft.com/office/word/2020/wordml/sdtdatahash" xmlns:w16sdtfl="http://schemas.microsoft.com/office/word/2024/wordml/sdtformatlock" xmlns:w16se="http://schemas.microsoft.com/office/word/2015/wordml/symex" xmlns:wpg="http://schemas.microsoft.com/office/word/2010/wordprocessingGroup" xmlns:wpi="http://schemas.microsoft.com/office/word/2010/wordprocessingInk" xmlns:wne="http://schemas.microsoft.com/office/word/2006/wordml" xmlns:wps="http://schemas.microsoft.com/office/word/2010/wordprocessingShape" mc:Ignorable="w14 w15 w16se w16cid w16 w16cex w16sdtdh w16sdtfl w16du wp14">
   <w:body>
     <w:p>
       <w:pPr>
@@ -184,13 +184,11 @@
         </w:p>
       </w:sdtContent>
     </w:sdt>
-    <w:bookmarkStart w:id="0" w:name="_GoBack" w:displacedByCustomXml="prev"/>
-    <w:bookmarkEnd w:id="0" w:displacedByCustomXml="prev"/>
     <w:p>
       <w:pPr>
         <w:jc w:val="center"/>
         <w:rPr>
-          <w:rFonts w:ascii="Times New Roman" w:eastAsia="標楷體" w:hAnsi="Times New Roman" w:cs="Times New Roman" w:hint="eastAsia"/>
+          <w:rFonts w:ascii="Times New Roman" w:eastAsia="標楷體" w:hAnsi="Times New Roman" w:cs="Times New Roman"/>
           <w:sz w:val="52"/>
           <w:szCs w:val="52"/>
         </w:rPr>
@@ -271,7 +269,7 @@
       <w:pPr>
         <w:jc w:val="center"/>
         <w:rPr>
-          <w:rFonts w:ascii="Times New Roman" w:eastAsia="標楷體" w:hAnsi="Times New Roman" w:cs="Times New Roman" w:hint="eastAsia"/>
+          <w:rFonts w:ascii="Times New Roman" w:eastAsia="標楷體" w:hAnsi="Times New Roman" w:cs="Times New Roman"/>
           <w:b/>
           <w:sz w:val="44"/>
           <w:szCs w:val="44"/>
@@ -410,35 +408,5420 @@
       <w:pPr>
         <w:widowControl/>
         <w:rPr>
-          <w:rFonts w:ascii="標楷體" w:eastAsia="標楷體" w:hAnsi="標楷體" w:cs="Times New Roman"/>
-          <w:sz w:val="36"/>
-          <w:szCs w:val="36"/>
-        </w:rPr>
-      </w:pPr>
-      <w:r>
-        <w:rPr>
-          <w:rFonts w:ascii="標楷體" w:eastAsia="標楷體" w:hAnsi="標楷體" w:cs="Times New Roman"/>
-          <w:sz w:val="36"/>
-          <w:szCs w:val="36"/>
+          <w:rFonts w:ascii="Times New Roman" w:eastAsia="標楷體" w:hAnsi="Times New Roman" w:cs="Times New Roman"/>
+          <w:sz w:val="56"/>
+          <w:szCs w:val="56"/>
+        </w:rPr>
+      </w:pPr>
+      <w:r>
+        <w:rPr>
+          <w:rFonts w:ascii="Times New Roman" w:eastAsia="標楷體" w:hAnsi="Times New Roman" w:cs="Times New Roman"/>
+          <w:sz w:val="56"/>
+          <w:szCs w:val="56"/>
         </w:rPr>
         <w:lastRenderedPageBreak/>
-        <w:br w:type="page"/>
+        <w:t>Question1:</w:t>
+      </w:r>
+    </w:p>
+    <w:p>
+      <w:pPr>
+        <w:rPr>
+          <w:rFonts w:ascii="標楷體" w:eastAsia="標楷體" w:hAnsi="標楷體" w:cs="Times New Roman"/>
+          <w:sz w:val="28"/>
+          <w:szCs w:val="28"/>
+        </w:rPr>
+      </w:pPr>
+      <w:r>
+        <w:rPr>
+          <w:rFonts w:ascii="標楷體" w:eastAsia="標楷體" w:hAnsi="標楷體" w:cs="Times New Roman"/>
+          <w:sz w:val="28"/>
+          <w:szCs w:val="28"/>
+        </w:rPr>
+        <w:t>Epoch 1: Loss = 1.098611</w:t>
+      </w:r>
+    </w:p>
+    <w:p>
+      <w:pPr>
+        <w:rPr>
+          <w:rFonts w:ascii="標楷體" w:eastAsia="標楷體" w:hAnsi="標楷體" w:cs="Times New Roman"/>
+          <w:sz w:val="28"/>
+          <w:szCs w:val="28"/>
+        </w:rPr>
+      </w:pPr>
+      <w:r>
+        <w:rPr>
+          <w:rFonts w:ascii="標楷體" w:eastAsia="標楷體" w:hAnsi="標楷體" w:cs="Times New Roman"/>
+          <w:sz w:val="28"/>
+          <w:szCs w:val="28"/>
+        </w:rPr>
+        <w:t>W1 =</w:t>
+      </w:r>
+    </w:p>
+    <w:p>
+      <w:pPr>
+        <w:rPr>
+          <w:rFonts w:ascii="標楷體" w:eastAsia="標楷體" w:hAnsi="標楷體" w:cs="Times New Roman"/>
+          <w:sz w:val="28"/>
+          <w:szCs w:val="28"/>
+        </w:rPr>
+      </w:pPr>
+      <w:r>
+        <w:rPr>
+          <w:rFonts w:ascii="標楷體" w:eastAsia="標楷體" w:hAnsi="標楷體" w:cs="Times New Roman"/>
+          <w:sz w:val="28"/>
+          <w:szCs w:val="28"/>
+        </w:rPr>
+        <w:t xml:space="preserve"> [[ 0.09999354 -0.19999264]</w:t>
+      </w:r>
+    </w:p>
+    <w:p>
+      <w:pPr>
+        <w:rPr>
+          <w:rFonts w:ascii="標楷體" w:eastAsia="標楷體" w:hAnsi="標楷體" w:cs="Times New Roman"/>
+          <w:sz w:val="28"/>
+          <w:szCs w:val="28"/>
+        </w:rPr>
+      </w:pPr>
+      <w:r>
+        <w:rPr>
+          <w:rFonts w:ascii="標楷體" w:eastAsia="標楷體" w:hAnsi="標楷體" w:cs="Times New Roman"/>
+          <w:sz w:val="28"/>
+          <w:szCs w:val="28"/>
+        </w:rPr>
+        <w:t xml:space="preserve"> [ </w:t>
+      </w:r>
+      <w:proofErr w:type="gramStart"/>
+      <w:r>
+        <w:rPr>
+          <w:rFonts w:ascii="標楷體" w:eastAsia="標楷體" w:hAnsi="標楷體" w:cs="Times New Roman"/>
+          <w:sz w:val="28"/>
+          <w:szCs w:val="28"/>
+        </w:rPr>
+        <w:t>0.30001304  0.04998496</w:t>
+      </w:r>
+      <w:proofErr w:type="gramEnd"/>
+      <w:r>
+        <w:rPr>
+          <w:rFonts w:ascii="標楷體" w:eastAsia="標楷體" w:hAnsi="標楷體" w:cs="Times New Roman"/>
+          <w:sz w:val="28"/>
+          <w:szCs w:val="28"/>
+        </w:rPr>
+        <w:t>]]</w:t>
+      </w:r>
+    </w:p>
+    <w:p>
+      <w:pPr>
+        <w:rPr>
+          <w:rFonts w:ascii="標楷體" w:eastAsia="標楷體" w:hAnsi="標楷體" w:cs="Times New Roman"/>
+          <w:sz w:val="28"/>
+          <w:szCs w:val="28"/>
+        </w:rPr>
+      </w:pPr>
+      <w:r>
+        <w:rPr>
+          <w:rFonts w:ascii="標楷體" w:eastAsia="標楷體" w:hAnsi="標楷體" w:cs="Times New Roman"/>
+          <w:sz w:val="28"/>
+          <w:szCs w:val="28"/>
+        </w:rPr>
+        <w:t xml:space="preserve">b1 = [-0.00000009 -0.      </w:t>
+      </w:r>
+      <w:proofErr w:type="gramStart"/>
+      <w:r>
+        <w:rPr>
+          <w:rFonts w:ascii="標楷體" w:eastAsia="標楷體" w:hAnsi="標楷體" w:cs="Times New Roman"/>
+          <w:sz w:val="28"/>
+          <w:szCs w:val="28"/>
+        </w:rPr>
+        <w:t xml:space="preserve">  ]</w:t>
+      </w:r>
+      <w:proofErr w:type="gramEnd"/>
+    </w:p>
+    <w:p>
+      <w:pPr>
+        <w:rPr>
+          <w:rFonts w:ascii="標楷體" w:eastAsia="標楷體" w:hAnsi="標楷體" w:cs="Times New Roman"/>
+          <w:sz w:val="28"/>
+          <w:szCs w:val="28"/>
+        </w:rPr>
+      </w:pPr>
+      <w:r>
+        <w:rPr>
+          <w:rFonts w:ascii="標楷體" w:eastAsia="標楷體" w:hAnsi="標楷體" w:cs="Times New Roman"/>
+          <w:sz w:val="28"/>
+          <w:szCs w:val="28"/>
+        </w:rPr>
+        <w:t>W2 =</w:t>
+      </w:r>
+    </w:p>
+    <w:p>
+      <w:pPr>
+        <w:rPr>
+          <w:rFonts w:ascii="標楷體" w:eastAsia="標楷體" w:hAnsi="標楷體" w:cs="Times New Roman"/>
+          <w:sz w:val="28"/>
+          <w:szCs w:val="28"/>
+        </w:rPr>
+      </w:pPr>
+      <w:r>
+        <w:rPr>
+          <w:rFonts w:ascii="標楷體" w:eastAsia="標楷體" w:hAnsi="標楷體" w:cs="Times New Roman"/>
+          <w:sz w:val="28"/>
+          <w:szCs w:val="28"/>
+        </w:rPr>
+        <w:t xml:space="preserve"> [[ 0.01995221 -0.04003151]</w:t>
+      </w:r>
+    </w:p>
+    <w:p>
+      <w:pPr>
+        <w:rPr>
+          <w:rFonts w:ascii="標楷體" w:eastAsia="標楷體" w:hAnsi="標楷體" w:cs="Times New Roman"/>
+          <w:sz w:val="28"/>
+          <w:szCs w:val="28"/>
+        </w:rPr>
+      </w:pPr>
+      <w:r>
+        <w:rPr>
+          <w:rFonts w:ascii="標楷體" w:eastAsia="標楷體" w:hAnsi="標楷體" w:cs="Times New Roman"/>
+          <w:sz w:val="28"/>
+          <w:szCs w:val="28"/>
+        </w:rPr>
+        <w:t xml:space="preserve"> [-0.</w:t>
+      </w:r>
+      <w:proofErr w:type="gramStart"/>
+      <w:r>
+        <w:rPr>
+          <w:rFonts w:ascii="標楷體" w:eastAsia="標楷體" w:hAnsi="標楷體" w:cs="Times New Roman"/>
+          <w:sz w:val="28"/>
+          <w:szCs w:val="28"/>
+        </w:rPr>
+        <w:t>02995785  0.06003429</w:t>
+      </w:r>
+      <w:proofErr w:type="gramEnd"/>
+      <w:r>
+        <w:rPr>
+          <w:rFonts w:ascii="標楷體" w:eastAsia="標楷體" w:hAnsi="標楷體" w:cs="Times New Roman"/>
+          <w:sz w:val="28"/>
+          <w:szCs w:val="28"/>
+        </w:rPr>
+        <w:t>]]</w:t>
+      </w:r>
+    </w:p>
+    <w:p>
+      <w:pPr>
+        <w:rPr>
+          <w:rFonts w:ascii="標楷體" w:eastAsia="標楷體" w:hAnsi="標楷體" w:cs="Times New Roman"/>
+          <w:sz w:val="28"/>
+          <w:szCs w:val="28"/>
+        </w:rPr>
+      </w:pPr>
+      <w:r>
+        <w:rPr>
+          <w:rFonts w:ascii="標楷體" w:eastAsia="標楷體" w:hAnsi="標楷體" w:cs="Times New Roman"/>
+          <w:sz w:val="28"/>
+          <w:szCs w:val="28"/>
+        </w:rPr>
+        <w:t>b2 = [ 0.00999717 -0.01999814]</w:t>
+      </w:r>
+    </w:p>
+    <w:p>
+      <w:pPr>
+        <w:rPr>
+          <w:rFonts w:ascii="標楷體" w:eastAsia="標楷體" w:hAnsi="標楷體" w:cs="Times New Roman"/>
+          <w:sz w:val="28"/>
+          <w:szCs w:val="28"/>
+        </w:rPr>
+      </w:pPr>
+      <w:r>
+        <w:rPr>
+          <w:rFonts w:ascii="標楷體" w:eastAsia="標楷體" w:hAnsi="標楷體" w:cs="Times New Roman"/>
+          <w:sz w:val="28"/>
+          <w:szCs w:val="28"/>
+        </w:rPr>
+        <w:t>W3 =</w:t>
+      </w:r>
+    </w:p>
+    <w:p>
+      <w:pPr>
+        <w:rPr>
+          <w:rFonts w:ascii="標楷體" w:eastAsia="標楷體" w:hAnsi="標楷體" w:cs="Times New Roman"/>
+          <w:sz w:val="28"/>
+          <w:szCs w:val="28"/>
+        </w:rPr>
+      </w:pPr>
+      <w:r>
+        <w:rPr>
+          <w:rFonts w:ascii="標楷體" w:eastAsia="標楷體" w:hAnsi="標楷體" w:cs="Times New Roman"/>
+          <w:sz w:val="28"/>
+          <w:szCs w:val="28"/>
+        </w:rPr>
+        <w:t xml:space="preserve"> [[ 0.07999616 -0.04002844]</w:t>
+      </w:r>
+    </w:p>
+    <w:p>
+      <w:pPr>
+        <w:rPr>
+          <w:rFonts w:ascii="標楷體" w:eastAsia="標楷體" w:hAnsi="標楷體" w:cs="Times New Roman"/>
+          <w:sz w:val="28"/>
+          <w:szCs w:val="28"/>
+        </w:rPr>
+      </w:pPr>
+      <w:r>
+        <w:rPr>
+          <w:rFonts w:ascii="標楷體" w:eastAsia="標楷體" w:hAnsi="標楷體" w:cs="Times New Roman"/>
+          <w:sz w:val="28"/>
+          <w:szCs w:val="28"/>
+        </w:rPr>
+        <w:t xml:space="preserve"> [-0.</w:t>
+      </w:r>
+      <w:proofErr w:type="gramStart"/>
+      <w:r>
+        <w:rPr>
+          <w:rFonts w:ascii="標楷體" w:eastAsia="標楷體" w:hAnsi="標楷體" w:cs="Times New Roman"/>
+          <w:sz w:val="28"/>
+          <w:szCs w:val="28"/>
+        </w:rPr>
+        <w:t>04992628  0.0700623</w:t>
+      </w:r>
+      <w:proofErr w:type="gramEnd"/>
+      <w:r>
+        <w:rPr>
+          <w:rFonts w:ascii="標楷體" w:eastAsia="標楷體" w:hAnsi="標楷體" w:cs="Times New Roman"/>
+          <w:sz w:val="28"/>
+          <w:szCs w:val="28"/>
+        </w:rPr>
+        <w:t xml:space="preserve"> ]</w:t>
+      </w:r>
+    </w:p>
+    <w:p>
+      <w:pPr>
+        <w:rPr>
+          <w:rFonts w:ascii="標楷體" w:eastAsia="標楷體" w:hAnsi="標楷體" w:cs="Times New Roman"/>
+          <w:sz w:val="28"/>
+          <w:szCs w:val="28"/>
+        </w:rPr>
+      </w:pPr>
+      <w:r>
+        <w:rPr>
+          <w:rFonts w:ascii="標楷體" w:eastAsia="標楷體" w:hAnsi="標楷體" w:cs="Times New Roman"/>
+          <w:sz w:val="28"/>
+          <w:szCs w:val="28"/>
+        </w:rPr>
+        <w:t xml:space="preserve"> [ </w:t>
+      </w:r>
+      <w:proofErr w:type="gramStart"/>
+      <w:r>
+        <w:rPr>
+          <w:rFonts w:ascii="標楷體" w:eastAsia="標楷體" w:hAnsi="標楷體" w:cs="Times New Roman"/>
+          <w:sz w:val="28"/>
+          <w:szCs w:val="28"/>
+        </w:rPr>
+        <w:t>0.01993012  0.02996615</w:t>
+      </w:r>
+      <w:proofErr w:type="gramEnd"/>
+      <w:r>
+        <w:rPr>
+          <w:rFonts w:ascii="標楷體" w:eastAsia="標楷體" w:hAnsi="標楷體" w:cs="Times New Roman"/>
+          <w:sz w:val="28"/>
+          <w:szCs w:val="28"/>
+        </w:rPr>
+        <w:t>]]</w:t>
+      </w:r>
+    </w:p>
+    <w:p>
+      <w:pPr>
+        <w:rPr>
+          <w:rFonts w:ascii="標楷體" w:eastAsia="標楷體" w:hAnsi="標楷體" w:cs="Times New Roman"/>
+          <w:sz w:val="28"/>
+          <w:szCs w:val="28"/>
+        </w:rPr>
+      </w:pPr>
+      <w:r>
+        <w:rPr>
+          <w:rFonts w:ascii="標楷體" w:eastAsia="標楷體" w:hAnsi="標楷體" w:cs="Times New Roman"/>
+          <w:sz w:val="28"/>
+          <w:szCs w:val="28"/>
+        </w:rPr>
+        <w:t>b3 = [-0.</w:t>
+      </w:r>
+      <w:proofErr w:type="gramStart"/>
+      <w:r>
+        <w:rPr>
+          <w:rFonts w:ascii="標楷體" w:eastAsia="標楷體" w:hAnsi="標楷體" w:cs="Times New Roman"/>
+          <w:sz w:val="28"/>
+          <w:szCs w:val="28"/>
+        </w:rPr>
+        <w:t>00002739  0.00013844</w:t>
+      </w:r>
+      <w:proofErr w:type="gramEnd"/>
+      <w:r>
+        <w:rPr>
+          <w:rFonts w:ascii="標楷體" w:eastAsia="標楷體" w:hAnsi="標楷體" w:cs="Times New Roman"/>
+          <w:sz w:val="28"/>
+          <w:szCs w:val="28"/>
+        </w:rPr>
+        <w:t xml:space="preserve"> -0.00011105]</w:t>
+      </w:r>
+    </w:p>
+    <w:p>
+      <w:pPr>
+        <w:rPr>
+          <w:rFonts w:ascii="標楷體" w:eastAsia="標楷體" w:hAnsi="標楷體" w:cs="Times New Roman"/>
+          <w:sz w:val="28"/>
+          <w:szCs w:val="28"/>
+        </w:rPr>
+      </w:pPr>
+      <w:r>
+        <w:rPr>
+          <w:rFonts w:ascii="標楷體" w:eastAsia="標楷體" w:hAnsi="標楷體" w:cs="Times New Roman"/>
+          <w:sz w:val="28"/>
+          <w:szCs w:val="28"/>
+        </w:rPr>
+        <w:t>-------------------------------------------------------</w:t>
+      </w:r>
+    </w:p>
+    <w:p>
+      <w:pPr>
+        <w:rPr>
+          <w:rFonts w:ascii="標楷體" w:eastAsia="標楷體" w:hAnsi="標楷體" w:cs="Times New Roman"/>
+          <w:sz w:val="28"/>
+          <w:szCs w:val="28"/>
+        </w:rPr>
+      </w:pPr>
+      <w:r>
+        <w:rPr>
+          <w:rFonts w:ascii="標楷體" w:eastAsia="標楷體" w:hAnsi="標楷體" w:cs="Times New Roman"/>
+          <w:sz w:val="28"/>
+          <w:szCs w:val="28"/>
+        </w:rPr>
+        <w:t>Epoch 2: Loss = 1.098610</w:t>
+      </w:r>
+    </w:p>
+    <w:p>
+      <w:pPr>
+        <w:rPr>
+          <w:rFonts w:ascii="標楷體" w:eastAsia="標楷體" w:hAnsi="標楷體" w:cs="Times New Roman"/>
+          <w:sz w:val="28"/>
+          <w:szCs w:val="28"/>
+        </w:rPr>
+      </w:pPr>
+      <w:r>
+        <w:rPr>
+          <w:rFonts w:ascii="標楷體" w:eastAsia="標楷體" w:hAnsi="標楷體" w:cs="Times New Roman"/>
+          <w:sz w:val="28"/>
+          <w:szCs w:val="28"/>
+        </w:rPr>
+        <w:t>W1 =</w:t>
+      </w:r>
+    </w:p>
+    <w:p>
+      <w:pPr>
+        <w:rPr>
+          <w:rFonts w:ascii="標楷體" w:eastAsia="標楷體" w:hAnsi="標楷體" w:cs="Times New Roman"/>
+          <w:sz w:val="28"/>
+          <w:szCs w:val="28"/>
+        </w:rPr>
+      </w:pPr>
+      <w:r>
+        <w:rPr>
+          <w:rFonts w:ascii="標楷體" w:eastAsia="標楷體" w:hAnsi="標楷體" w:cs="Times New Roman"/>
+          <w:sz w:val="28"/>
+          <w:szCs w:val="28"/>
+        </w:rPr>
+        <w:t xml:space="preserve"> [[ 0.09998709 -0.19998529]</w:t>
+      </w:r>
+    </w:p>
+    <w:p>
+      <w:pPr>
+        <w:rPr>
+          <w:rFonts w:ascii="標楷體" w:eastAsia="標楷體" w:hAnsi="標楷體" w:cs="Times New Roman"/>
+          <w:sz w:val="28"/>
+          <w:szCs w:val="28"/>
+        </w:rPr>
+      </w:pPr>
+      <w:r>
+        <w:rPr>
+          <w:rFonts w:ascii="標楷體" w:eastAsia="標楷體" w:hAnsi="標楷體" w:cs="Times New Roman"/>
+          <w:sz w:val="28"/>
+          <w:szCs w:val="28"/>
+        </w:rPr>
+        <w:lastRenderedPageBreak/>
+        <w:t xml:space="preserve"> [ </w:t>
+      </w:r>
+      <w:proofErr w:type="gramStart"/>
+      <w:r>
+        <w:rPr>
+          <w:rFonts w:ascii="標楷體" w:eastAsia="標楷體" w:hAnsi="標楷體" w:cs="Times New Roman"/>
+          <w:sz w:val="28"/>
+          <w:szCs w:val="28"/>
+        </w:rPr>
+        <w:t>0.30002608  0.04996992</w:t>
+      </w:r>
+      <w:proofErr w:type="gramEnd"/>
+      <w:r>
+        <w:rPr>
+          <w:rFonts w:ascii="標楷體" w:eastAsia="標楷體" w:hAnsi="標楷體" w:cs="Times New Roman"/>
+          <w:sz w:val="28"/>
+          <w:szCs w:val="28"/>
+        </w:rPr>
+        <w:t>]]</w:t>
+      </w:r>
+    </w:p>
+    <w:p>
+      <w:pPr>
+        <w:rPr>
+          <w:rFonts w:ascii="標楷體" w:eastAsia="標楷體" w:hAnsi="標楷體" w:cs="Times New Roman"/>
+          <w:sz w:val="28"/>
+          <w:szCs w:val="28"/>
+        </w:rPr>
+      </w:pPr>
+      <w:r>
+        <w:rPr>
+          <w:rFonts w:ascii="標楷體" w:eastAsia="標楷體" w:hAnsi="標楷體" w:cs="Times New Roman"/>
+          <w:sz w:val="28"/>
+          <w:szCs w:val="28"/>
+        </w:rPr>
+        <w:t xml:space="preserve">b1 = [-0.00000017 -0.      </w:t>
+      </w:r>
+      <w:proofErr w:type="gramStart"/>
+      <w:r>
+        <w:rPr>
+          <w:rFonts w:ascii="標楷體" w:eastAsia="標楷體" w:hAnsi="標楷體" w:cs="Times New Roman"/>
+          <w:sz w:val="28"/>
+          <w:szCs w:val="28"/>
+        </w:rPr>
+        <w:t xml:space="preserve">  ]</w:t>
+      </w:r>
+      <w:proofErr w:type="gramEnd"/>
+    </w:p>
+    <w:p>
+      <w:pPr>
+        <w:rPr>
+          <w:rFonts w:ascii="標楷體" w:eastAsia="標楷體" w:hAnsi="標楷體" w:cs="Times New Roman"/>
+          <w:sz w:val="28"/>
+          <w:szCs w:val="28"/>
+        </w:rPr>
+      </w:pPr>
+      <w:r>
+        <w:rPr>
+          <w:rFonts w:ascii="標楷體" w:eastAsia="標楷體" w:hAnsi="標楷體" w:cs="Times New Roman"/>
+          <w:sz w:val="28"/>
+          <w:szCs w:val="28"/>
+        </w:rPr>
+        <w:t>W2 =</w:t>
+      </w:r>
+    </w:p>
+    <w:p>
+      <w:pPr>
+        <w:rPr>
+          <w:rFonts w:ascii="標楷體" w:eastAsia="標楷體" w:hAnsi="標楷體" w:cs="Times New Roman"/>
+          <w:sz w:val="28"/>
+          <w:szCs w:val="28"/>
+        </w:rPr>
+      </w:pPr>
+      <w:r>
+        <w:rPr>
+          <w:rFonts w:ascii="標楷體" w:eastAsia="標楷體" w:hAnsi="標楷體" w:cs="Times New Roman"/>
+          <w:sz w:val="28"/>
+          <w:szCs w:val="28"/>
+        </w:rPr>
+        <w:t xml:space="preserve"> [[ 0.01990448 -0.04006301]</w:t>
+      </w:r>
+    </w:p>
+    <w:p>
+      <w:pPr>
+        <w:rPr>
+          <w:rFonts w:ascii="標楷體" w:eastAsia="標楷體" w:hAnsi="標楷體" w:cs="Times New Roman"/>
+          <w:sz w:val="28"/>
+          <w:szCs w:val="28"/>
+        </w:rPr>
+      </w:pPr>
+      <w:r>
+        <w:rPr>
+          <w:rFonts w:ascii="標楷體" w:eastAsia="標楷體" w:hAnsi="標楷體" w:cs="Times New Roman"/>
+          <w:sz w:val="28"/>
+          <w:szCs w:val="28"/>
+        </w:rPr>
+        <w:t xml:space="preserve"> [-0.</w:t>
+      </w:r>
+      <w:proofErr w:type="gramStart"/>
+      <w:r>
+        <w:rPr>
+          <w:rFonts w:ascii="標楷體" w:eastAsia="標楷體" w:hAnsi="標楷體" w:cs="Times New Roman"/>
+          <w:sz w:val="28"/>
+          <w:szCs w:val="28"/>
+        </w:rPr>
+        <w:t>02991569  0.06006856</w:t>
+      </w:r>
+      <w:proofErr w:type="gramEnd"/>
+      <w:r>
+        <w:rPr>
+          <w:rFonts w:ascii="標楷體" w:eastAsia="標楷體" w:hAnsi="標楷體" w:cs="Times New Roman"/>
+          <w:sz w:val="28"/>
+          <w:szCs w:val="28"/>
+        </w:rPr>
+        <w:t>]]</w:t>
+      </w:r>
+    </w:p>
+    <w:p>
+      <w:pPr>
+        <w:rPr>
+          <w:rFonts w:ascii="標楷體" w:eastAsia="標楷體" w:hAnsi="標楷體" w:cs="Times New Roman"/>
+          <w:sz w:val="28"/>
+          <w:szCs w:val="28"/>
+        </w:rPr>
+      </w:pPr>
+      <w:r>
+        <w:rPr>
+          <w:rFonts w:ascii="標楷體" w:eastAsia="標楷體" w:hAnsi="標楷體" w:cs="Times New Roman"/>
+          <w:sz w:val="28"/>
+          <w:szCs w:val="28"/>
+        </w:rPr>
+        <w:t>b2 = [ 0.00999441 -0.01999631]</w:t>
+      </w:r>
+    </w:p>
+    <w:p>
+      <w:pPr>
+        <w:rPr>
+          <w:rFonts w:ascii="標楷體" w:eastAsia="標楷體" w:hAnsi="標楷體" w:cs="Times New Roman"/>
+          <w:sz w:val="28"/>
+          <w:szCs w:val="28"/>
+        </w:rPr>
+      </w:pPr>
+      <w:r>
+        <w:rPr>
+          <w:rFonts w:ascii="標楷體" w:eastAsia="標楷體" w:hAnsi="標楷體" w:cs="Times New Roman"/>
+          <w:sz w:val="28"/>
+          <w:szCs w:val="28"/>
+        </w:rPr>
+        <w:t>W3 =</w:t>
+      </w:r>
+    </w:p>
+    <w:p>
+      <w:pPr>
+        <w:rPr>
+          <w:rFonts w:ascii="標楷體" w:eastAsia="標楷體" w:hAnsi="標楷體" w:cs="Times New Roman"/>
+          <w:sz w:val="28"/>
+          <w:szCs w:val="28"/>
+        </w:rPr>
+      </w:pPr>
+      <w:r>
+        <w:rPr>
+          <w:rFonts w:ascii="標楷體" w:eastAsia="標楷體" w:hAnsi="標楷體" w:cs="Times New Roman"/>
+          <w:sz w:val="28"/>
+          <w:szCs w:val="28"/>
+        </w:rPr>
+        <w:t xml:space="preserve"> [[ 0.07999272 -0.04005656]</w:t>
+      </w:r>
+    </w:p>
+    <w:p>
+      <w:pPr>
+        <w:rPr>
+          <w:rFonts w:ascii="標楷體" w:eastAsia="標楷體" w:hAnsi="標楷體" w:cs="Times New Roman"/>
+          <w:sz w:val="28"/>
+          <w:szCs w:val="28"/>
+        </w:rPr>
+      </w:pPr>
+      <w:r>
+        <w:rPr>
+          <w:rFonts w:ascii="標楷體" w:eastAsia="標楷體" w:hAnsi="標楷體" w:cs="Times New Roman"/>
+          <w:sz w:val="28"/>
+          <w:szCs w:val="28"/>
+        </w:rPr>
+        <w:t xml:space="preserve"> [-0.0498543   0.07012289]</w:t>
+      </w:r>
+    </w:p>
+    <w:p>
+      <w:pPr>
+        <w:rPr>
+          <w:rFonts w:ascii="標楷體" w:eastAsia="標楷體" w:hAnsi="標楷體" w:cs="Times New Roman"/>
+          <w:sz w:val="28"/>
+          <w:szCs w:val="28"/>
+        </w:rPr>
+      </w:pPr>
+      <w:r>
+        <w:rPr>
+          <w:rFonts w:ascii="標楷體" w:eastAsia="標楷體" w:hAnsi="標楷體" w:cs="Times New Roman"/>
+          <w:sz w:val="28"/>
+          <w:szCs w:val="28"/>
+        </w:rPr>
+        <w:t xml:space="preserve"> [ </w:t>
+      </w:r>
+      <w:proofErr w:type="gramStart"/>
+      <w:r>
+        <w:rPr>
+          <w:rFonts w:ascii="標楷體" w:eastAsia="標楷體" w:hAnsi="標楷體" w:cs="Times New Roman"/>
+          <w:sz w:val="28"/>
+          <w:szCs w:val="28"/>
+        </w:rPr>
+        <w:t>0.01986158  0.02993367</w:t>
+      </w:r>
+      <w:proofErr w:type="gramEnd"/>
+      <w:r>
+        <w:rPr>
+          <w:rFonts w:ascii="標楷體" w:eastAsia="標楷體" w:hAnsi="標楷體" w:cs="Times New Roman"/>
+          <w:sz w:val="28"/>
+          <w:szCs w:val="28"/>
+        </w:rPr>
+        <w:t>]]</w:t>
+      </w:r>
+    </w:p>
+    <w:p>
+      <w:pPr>
+        <w:rPr>
+          <w:rFonts w:ascii="標楷體" w:eastAsia="標楷體" w:hAnsi="標楷體" w:cs="Times New Roman"/>
+          <w:sz w:val="28"/>
+          <w:szCs w:val="28"/>
+        </w:rPr>
+      </w:pPr>
+      <w:r>
+        <w:rPr>
+          <w:rFonts w:ascii="標楷體" w:eastAsia="標楷體" w:hAnsi="標楷體" w:cs="Times New Roman"/>
+          <w:sz w:val="28"/>
+          <w:szCs w:val="28"/>
+        </w:rPr>
+        <w:t>b3 = [-0.</w:t>
+      </w:r>
+      <w:proofErr w:type="gramStart"/>
+      <w:r>
+        <w:rPr>
+          <w:rFonts w:ascii="標楷體" w:eastAsia="標楷體" w:hAnsi="標楷體" w:cs="Times New Roman"/>
+          <w:sz w:val="28"/>
+          <w:szCs w:val="28"/>
+        </w:rPr>
+        <w:t>00005404  0.00027343</w:t>
+      </w:r>
+      <w:proofErr w:type="gramEnd"/>
+      <w:r>
+        <w:rPr>
+          <w:rFonts w:ascii="標楷體" w:eastAsia="標楷體" w:hAnsi="標楷體" w:cs="Times New Roman"/>
+          <w:sz w:val="28"/>
+          <w:szCs w:val="28"/>
+        </w:rPr>
+        <w:t xml:space="preserve"> -0.00021938]</w:t>
+      </w:r>
+    </w:p>
+    <w:p>
+      <w:pPr>
+        <w:rPr>
+          <w:rFonts w:ascii="標楷體" w:eastAsia="標楷體" w:hAnsi="標楷體" w:cs="Times New Roman"/>
+          <w:sz w:val="28"/>
+          <w:szCs w:val="28"/>
+        </w:rPr>
+      </w:pPr>
+      <w:r>
+        <w:rPr>
+          <w:rFonts w:ascii="標楷體" w:eastAsia="標楷體" w:hAnsi="標楷體" w:cs="Times New Roman"/>
+          <w:sz w:val="28"/>
+          <w:szCs w:val="28"/>
+        </w:rPr>
+        <w:t>-------------------------------------------------------</w:t>
+      </w:r>
+    </w:p>
+    <w:p>
+      <w:pPr>
+        <w:rPr>
+          <w:rFonts w:ascii="標楷體" w:eastAsia="標楷體" w:hAnsi="標楷體" w:cs="Times New Roman"/>
+          <w:sz w:val="28"/>
+          <w:szCs w:val="28"/>
+        </w:rPr>
+      </w:pPr>
+      <w:r>
+        <w:rPr>
+          <w:rFonts w:ascii="標楷體" w:eastAsia="標楷體" w:hAnsi="標楷體" w:cs="Times New Roman"/>
+          <w:sz w:val="28"/>
+          <w:szCs w:val="28"/>
+        </w:rPr>
+        <w:t>Epoch 3: Loss = 1.098609</w:t>
+      </w:r>
+    </w:p>
+    <w:p>
+      <w:pPr>
+        <w:rPr>
+          <w:rFonts w:ascii="標楷體" w:eastAsia="標楷體" w:hAnsi="標楷體" w:cs="Times New Roman"/>
+          <w:sz w:val="28"/>
+          <w:szCs w:val="28"/>
+        </w:rPr>
+      </w:pPr>
+      <w:r>
+        <w:rPr>
+          <w:rFonts w:ascii="標楷體" w:eastAsia="標楷體" w:hAnsi="標楷體" w:cs="Times New Roman"/>
+          <w:sz w:val="28"/>
+          <w:szCs w:val="28"/>
+        </w:rPr>
+        <w:t>W1 =</w:t>
+      </w:r>
+    </w:p>
+    <w:p>
+      <w:pPr>
+        <w:rPr>
+          <w:rFonts w:ascii="標楷體" w:eastAsia="標楷體" w:hAnsi="標楷體" w:cs="Times New Roman"/>
+          <w:sz w:val="28"/>
+          <w:szCs w:val="28"/>
+        </w:rPr>
+      </w:pPr>
+      <w:r>
+        <w:rPr>
+          <w:rFonts w:ascii="標楷體" w:eastAsia="標楷體" w:hAnsi="標楷體" w:cs="Times New Roman"/>
+          <w:sz w:val="28"/>
+          <w:szCs w:val="28"/>
+        </w:rPr>
+        <w:t xml:space="preserve"> [[ 0.09998065 -0.19997795]</w:t>
+      </w:r>
+    </w:p>
+    <w:p>
+      <w:pPr>
+        <w:rPr>
+          <w:rFonts w:ascii="標楷體" w:eastAsia="標楷體" w:hAnsi="標楷體" w:cs="Times New Roman"/>
+          <w:sz w:val="28"/>
+          <w:szCs w:val="28"/>
+        </w:rPr>
+      </w:pPr>
+      <w:r>
+        <w:rPr>
+          <w:rFonts w:ascii="標楷體" w:eastAsia="標楷體" w:hAnsi="標楷體" w:cs="Times New Roman"/>
+          <w:sz w:val="28"/>
+          <w:szCs w:val="28"/>
+        </w:rPr>
+        <w:t xml:space="preserve"> [ </w:t>
+      </w:r>
+      <w:proofErr w:type="gramStart"/>
+      <w:r>
+        <w:rPr>
+          <w:rFonts w:ascii="標楷體" w:eastAsia="標楷體" w:hAnsi="標楷體" w:cs="Times New Roman"/>
+          <w:sz w:val="28"/>
+          <w:szCs w:val="28"/>
+        </w:rPr>
+        <w:t>0.30003914  0.04995485</w:t>
+      </w:r>
+      <w:proofErr w:type="gramEnd"/>
+      <w:r>
+        <w:rPr>
+          <w:rFonts w:ascii="標楷體" w:eastAsia="標楷體" w:hAnsi="標楷體" w:cs="Times New Roman"/>
+          <w:sz w:val="28"/>
+          <w:szCs w:val="28"/>
+        </w:rPr>
+        <w:t>]]</w:t>
+      </w:r>
+    </w:p>
+    <w:p>
+      <w:pPr>
+        <w:rPr>
+          <w:rFonts w:ascii="標楷體" w:eastAsia="標楷體" w:hAnsi="標楷體" w:cs="Times New Roman"/>
+          <w:sz w:val="28"/>
+          <w:szCs w:val="28"/>
+        </w:rPr>
+      </w:pPr>
+      <w:r>
+        <w:rPr>
+          <w:rFonts w:ascii="標楷體" w:eastAsia="標楷體" w:hAnsi="標楷體" w:cs="Times New Roman"/>
+          <w:sz w:val="28"/>
+          <w:szCs w:val="28"/>
+        </w:rPr>
+        <w:t>b1 = [-0.00000026 -0.00000001]</w:t>
+      </w:r>
+    </w:p>
+    <w:p>
+      <w:pPr>
+        <w:rPr>
+          <w:rFonts w:ascii="標楷體" w:eastAsia="標楷體" w:hAnsi="標楷體" w:cs="Times New Roman"/>
+          <w:sz w:val="28"/>
+          <w:szCs w:val="28"/>
+        </w:rPr>
+      </w:pPr>
+      <w:r>
+        <w:rPr>
+          <w:rFonts w:ascii="標楷體" w:eastAsia="標楷體" w:hAnsi="標楷體" w:cs="Times New Roman"/>
+          <w:sz w:val="28"/>
+          <w:szCs w:val="28"/>
+        </w:rPr>
+        <w:t>W2 =</w:t>
+      </w:r>
+    </w:p>
+    <w:p>
+      <w:pPr>
+        <w:rPr>
+          <w:rFonts w:ascii="標楷體" w:eastAsia="標楷體" w:hAnsi="標楷體" w:cs="Times New Roman"/>
+          <w:sz w:val="28"/>
+          <w:szCs w:val="28"/>
+        </w:rPr>
+      </w:pPr>
+      <w:r>
+        <w:rPr>
+          <w:rFonts w:ascii="標楷體" w:eastAsia="標楷體" w:hAnsi="標楷體" w:cs="Times New Roman"/>
+          <w:sz w:val="28"/>
+          <w:szCs w:val="28"/>
+        </w:rPr>
+        <w:t xml:space="preserve"> [[ </w:t>
+      </w:r>
+      <w:proofErr w:type="gramStart"/>
+      <w:r>
+        <w:rPr>
+          <w:rFonts w:ascii="標楷體" w:eastAsia="標楷體" w:hAnsi="標楷體" w:cs="Times New Roman"/>
+          <w:sz w:val="28"/>
+          <w:szCs w:val="28"/>
+        </w:rPr>
+        <w:t>0.0198568  -</w:t>
+      </w:r>
+      <w:proofErr w:type="gramEnd"/>
+      <w:r>
+        <w:rPr>
+          <w:rFonts w:ascii="標楷體" w:eastAsia="標楷體" w:hAnsi="標楷體" w:cs="Times New Roman"/>
+          <w:sz w:val="28"/>
+          <w:szCs w:val="28"/>
+        </w:rPr>
+        <w:t>0.</w:t>
+      </w:r>
+      <w:proofErr w:type="gramStart"/>
+      <w:r>
+        <w:rPr>
+          <w:rFonts w:ascii="標楷體" w:eastAsia="標楷體" w:hAnsi="標楷體" w:cs="Times New Roman"/>
+          <w:sz w:val="28"/>
+          <w:szCs w:val="28"/>
+        </w:rPr>
+        <w:t>0400945 ]</w:t>
+      </w:r>
+      <w:proofErr w:type="gramEnd"/>
+    </w:p>
+    <w:p>
+      <w:pPr>
+        <w:rPr>
+          <w:rFonts w:ascii="標楷體" w:eastAsia="標楷體" w:hAnsi="標楷體" w:cs="Times New Roman"/>
+          <w:sz w:val="28"/>
+          <w:szCs w:val="28"/>
+        </w:rPr>
+      </w:pPr>
+      <w:r>
+        <w:rPr>
+          <w:rFonts w:ascii="標楷體" w:eastAsia="標楷體" w:hAnsi="標楷體" w:cs="Times New Roman"/>
+          <w:sz w:val="28"/>
+          <w:szCs w:val="28"/>
+        </w:rPr>
+        <w:lastRenderedPageBreak/>
+        <w:t xml:space="preserve"> [-0.</w:t>
+      </w:r>
+      <w:proofErr w:type="gramStart"/>
+      <w:r>
+        <w:rPr>
+          <w:rFonts w:ascii="標楷體" w:eastAsia="標楷體" w:hAnsi="標楷體" w:cs="Times New Roman"/>
+          <w:sz w:val="28"/>
+          <w:szCs w:val="28"/>
+        </w:rPr>
+        <w:t>02987353  0.06010281</w:t>
+      </w:r>
+      <w:proofErr w:type="gramEnd"/>
+      <w:r>
+        <w:rPr>
+          <w:rFonts w:ascii="標楷體" w:eastAsia="標楷體" w:hAnsi="標楷體" w:cs="Times New Roman"/>
+          <w:sz w:val="28"/>
+          <w:szCs w:val="28"/>
+        </w:rPr>
+        <w:t>]]</w:t>
+      </w:r>
+    </w:p>
+    <w:p>
+      <w:pPr>
+        <w:rPr>
+          <w:rFonts w:ascii="標楷體" w:eastAsia="標楷體" w:hAnsi="標楷體" w:cs="Times New Roman"/>
+          <w:sz w:val="28"/>
+          <w:szCs w:val="28"/>
+        </w:rPr>
+      </w:pPr>
+      <w:r>
+        <w:rPr>
+          <w:rFonts w:ascii="標楷體" w:eastAsia="標楷體" w:hAnsi="標楷體" w:cs="Times New Roman"/>
+          <w:sz w:val="28"/>
+          <w:szCs w:val="28"/>
+        </w:rPr>
+        <w:t>b2 = [ 0.00999172 -0.01999454]</w:t>
+      </w:r>
+    </w:p>
+    <w:p>
+      <w:pPr>
+        <w:rPr>
+          <w:rFonts w:ascii="標楷體" w:eastAsia="標楷體" w:hAnsi="標楷體" w:cs="Times New Roman"/>
+          <w:sz w:val="28"/>
+          <w:szCs w:val="28"/>
+        </w:rPr>
+      </w:pPr>
+      <w:r>
+        <w:rPr>
+          <w:rFonts w:ascii="標楷體" w:eastAsia="標楷體" w:hAnsi="標楷體" w:cs="Times New Roman"/>
+          <w:sz w:val="28"/>
+          <w:szCs w:val="28"/>
+        </w:rPr>
+        <w:t>W3 =</w:t>
+      </w:r>
+    </w:p>
+    <w:p>
+      <w:pPr>
+        <w:rPr>
+          <w:rFonts w:ascii="標楷體" w:eastAsia="標楷體" w:hAnsi="標楷體" w:cs="Times New Roman"/>
+          <w:sz w:val="28"/>
+          <w:szCs w:val="28"/>
+        </w:rPr>
+      </w:pPr>
+      <w:r>
+        <w:rPr>
+          <w:rFonts w:ascii="標楷體" w:eastAsia="標楷體" w:hAnsi="標楷體" w:cs="Times New Roman"/>
+          <w:sz w:val="28"/>
+          <w:szCs w:val="28"/>
+        </w:rPr>
+        <w:t xml:space="preserve"> [[ 0.07998968 -0.04008435]</w:t>
+      </w:r>
+    </w:p>
+    <w:p>
+      <w:pPr>
+        <w:rPr>
+          <w:rFonts w:ascii="標楷體" w:eastAsia="標楷體" w:hAnsi="標楷體" w:cs="Times New Roman"/>
+          <w:sz w:val="28"/>
+          <w:szCs w:val="28"/>
+        </w:rPr>
+      </w:pPr>
+      <w:r>
+        <w:rPr>
+          <w:rFonts w:ascii="標楷體" w:eastAsia="標楷體" w:hAnsi="標楷體" w:cs="Times New Roman"/>
+          <w:sz w:val="28"/>
+          <w:szCs w:val="28"/>
+        </w:rPr>
+        <w:t xml:space="preserve"> [-0.</w:t>
+      </w:r>
+      <w:proofErr w:type="gramStart"/>
+      <w:r>
+        <w:rPr>
+          <w:rFonts w:ascii="標楷體" w:eastAsia="標楷體" w:hAnsi="標楷體" w:cs="Times New Roman"/>
+          <w:sz w:val="28"/>
+          <w:szCs w:val="28"/>
+        </w:rPr>
+        <w:t>04978402  0.07018182</w:t>
+      </w:r>
+      <w:proofErr w:type="gramEnd"/>
+      <w:r>
+        <w:rPr>
+          <w:rFonts w:ascii="標楷體" w:eastAsia="標楷體" w:hAnsi="標楷體" w:cs="Times New Roman"/>
+          <w:sz w:val="28"/>
+          <w:szCs w:val="28"/>
+        </w:rPr>
+        <w:t>]</w:t>
+      </w:r>
+    </w:p>
+    <w:p>
+      <w:pPr>
+        <w:rPr>
+          <w:rFonts w:ascii="標楷體" w:eastAsia="標楷體" w:hAnsi="標楷體" w:cs="Times New Roman"/>
+          <w:sz w:val="28"/>
+          <w:szCs w:val="28"/>
+        </w:rPr>
+      </w:pPr>
+      <w:r>
+        <w:rPr>
+          <w:rFonts w:ascii="標楷體" w:eastAsia="標楷體" w:hAnsi="標楷體" w:cs="Times New Roman"/>
+          <w:sz w:val="28"/>
+          <w:szCs w:val="28"/>
+        </w:rPr>
+        <w:t xml:space="preserve"> [ </w:t>
+      </w:r>
+      <w:proofErr w:type="gramStart"/>
+      <w:r>
+        <w:rPr>
+          <w:rFonts w:ascii="標楷體" w:eastAsia="標楷體" w:hAnsi="標楷體" w:cs="Times New Roman"/>
+          <w:sz w:val="28"/>
+          <w:szCs w:val="28"/>
+        </w:rPr>
+        <w:t>0.01979434  0.02990253</w:t>
+      </w:r>
+      <w:proofErr w:type="gramEnd"/>
+      <w:r>
+        <w:rPr>
+          <w:rFonts w:ascii="標楷體" w:eastAsia="標楷體" w:hAnsi="標楷體" w:cs="Times New Roman"/>
+          <w:sz w:val="28"/>
+          <w:szCs w:val="28"/>
+        </w:rPr>
+        <w:t>]]</w:t>
+      </w:r>
+    </w:p>
+    <w:p>
+      <w:pPr>
+        <w:rPr>
+          <w:rFonts w:ascii="標楷體" w:eastAsia="標楷體" w:hAnsi="標楷體" w:cs="Times New Roman"/>
+          <w:sz w:val="28"/>
+          <w:szCs w:val="28"/>
+        </w:rPr>
+      </w:pPr>
+      <w:r>
+        <w:rPr>
+          <w:rFonts w:ascii="標楷體" w:eastAsia="標楷體" w:hAnsi="標楷體" w:cs="Times New Roman"/>
+          <w:sz w:val="28"/>
+          <w:szCs w:val="28"/>
+        </w:rPr>
+        <w:t>b3 = [-0.</w:t>
+      </w:r>
+      <w:proofErr w:type="gramStart"/>
+      <w:r>
+        <w:rPr>
+          <w:rFonts w:ascii="標楷體" w:eastAsia="標楷體" w:hAnsi="標楷體" w:cs="Times New Roman"/>
+          <w:sz w:val="28"/>
+          <w:szCs w:val="28"/>
+        </w:rPr>
+        <w:t>00007999  0.00040506</w:t>
+      </w:r>
+      <w:proofErr w:type="gramEnd"/>
+      <w:r>
+        <w:rPr>
+          <w:rFonts w:ascii="標楷體" w:eastAsia="標楷體" w:hAnsi="標楷體" w:cs="Times New Roman"/>
+          <w:sz w:val="28"/>
+          <w:szCs w:val="28"/>
+        </w:rPr>
+        <w:t xml:space="preserve"> -0.00032507]</w:t>
+      </w:r>
+    </w:p>
+    <w:p>
+      <w:pPr>
+        <w:rPr>
+          <w:rFonts w:ascii="標楷體" w:eastAsia="標楷體" w:hAnsi="標楷體" w:cs="Times New Roman"/>
+          <w:sz w:val="28"/>
+          <w:szCs w:val="28"/>
+        </w:rPr>
+      </w:pPr>
+      <w:r>
+        <w:rPr>
+          <w:rFonts w:ascii="標楷體" w:eastAsia="標楷體" w:hAnsi="標楷體" w:cs="Times New Roman"/>
+          <w:sz w:val="28"/>
+          <w:szCs w:val="28"/>
+        </w:rPr>
+        <w:t>-------------------------------------------------------</w:t>
+      </w:r>
+    </w:p>
+    <w:p>
+      <w:pPr>
+        <w:rPr>
+          <w:rFonts w:ascii="標楷體" w:eastAsia="標楷體" w:hAnsi="標楷體" w:cs="Times New Roman"/>
+          <w:sz w:val="28"/>
+          <w:szCs w:val="28"/>
+        </w:rPr>
+      </w:pPr>
+      <w:r>
+        <w:rPr>
+          <w:rFonts w:ascii="標楷體" w:eastAsia="標楷體" w:hAnsi="標楷體" w:cs="Times New Roman"/>
+          <w:sz w:val="28"/>
+          <w:szCs w:val="28"/>
+        </w:rPr>
+        <w:t>Epoch 4: Loss = 1.098608</w:t>
+      </w:r>
+    </w:p>
+    <w:p>
+      <w:pPr>
+        <w:rPr>
+          <w:rFonts w:ascii="標楷體" w:eastAsia="標楷體" w:hAnsi="標楷體" w:cs="Times New Roman"/>
+          <w:sz w:val="28"/>
+          <w:szCs w:val="28"/>
+        </w:rPr>
+      </w:pPr>
+      <w:r>
+        <w:rPr>
+          <w:rFonts w:ascii="標楷體" w:eastAsia="標楷體" w:hAnsi="標楷體" w:cs="Times New Roman"/>
+          <w:sz w:val="28"/>
+          <w:szCs w:val="28"/>
+        </w:rPr>
+        <w:t>W1 =</w:t>
+      </w:r>
+    </w:p>
+    <w:p>
+      <w:pPr>
+        <w:rPr>
+          <w:rFonts w:ascii="標楷體" w:eastAsia="標楷體" w:hAnsi="標楷體" w:cs="Times New Roman"/>
+          <w:sz w:val="28"/>
+          <w:szCs w:val="28"/>
+        </w:rPr>
+      </w:pPr>
+      <w:r>
+        <w:rPr>
+          <w:rFonts w:ascii="標楷體" w:eastAsia="標楷體" w:hAnsi="標楷體" w:cs="Times New Roman"/>
+          <w:sz w:val="28"/>
+          <w:szCs w:val="28"/>
+        </w:rPr>
+        <w:t xml:space="preserve"> [[ 0.09997422 -0.19997063]</w:t>
+      </w:r>
+    </w:p>
+    <w:p>
+      <w:pPr>
+        <w:rPr>
+          <w:rFonts w:ascii="標楷體" w:eastAsia="標楷體" w:hAnsi="標楷體" w:cs="Times New Roman"/>
+          <w:sz w:val="28"/>
+          <w:szCs w:val="28"/>
+        </w:rPr>
+      </w:pPr>
+      <w:r>
+        <w:rPr>
+          <w:rFonts w:ascii="標楷體" w:eastAsia="標楷體" w:hAnsi="標楷體" w:cs="Times New Roman"/>
+          <w:sz w:val="28"/>
+          <w:szCs w:val="28"/>
+        </w:rPr>
+        <w:t xml:space="preserve"> [ </w:t>
+      </w:r>
+      <w:proofErr w:type="gramStart"/>
+      <w:r>
+        <w:rPr>
+          <w:rFonts w:ascii="標楷體" w:eastAsia="標楷體" w:hAnsi="標楷體" w:cs="Times New Roman"/>
+          <w:sz w:val="28"/>
+          <w:szCs w:val="28"/>
+        </w:rPr>
+        <w:t>0.30005221  0.04993978</w:t>
+      </w:r>
+      <w:proofErr w:type="gramEnd"/>
+      <w:r>
+        <w:rPr>
+          <w:rFonts w:ascii="標楷體" w:eastAsia="標楷體" w:hAnsi="標楷體" w:cs="Times New Roman"/>
+          <w:sz w:val="28"/>
+          <w:szCs w:val="28"/>
+        </w:rPr>
+        <w:t>]]</w:t>
+      </w:r>
+    </w:p>
+    <w:p>
+      <w:pPr>
+        <w:rPr>
+          <w:rFonts w:ascii="標楷體" w:eastAsia="標楷體" w:hAnsi="標楷體" w:cs="Times New Roman"/>
+          <w:sz w:val="28"/>
+          <w:szCs w:val="28"/>
+        </w:rPr>
+      </w:pPr>
+      <w:r>
+        <w:rPr>
+          <w:rFonts w:ascii="標楷體" w:eastAsia="標楷體" w:hAnsi="標楷體" w:cs="Times New Roman"/>
+          <w:sz w:val="28"/>
+          <w:szCs w:val="28"/>
+        </w:rPr>
+        <w:t>b1 = [-0.00000034 -0.00000001]</w:t>
+      </w:r>
+    </w:p>
+    <w:p>
+      <w:pPr>
+        <w:rPr>
+          <w:rFonts w:ascii="標楷體" w:eastAsia="標楷體" w:hAnsi="標楷體" w:cs="Times New Roman"/>
+          <w:sz w:val="28"/>
+          <w:szCs w:val="28"/>
+        </w:rPr>
+      </w:pPr>
+      <w:r>
+        <w:rPr>
+          <w:rFonts w:ascii="標楷體" w:eastAsia="標楷體" w:hAnsi="標楷體" w:cs="Times New Roman"/>
+          <w:sz w:val="28"/>
+          <w:szCs w:val="28"/>
+        </w:rPr>
+        <w:t>W2 =</w:t>
+      </w:r>
+    </w:p>
+    <w:p>
+      <w:pPr>
+        <w:rPr>
+          <w:rFonts w:ascii="標楷體" w:eastAsia="標楷體" w:hAnsi="標楷體" w:cs="Times New Roman"/>
+          <w:sz w:val="28"/>
+          <w:szCs w:val="28"/>
+        </w:rPr>
+      </w:pPr>
+      <w:r>
+        <w:rPr>
+          <w:rFonts w:ascii="標楷體" w:eastAsia="標楷體" w:hAnsi="標楷體" w:cs="Times New Roman"/>
+          <w:sz w:val="28"/>
+          <w:szCs w:val="28"/>
+        </w:rPr>
+        <w:t xml:space="preserve"> [[ 0.01980918 -0.04012597]</w:t>
+      </w:r>
+    </w:p>
+    <w:p>
+      <w:pPr>
+        <w:rPr>
+          <w:rFonts w:ascii="標楷體" w:eastAsia="標楷體" w:hAnsi="標楷體" w:cs="Times New Roman"/>
+          <w:sz w:val="28"/>
+          <w:szCs w:val="28"/>
+        </w:rPr>
+      </w:pPr>
+      <w:r>
+        <w:rPr>
+          <w:rFonts w:ascii="標楷體" w:eastAsia="標楷體" w:hAnsi="標楷體" w:cs="Times New Roman"/>
+          <w:sz w:val="28"/>
+          <w:szCs w:val="28"/>
+        </w:rPr>
+        <w:t xml:space="preserve"> [-0.</w:t>
+      </w:r>
+      <w:proofErr w:type="gramStart"/>
+      <w:r>
+        <w:rPr>
+          <w:rFonts w:ascii="標楷體" w:eastAsia="標楷體" w:hAnsi="標楷體" w:cs="Times New Roman"/>
+          <w:sz w:val="28"/>
+          <w:szCs w:val="28"/>
+        </w:rPr>
+        <w:t>02983137  0.06013705</w:t>
+      </w:r>
+      <w:proofErr w:type="gramEnd"/>
+      <w:r>
+        <w:rPr>
+          <w:rFonts w:ascii="標楷體" w:eastAsia="標楷體" w:hAnsi="標楷體" w:cs="Times New Roman"/>
+          <w:sz w:val="28"/>
+          <w:szCs w:val="28"/>
+        </w:rPr>
+        <w:t>]]</w:t>
+      </w:r>
+    </w:p>
+    <w:p>
+      <w:pPr>
+        <w:rPr>
+          <w:rFonts w:ascii="標楷體" w:eastAsia="標楷體" w:hAnsi="標楷體" w:cs="Times New Roman"/>
+          <w:sz w:val="28"/>
+          <w:szCs w:val="28"/>
+        </w:rPr>
+      </w:pPr>
+      <w:r>
+        <w:rPr>
+          <w:rFonts w:ascii="標楷體" w:eastAsia="標楷體" w:hAnsi="標楷體" w:cs="Times New Roman"/>
+          <w:sz w:val="28"/>
+          <w:szCs w:val="28"/>
+        </w:rPr>
+        <w:t>b2 = [ 0.00998911 -0.</w:t>
+      </w:r>
+      <w:proofErr w:type="gramStart"/>
+      <w:r>
+        <w:rPr>
+          <w:rFonts w:ascii="標楷體" w:eastAsia="標楷體" w:hAnsi="標楷體" w:cs="Times New Roman"/>
+          <w:sz w:val="28"/>
+          <w:szCs w:val="28"/>
+        </w:rPr>
+        <w:t>0199928 ]</w:t>
+      </w:r>
+      <w:proofErr w:type="gramEnd"/>
+    </w:p>
+    <w:p>
+      <w:pPr>
+        <w:rPr>
+          <w:rFonts w:ascii="標楷體" w:eastAsia="標楷體" w:hAnsi="標楷體" w:cs="Times New Roman"/>
+          <w:sz w:val="28"/>
+          <w:szCs w:val="28"/>
+        </w:rPr>
+      </w:pPr>
+      <w:r>
+        <w:rPr>
+          <w:rFonts w:ascii="標楷體" w:eastAsia="標楷體" w:hAnsi="標楷體" w:cs="Times New Roman"/>
+          <w:sz w:val="28"/>
+          <w:szCs w:val="28"/>
+        </w:rPr>
+        <w:t>W3 =</w:t>
+      </w:r>
+    </w:p>
+    <w:p>
+      <w:pPr>
+        <w:rPr>
+          <w:rFonts w:ascii="標楷體" w:eastAsia="標楷體" w:hAnsi="標楷體" w:cs="Times New Roman"/>
+          <w:sz w:val="28"/>
+          <w:szCs w:val="28"/>
+        </w:rPr>
+      </w:pPr>
+      <w:r>
+        <w:rPr>
+          <w:rFonts w:ascii="標楷體" w:eastAsia="標楷體" w:hAnsi="標楷體" w:cs="Times New Roman"/>
+          <w:sz w:val="28"/>
+          <w:szCs w:val="28"/>
+        </w:rPr>
+        <w:t xml:space="preserve"> [[ 0.07998702 -0.04011183]</w:t>
+      </w:r>
+    </w:p>
+    <w:p>
+      <w:pPr>
+        <w:rPr>
+          <w:rFonts w:ascii="標楷體" w:eastAsia="標楷體" w:hAnsi="標楷體" w:cs="Times New Roman"/>
+          <w:sz w:val="28"/>
+          <w:szCs w:val="28"/>
+        </w:rPr>
+      </w:pPr>
+      <w:r>
+        <w:rPr>
+          <w:rFonts w:ascii="標楷體" w:eastAsia="標楷體" w:hAnsi="標楷體" w:cs="Times New Roman"/>
+          <w:sz w:val="28"/>
+          <w:szCs w:val="28"/>
+        </w:rPr>
+        <w:lastRenderedPageBreak/>
+        <w:t xml:space="preserve"> [-0.0497154   0.07023913]</w:t>
+      </w:r>
+    </w:p>
+    <w:p>
+      <w:pPr>
+        <w:rPr>
+          <w:rFonts w:ascii="標楷體" w:eastAsia="標楷體" w:hAnsi="標楷體" w:cs="Times New Roman"/>
+          <w:sz w:val="28"/>
+          <w:szCs w:val="28"/>
+        </w:rPr>
+      </w:pPr>
+      <w:r>
+        <w:rPr>
+          <w:rFonts w:ascii="標楷體" w:eastAsia="標楷體" w:hAnsi="標楷體" w:cs="Times New Roman"/>
+          <w:sz w:val="28"/>
+          <w:szCs w:val="28"/>
+        </w:rPr>
+        <w:t xml:space="preserve"> [ </w:t>
+      </w:r>
+      <w:proofErr w:type="gramStart"/>
+      <w:r>
+        <w:rPr>
+          <w:rFonts w:ascii="標楷體" w:eastAsia="標楷體" w:hAnsi="標楷體" w:cs="Times New Roman"/>
+          <w:sz w:val="28"/>
+          <w:szCs w:val="28"/>
+        </w:rPr>
+        <w:t>0.01972838  0.0298727</w:t>
+      </w:r>
+      <w:proofErr w:type="gramEnd"/>
+      <w:r>
+        <w:rPr>
+          <w:rFonts w:ascii="標楷體" w:eastAsia="標楷體" w:hAnsi="標楷體" w:cs="Times New Roman"/>
+          <w:sz w:val="28"/>
+          <w:szCs w:val="28"/>
+        </w:rPr>
+        <w:t xml:space="preserve"> ]]</w:t>
+      </w:r>
+    </w:p>
+    <w:p>
+      <w:pPr>
+        <w:rPr>
+          <w:rFonts w:ascii="標楷體" w:eastAsia="標楷體" w:hAnsi="標楷體" w:cs="Times New Roman"/>
+          <w:sz w:val="28"/>
+          <w:szCs w:val="28"/>
+        </w:rPr>
+      </w:pPr>
+      <w:r>
+        <w:rPr>
+          <w:rFonts w:ascii="標楷體" w:eastAsia="標楷體" w:hAnsi="標楷體" w:cs="Times New Roman"/>
+          <w:sz w:val="28"/>
+          <w:szCs w:val="28"/>
+        </w:rPr>
+        <w:t>b3 = [-0.</w:t>
+      </w:r>
+      <w:proofErr w:type="gramStart"/>
+      <w:r>
+        <w:rPr>
+          <w:rFonts w:ascii="標楷體" w:eastAsia="標楷體" w:hAnsi="標楷體" w:cs="Times New Roman"/>
+          <w:sz w:val="28"/>
+          <w:szCs w:val="28"/>
+        </w:rPr>
+        <w:t>00010523  0.00053341</w:t>
+      </w:r>
+      <w:proofErr w:type="gramEnd"/>
+      <w:r>
+        <w:rPr>
+          <w:rFonts w:ascii="標楷體" w:eastAsia="標楷體" w:hAnsi="標楷體" w:cs="Times New Roman"/>
+          <w:sz w:val="28"/>
+          <w:szCs w:val="28"/>
+        </w:rPr>
+        <w:t xml:space="preserve"> -0.00042818]</w:t>
+      </w:r>
+    </w:p>
+    <w:p>
+      <w:pPr>
+        <w:rPr>
+          <w:rFonts w:ascii="標楷體" w:eastAsia="標楷體" w:hAnsi="標楷體" w:cs="Times New Roman"/>
+          <w:sz w:val="28"/>
+          <w:szCs w:val="28"/>
+        </w:rPr>
+      </w:pPr>
+      <w:r>
+        <w:rPr>
+          <w:rFonts w:ascii="標楷體" w:eastAsia="標楷體" w:hAnsi="標楷體" w:cs="Times New Roman"/>
+          <w:sz w:val="28"/>
+          <w:szCs w:val="28"/>
+        </w:rPr>
+        <w:t>-------------------------------------------------------</w:t>
+      </w:r>
+    </w:p>
+    <w:p>
+      <w:pPr>
+        <w:rPr>
+          <w:rFonts w:ascii="標楷體" w:eastAsia="標楷體" w:hAnsi="標楷體" w:cs="Times New Roman"/>
+          <w:sz w:val="28"/>
+          <w:szCs w:val="28"/>
+        </w:rPr>
+      </w:pPr>
+      <w:r>
+        <w:rPr>
+          <w:rFonts w:ascii="標楷體" w:eastAsia="標楷體" w:hAnsi="標楷體" w:cs="Times New Roman"/>
+          <w:sz w:val="28"/>
+          <w:szCs w:val="28"/>
+        </w:rPr>
+        <w:t>Epoch 5: Loss = 1.098607</w:t>
+      </w:r>
+    </w:p>
+    <w:p>
+      <w:pPr>
+        <w:rPr>
+          <w:rFonts w:ascii="標楷體" w:eastAsia="標楷體" w:hAnsi="標楷體" w:cs="Times New Roman"/>
+          <w:sz w:val="28"/>
+          <w:szCs w:val="28"/>
+        </w:rPr>
+      </w:pPr>
+      <w:r>
+        <w:rPr>
+          <w:rFonts w:ascii="標楷體" w:eastAsia="標楷體" w:hAnsi="標楷體" w:cs="Times New Roman"/>
+          <w:sz w:val="28"/>
+          <w:szCs w:val="28"/>
+        </w:rPr>
+        <w:t>W1 =</w:t>
+      </w:r>
+    </w:p>
+    <w:p>
+      <w:pPr>
+        <w:rPr>
+          <w:rFonts w:ascii="標楷體" w:eastAsia="標楷體" w:hAnsi="標楷體" w:cs="Times New Roman"/>
+          <w:sz w:val="28"/>
+          <w:szCs w:val="28"/>
+        </w:rPr>
+      </w:pPr>
+      <w:r>
+        <w:rPr>
+          <w:rFonts w:ascii="標楷體" w:eastAsia="標楷體" w:hAnsi="標楷體" w:cs="Times New Roman"/>
+          <w:sz w:val="28"/>
+          <w:szCs w:val="28"/>
+        </w:rPr>
+        <w:t xml:space="preserve"> [[ </w:t>
+      </w:r>
+      <w:proofErr w:type="gramStart"/>
+      <w:r>
+        <w:rPr>
+          <w:rFonts w:ascii="標楷體" w:eastAsia="標楷體" w:hAnsi="標楷體" w:cs="Times New Roman"/>
+          <w:sz w:val="28"/>
+          <w:szCs w:val="28"/>
+        </w:rPr>
+        <w:t>0.0999678  -</w:t>
+      </w:r>
+      <w:proofErr w:type="gramEnd"/>
+      <w:r>
+        <w:rPr>
+          <w:rFonts w:ascii="標楷體" w:eastAsia="標楷體" w:hAnsi="標楷體" w:cs="Times New Roman"/>
+          <w:sz w:val="28"/>
+          <w:szCs w:val="28"/>
+        </w:rPr>
+        <w:t>0.19996332]</w:t>
+      </w:r>
+    </w:p>
+    <w:p>
+      <w:pPr>
+        <w:rPr>
+          <w:rFonts w:ascii="標楷體" w:eastAsia="標楷體" w:hAnsi="標楷體" w:cs="Times New Roman"/>
+          <w:sz w:val="28"/>
+          <w:szCs w:val="28"/>
+        </w:rPr>
+      </w:pPr>
+      <w:r>
+        <w:rPr>
+          <w:rFonts w:ascii="標楷體" w:eastAsia="標楷體" w:hAnsi="標楷體" w:cs="Times New Roman"/>
+          <w:sz w:val="28"/>
+          <w:szCs w:val="28"/>
+        </w:rPr>
+        <w:t xml:space="preserve"> [ 0.3000653   0.04992469]]</w:t>
+      </w:r>
+    </w:p>
+    <w:p>
+      <w:pPr>
+        <w:rPr>
+          <w:rFonts w:ascii="標楷體" w:eastAsia="標楷體" w:hAnsi="標楷體" w:cs="Times New Roman"/>
+          <w:sz w:val="28"/>
+          <w:szCs w:val="28"/>
+        </w:rPr>
+      </w:pPr>
+      <w:r>
+        <w:rPr>
+          <w:rFonts w:ascii="標楷體" w:eastAsia="標楷體" w:hAnsi="標楷體" w:cs="Times New Roman"/>
+          <w:sz w:val="28"/>
+          <w:szCs w:val="28"/>
+        </w:rPr>
+        <w:t>b1 = [-0.00000042 -0.00000002]</w:t>
+      </w:r>
+    </w:p>
+    <w:p>
+      <w:pPr>
+        <w:rPr>
+          <w:rFonts w:ascii="標楷體" w:eastAsia="標楷體" w:hAnsi="標楷體" w:cs="Times New Roman"/>
+          <w:sz w:val="28"/>
+          <w:szCs w:val="28"/>
+        </w:rPr>
+      </w:pPr>
+      <w:r>
+        <w:rPr>
+          <w:rFonts w:ascii="標楷體" w:eastAsia="標楷體" w:hAnsi="標楷體" w:cs="Times New Roman"/>
+          <w:sz w:val="28"/>
+          <w:szCs w:val="28"/>
+        </w:rPr>
+        <w:t>W2 =</w:t>
+      </w:r>
+    </w:p>
+    <w:p>
+      <w:pPr>
+        <w:rPr>
+          <w:rFonts w:ascii="標楷體" w:eastAsia="標楷體" w:hAnsi="標楷體" w:cs="Times New Roman"/>
+          <w:sz w:val="28"/>
+          <w:szCs w:val="28"/>
+        </w:rPr>
+      </w:pPr>
+      <w:r>
+        <w:rPr>
+          <w:rFonts w:ascii="標楷體" w:eastAsia="標楷體" w:hAnsi="標楷體" w:cs="Times New Roman"/>
+          <w:sz w:val="28"/>
+          <w:szCs w:val="28"/>
+        </w:rPr>
+        <w:t xml:space="preserve"> [[ </w:t>
+      </w:r>
+      <w:proofErr w:type="gramStart"/>
+      <w:r>
+        <w:rPr>
+          <w:rFonts w:ascii="標楷體" w:eastAsia="標楷體" w:hAnsi="標楷體" w:cs="Times New Roman"/>
+          <w:sz w:val="28"/>
+          <w:szCs w:val="28"/>
+        </w:rPr>
+        <w:t>0.0197616  -</w:t>
+      </w:r>
+      <w:proofErr w:type="gramEnd"/>
+      <w:r>
+        <w:rPr>
+          <w:rFonts w:ascii="標楷體" w:eastAsia="標楷體" w:hAnsi="標楷體" w:cs="Times New Roman"/>
+          <w:sz w:val="28"/>
+          <w:szCs w:val="28"/>
+        </w:rPr>
+        <w:t>0.04015743]</w:t>
+      </w:r>
+    </w:p>
+    <w:p>
+      <w:pPr>
+        <w:rPr>
+          <w:rFonts w:ascii="標楷體" w:eastAsia="標楷體" w:hAnsi="標楷體" w:cs="Times New Roman"/>
+          <w:sz w:val="28"/>
+          <w:szCs w:val="28"/>
+        </w:rPr>
+      </w:pPr>
+      <w:r>
+        <w:rPr>
+          <w:rFonts w:ascii="標楷體" w:eastAsia="標楷體" w:hAnsi="標楷體" w:cs="Times New Roman"/>
+          <w:sz w:val="28"/>
+          <w:szCs w:val="28"/>
+        </w:rPr>
+        <w:t xml:space="preserve"> [-0.0297892   0.06017127]]</w:t>
+      </w:r>
+    </w:p>
+    <w:p>
+      <w:pPr>
+        <w:rPr>
+          <w:rFonts w:ascii="標楷體" w:eastAsia="標楷體" w:hAnsi="標楷體" w:cs="Times New Roman"/>
+          <w:sz w:val="28"/>
+          <w:szCs w:val="28"/>
+        </w:rPr>
+      </w:pPr>
+      <w:r>
+        <w:rPr>
+          <w:rFonts w:ascii="標楷體" w:eastAsia="標楷體" w:hAnsi="標楷體" w:cs="Times New Roman"/>
+          <w:sz w:val="28"/>
+          <w:szCs w:val="28"/>
+        </w:rPr>
+        <w:t>b2 = [ 0.00998657 -0.01999111]</w:t>
+      </w:r>
+    </w:p>
+    <w:p>
+      <w:pPr>
+        <w:rPr>
+          <w:rFonts w:ascii="標楷體" w:eastAsia="標楷體" w:hAnsi="標楷體" w:cs="Times New Roman"/>
+          <w:sz w:val="28"/>
+          <w:szCs w:val="28"/>
+        </w:rPr>
+      </w:pPr>
+      <w:r>
+        <w:rPr>
+          <w:rFonts w:ascii="標楷體" w:eastAsia="標楷體" w:hAnsi="標楷體" w:cs="Times New Roman"/>
+          <w:sz w:val="28"/>
+          <w:szCs w:val="28"/>
+        </w:rPr>
+        <w:t>W3 =</w:t>
+      </w:r>
+    </w:p>
+    <w:p>
+      <w:pPr>
+        <w:rPr>
+          <w:rFonts w:ascii="標楷體" w:eastAsia="標楷體" w:hAnsi="標楷體" w:cs="Times New Roman"/>
+          <w:sz w:val="28"/>
+          <w:szCs w:val="28"/>
+        </w:rPr>
+      </w:pPr>
+      <w:r>
+        <w:rPr>
+          <w:rFonts w:ascii="標楷體" w:eastAsia="標楷體" w:hAnsi="標楷體" w:cs="Times New Roman"/>
+          <w:sz w:val="28"/>
+          <w:szCs w:val="28"/>
+        </w:rPr>
+        <w:t xml:space="preserve"> [[ 0.07998474 -0.</w:t>
+      </w:r>
+      <w:proofErr w:type="gramStart"/>
+      <w:r>
+        <w:rPr>
+          <w:rFonts w:ascii="標楷體" w:eastAsia="標楷體" w:hAnsi="標楷體" w:cs="Times New Roman"/>
+          <w:sz w:val="28"/>
+          <w:szCs w:val="28"/>
+        </w:rPr>
+        <w:t>040139  ]</w:t>
+      </w:r>
+      <w:proofErr w:type="gramEnd"/>
+    </w:p>
+    <w:p>
+      <w:pPr>
+        <w:rPr>
+          <w:rFonts w:ascii="標楷體" w:eastAsia="標楷體" w:hAnsi="標楷體" w:cs="Times New Roman"/>
+          <w:sz w:val="28"/>
+          <w:szCs w:val="28"/>
+        </w:rPr>
+      </w:pPr>
+      <w:r>
+        <w:rPr>
+          <w:rFonts w:ascii="標楷體" w:eastAsia="標楷體" w:hAnsi="標楷體" w:cs="Times New Roman"/>
+          <w:sz w:val="28"/>
+          <w:szCs w:val="28"/>
+        </w:rPr>
+        <w:t xml:space="preserve"> [-0.</w:t>
+      </w:r>
+      <w:proofErr w:type="gramStart"/>
+      <w:r>
+        <w:rPr>
+          <w:rFonts w:ascii="標楷體" w:eastAsia="標楷體" w:hAnsi="標楷體" w:cs="Times New Roman"/>
+          <w:sz w:val="28"/>
+          <w:szCs w:val="28"/>
+        </w:rPr>
+        <w:t>04964839  0.07029486</w:t>
+      </w:r>
+      <w:proofErr w:type="gramEnd"/>
+      <w:r>
+        <w:rPr>
+          <w:rFonts w:ascii="標楷體" w:eastAsia="標楷體" w:hAnsi="標楷體" w:cs="Times New Roman"/>
+          <w:sz w:val="28"/>
+          <w:szCs w:val="28"/>
+        </w:rPr>
+        <w:t>]</w:t>
+      </w:r>
+    </w:p>
+    <w:p>
+      <w:pPr>
+        <w:rPr>
+          <w:rFonts w:ascii="標楷體" w:eastAsia="標楷體" w:hAnsi="標楷體" w:cs="Times New Roman"/>
+          <w:sz w:val="28"/>
+          <w:szCs w:val="28"/>
+        </w:rPr>
+      </w:pPr>
+      <w:r>
+        <w:rPr>
+          <w:rFonts w:ascii="標楷體" w:eastAsia="標楷體" w:hAnsi="標楷體" w:cs="Times New Roman"/>
+          <w:sz w:val="28"/>
+          <w:szCs w:val="28"/>
+        </w:rPr>
+        <w:t xml:space="preserve"> [ </w:t>
+      </w:r>
+      <w:proofErr w:type="gramStart"/>
+      <w:r>
+        <w:rPr>
+          <w:rFonts w:ascii="標楷體" w:eastAsia="標楷體" w:hAnsi="標楷體" w:cs="Times New Roman"/>
+          <w:sz w:val="28"/>
+          <w:szCs w:val="28"/>
+        </w:rPr>
+        <w:t>0.01966365  0.02984415</w:t>
+      </w:r>
+      <w:proofErr w:type="gramEnd"/>
+      <w:r>
+        <w:rPr>
+          <w:rFonts w:ascii="標楷體" w:eastAsia="標楷體" w:hAnsi="標楷體" w:cs="Times New Roman"/>
+          <w:sz w:val="28"/>
+          <w:szCs w:val="28"/>
+        </w:rPr>
+        <w:t>]]</w:t>
+      </w:r>
+    </w:p>
+    <w:p>
+      <w:pPr>
+        <w:rPr>
+          <w:rFonts w:ascii="標楷體" w:eastAsia="標楷體" w:hAnsi="標楷體" w:cs="Times New Roman"/>
+          <w:sz w:val="28"/>
+          <w:szCs w:val="28"/>
+        </w:rPr>
+      </w:pPr>
+      <w:r>
+        <w:rPr>
+          <w:rFonts w:ascii="標楷體" w:eastAsia="標楷體" w:hAnsi="標楷體" w:cs="Times New Roman"/>
+          <w:sz w:val="28"/>
+          <w:szCs w:val="28"/>
+        </w:rPr>
+        <w:t>b3 = [-0.</w:t>
+      </w:r>
+      <w:proofErr w:type="gramStart"/>
+      <w:r>
+        <w:rPr>
+          <w:rFonts w:ascii="標楷體" w:eastAsia="標楷體" w:hAnsi="標楷體" w:cs="Times New Roman"/>
+          <w:sz w:val="28"/>
+          <w:szCs w:val="28"/>
+        </w:rPr>
+        <w:t>00012979  0.00065856</w:t>
+      </w:r>
+      <w:proofErr w:type="gramEnd"/>
+      <w:r>
+        <w:rPr>
+          <w:rFonts w:ascii="標楷體" w:eastAsia="標楷體" w:hAnsi="標楷體" w:cs="Times New Roman"/>
+          <w:sz w:val="28"/>
+          <w:szCs w:val="28"/>
+        </w:rPr>
+        <w:t xml:space="preserve"> -0.00052877]</w:t>
+      </w:r>
+    </w:p>
+    <w:p>
+      <w:pPr>
+        <w:rPr>
+          <w:rFonts w:ascii="標楷體" w:eastAsia="標楷體" w:hAnsi="標楷體" w:cs="Times New Roman"/>
+          <w:sz w:val="28"/>
+          <w:szCs w:val="28"/>
+        </w:rPr>
+      </w:pPr>
+      <w:r>
+        <w:rPr>
+          <w:rFonts w:ascii="標楷體" w:eastAsia="標楷體" w:hAnsi="標楷體" w:cs="Times New Roman"/>
+          <w:sz w:val="28"/>
+          <w:szCs w:val="28"/>
+        </w:rPr>
+        <w:t>-------------------------------------------------------</w:t>
+      </w:r>
+    </w:p>
+    <w:p>
+      <w:pPr>
+        <w:widowControl/>
+        <w:rPr>
+          <w:rFonts w:ascii="Times New Roman" w:eastAsia="標楷體" w:hAnsi="Times New Roman" w:cs="Times New Roman"/>
+          <w:sz w:val="56"/>
+          <w:szCs w:val="56"/>
+        </w:rPr>
+      </w:pPr>
+      <w:r>
+        <w:rPr>
+          <w:rFonts w:ascii="Times New Roman" w:eastAsia="標楷體" w:hAnsi="Times New Roman" w:cs="Times New Roman"/>
+          <w:sz w:val="56"/>
+          <w:szCs w:val="56"/>
+        </w:rPr>
+        <w:lastRenderedPageBreak/>
+        <w:t>Question</w:t>
+      </w:r>
+      <w:r>
+        <w:rPr>
+          <w:rFonts w:ascii="Times New Roman" w:eastAsia="標楷體" w:hAnsi="Times New Roman" w:cs="Times New Roman" w:hint="eastAsia"/>
+          <w:sz w:val="56"/>
+          <w:szCs w:val="56"/>
+        </w:rPr>
+        <w:t>2</w:t>
+      </w:r>
+      <w:r>
+        <w:rPr>
+          <w:rFonts w:ascii="Times New Roman" w:eastAsia="標楷體" w:hAnsi="Times New Roman" w:cs="Times New Roman"/>
+          <w:sz w:val="56"/>
+          <w:szCs w:val="56"/>
+        </w:rPr>
+        <w:t>:</w:t>
+      </w:r>
+    </w:p>
+    <w:p>
+      <w:pPr>
+        <w:ind w:firstLine="360"/>
+        <w:rPr>
+          <w:rFonts w:ascii="Times New Roman" w:eastAsia="標楷體" w:hAnsi="Times New Roman" w:cs="Times New Roman"/>
+          <w:sz w:val="28"/>
+          <w:szCs w:val="28"/>
+        </w:rPr>
+      </w:pPr>
+      <w:r>
+        <w:rPr>
+          <w:rFonts w:ascii="Times New Roman" w:eastAsia="標楷體" w:hAnsi="Times New Roman" w:cs="Times New Roman" w:hint="eastAsia"/>
+          <w:sz w:val="28"/>
+          <w:szCs w:val="28"/>
+        </w:rPr>
+        <w:t>本題目標為</w:t>
+      </w:r>
+      <w:r>
+        <w:rPr>
+          <w:rFonts w:ascii="Times New Roman" w:eastAsia="標楷體" w:hAnsi="Times New Roman" w:cs="Times New Roman"/>
+          <w:sz w:val="28"/>
+          <w:szCs w:val="28"/>
+        </w:rPr>
+        <w:t>訓練一個</w:t>
+      </w:r>
+      <w:proofErr w:type="spellStart"/>
+      <w:r>
+        <w:rPr>
+          <w:rFonts w:ascii="Times New Roman" w:eastAsia="標楷體" w:hAnsi="Times New Roman" w:cs="Times New Roman"/>
+          <w:sz w:val="28"/>
+          <w:szCs w:val="28"/>
+        </w:rPr>
+        <w:t>DeepNeuralNetwork</w:t>
+      </w:r>
+      <w:proofErr w:type="spellEnd"/>
+      <w:r>
+        <w:rPr>
+          <w:rFonts w:ascii="Times New Roman" w:eastAsia="標楷體" w:hAnsi="Times New Roman" w:cs="Times New Roman"/>
+          <w:sz w:val="28"/>
+          <w:szCs w:val="28"/>
+        </w:rPr>
+        <w:t>(DNN)</w:t>
+      </w:r>
+      <w:r>
+        <w:rPr>
+          <w:rFonts w:ascii="Times New Roman" w:eastAsia="標楷體" w:hAnsi="Times New Roman" w:cs="Times New Roman"/>
+          <w:sz w:val="28"/>
+          <w:szCs w:val="28"/>
+        </w:rPr>
+        <w:t>模型來處理</w:t>
+      </w:r>
+      <w:r>
+        <w:rPr>
+          <w:rFonts w:ascii="Times New Roman" w:eastAsia="標楷體" w:hAnsi="Times New Roman" w:cs="Times New Roman"/>
+          <w:sz w:val="28"/>
+          <w:szCs w:val="28"/>
+        </w:rPr>
+        <w:t>MNIST</w:t>
+      </w:r>
+      <w:r>
+        <w:rPr>
+          <w:rFonts w:ascii="Times New Roman" w:eastAsia="標楷體" w:hAnsi="Times New Roman" w:cs="Times New Roman"/>
+          <w:sz w:val="28"/>
+          <w:szCs w:val="28"/>
+        </w:rPr>
+        <w:t>數據集，並比較不同的權重初始化方式（隨機初始化或零初始化）以及是否使用</w:t>
+      </w:r>
+      <w:r>
+        <w:rPr>
+          <w:rFonts w:ascii="Times New Roman" w:eastAsia="標楷體" w:hAnsi="Times New Roman" w:cs="Times New Roman"/>
+          <w:sz w:val="28"/>
+          <w:szCs w:val="28"/>
+        </w:rPr>
+        <w:t>bias</w:t>
+      </w:r>
+      <w:r>
+        <w:rPr>
+          <w:rFonts w:ascii="Times New Roman" w:eastAsia="標楷體" w:hAnsi="Times New Roman" w:cs="Times New Roman"/>
+          <w:sz w:val="28"/>
+          <w:szCs w:val="28"/>
+        </w:rPr>
+        <w:t>對模型性能的影響。</w:t>
+      </w:r>
+    </w:p>
+    <w:p>
+      <w:pPr>
+        <w:ind w:firstLine="360"/>
+        <w:rPr>
+          <w:rFonts w:ascii="Times New Roman" w:eastAsia="標楷體" w:hAnsi="Times New Roman" w:cs="Times New Roman"/>
+          <w:sz w:val="28"/>
+          <w:szCs w:val="28"/>
+        </w:rPr>
+      </w:pPr>
+      <w:r>
+        <w:rPr>
+          <w:rFonts w:ascii="Times New Roman" w:eastAsia="標楷體" w:hAnsi="Times New Roman" w:cs="Times New Roman"/>
+          <w:sz w:val="28"/>
+          <w:szCs w:val="28"/>
+        </w:rPr>
+        <w:t>首先，程式會下載並預處理</w:t>
+      </w:r>
+      <w:r>
+        <w:rPr>
+          <w:rFonts w:ascii="Times New Roman" w:eastAsia="標楷體" w:hAnsi="Times New Roman" w:cs="Times New Roman"/>
+          <w:sz w:val="28"/>
+          <w:szCs w:val="28"/>
+        </w:rPr>
+        <w:t>MNIST</w:t>
+      </w:r>
+      <w:r>
+        <w:rPr>
+          <w:rFonts w:ascii="Times New Roman" w:eastAsia="標楷體" w:hAnsi="Times New Roman" w:cs="Times New Roman"/>
+          <w:sz w:val="28"/>
+          <w:szCs w:val="28"/>
+        </w:rPr>
+        <w:t>數據集，將每張圖片轉換為一維的向量並</w:t>
+      </w:r>
+      <w:r>
+        <w:rPr>
+          <w:rFonts w:ascii="Times New Roman" w:eastAsia="標楷體" w:hAnsi="Times New Roman" w:cs="Times New Roman" w:hint="eastAsia"/>
+          <w:sz w:val="28"/>
+          <w:szCs w:val="28"/>
+        </w:rPr>
+        <w:t>對</w:t>
+      </w:r>
+      <w:r>
+        <w:rPr>
+          <w:rFonts w:ascii="Times New Roman" w:eastAsia="標楷體" w:hAnsi="Times New Roman" w:cs="Times New Roman"/>
+          <w:sz w:val="28"/>
+          <w:szCs w:val="28"/>
+        </w:rPr>
+        <w:t>label</w:t>
+      </w:r>
+      <w:r>
+        <w:rPr>
+          <w:rFonts w:ascii="Times New Roman" w:eastAsia="標楷體" w:hAnsi="Times New Roman" w:cs="Times New Roman"/>
+          <w:sz w:val="28"/>
+          <w:szCs w:val="28"/>
+        </w:rPr>
+        <w:t>進行</w:t>
+      </w:r>
+      <w:r>
+        <w:rPr>
+          <w:rFonts w:ascii="Times New Roman" w:eastAsia="標楷體" w:hAnsi="Times New Roman" w:cs="Times New Roman"/>
+          <w:sz w:val="28"/>
+          <w:szCs w:val="28"/>
+        </w:rPr>
+        <w:t>One-Hot</w:t>
+      </w:r>
+      <w:r>
+        <w:rPr>
+          <w:rFonts w:ascii="Times New Roman" w:eastAsia="標楷體" w:hAnsi="Times New Roman" w:cs="Times New Roman"/>
+          <w:sz w:val="28"/>
+          <w:szCs w:val="28"/>
+        </w:rPr>
+        <w:t>編碼，將訓練集分為</w:t>
+      </w:r>
+      <w:r>
+        <w:rPr>
+          <w:rFonts w:ascii="Times New Roman" w:eastAsia="標楷體" w:hAnsi="Times New Roman" w:cs="Times New Roman"/>
+          <w:sz w:val="28"/>
+          <w:szCs w:val="28"/>
+        </w:rPr>
+        <w:t>50,000</w:t>
+      </w:r>
+      <w:r>
+        <w:rPr>
+          <w:rFonts w:ascii="Times New Roman" w:eastAsia="標楷體" w:hAnsi="Times New Roman" w:cs="Times New Roman"/>
+          <w:sz w:val="28"/>
+          <w:szCs w:val="28"/>
+        </w:rPr>
+        <w:t>筆訓練資料和</w:t>
+      </w:r>
+      <w:r>
+        <w:rPr>
+          <w:rFonts w:ascii="Times New Roman" w:eastAsia="標楷體" w:hAnsi="Times New Roman" w:cs="Times New Roman"/>
+          <w:sz w:val="28"/>
+          <w:szCs w:val="28"/>
+        </w:rPr>
+        <w:t>10,000</w:t>
+      </w:r>
+      <w:r>
+        <w:rPr>
+          <w:rFonts w:ascii="Times New Roman" w:eastAsia="標楷體" w:hAnsi="Times New Roman" w:cs="Times New Roman"/>
+          <w:sz w:val="28"/>
+          <w:szCs w:val="28"/>
+        </w:rPr>
+        <w:t>筆驗證資料。接著，根據設定的</w:t>
+      </w:r>
+      <w:r>
+        <w:rPr>
+          <w:rFonts w:ascii="Times New Roman" w:eastAsia="標楷體" w:hAnsi="Times New Roman" w:cs="Times New Roman" w:hint="eastAsia"/>
+          <w:sz w:val="28"/>
+          <w:szCs w:val="28"/>
+        </w:rPr>
+        <w:t>hyperparameter</w:t>
+      </w:r>
+      <w:r>
+        <w:rPr>
+          <w:rFonts w:ascii="Times New Roman" w:eastAsia="標楷體" w:hAnsi="Times New Roman" w:cs="Times New Roman"/>
+          <w:sz w:val="28"/>
+          <w:szCs w:val="28"/>
+        </w:rPr>
+        <w:t>進行模型初始化，這些超參數包括隱藏層單元數、學習率、</w:t>
+      </w:r>
+      <w:proofErr w:type="gramStart"/>
+      <w:r>
+        <w:rPr>
+          <w:rFonts w:ascii="Times New Roman" w:eastAsia="標楷體" w:hAnsi="Times New Roman" w:cs="Times New Roman"/>
+          <w:sz w:val="28"/>
+          <w:szCs w:val="28"/>
+        </w:rPr>
+        <w:t>訓練輪數</w:t>
+      </w:r>
+      <w:proofErr w:type="gramEnd"/>
+      <w:r>
+        <w:rPr>
+          <w:rFonts w:ascii="Times New Roman" w:eastAsia="標楷體" w:hAnsi="Times New Roman" w:cs="Times New Roman"/>
+          <w:sz w:val="28"/>
+          <w:szCs w:val="28"/>
+        </w:rPr>
+        <w:t>、小批次大小等，並根據</w:t>
+      </w:r>
+      <w:proofErr w:type="spellStart"/>
+      <w:r>
+        <w:rPr>
+          <w:rFonts w:ascii="Times New Roman" w:eastAsia="標楷體" w:hAnsi="Times New Roman" w:cs="Times New Roman"/>
+          <w:sz w:val="28"/>
+          <w:szCs w:val="28"/>
+        </w:rPr>
+        <w:t>weight_random_initialization</w:t>
+      </w:r>
+      <w:proofErr w:type="spellEnd"/>
+      <w:r>
+        <w:rPr>
+          <w:rFonts w:ascii="Times New Roman" w:eastAsia="標楷體" w:hAnsi="Times New Roman" w:cs="Times New Roman"/>
+          <w:sz w:val="28"/>
+          <w:szCs w:val="28"/>
+        </w:rPr>
+        <w:t>選擇使用隨機初始化還是零初始化權重，同時通過</w:t>
+      </w:r>
+      <w:proofErr w:type="spellStart"/>
+      <w:r>
+        <w:rPr>
+          <w:rFonts w:ascii="Times New Roman" w:eastAsia="標楷體" w:hAnsi="Times New Roman" w:cs="Times New Roman"/>
+          <w:sz w:val="28"/>
+          <w:szCs w:val="28"/>
+        </w:rPr>
+        <w:t>use_bias</w:t>
+      </w:r>
+      <w:proofErr w:type="spellEnd"/>
+      <w:r>
+        <w:rPr>
+          <w:rFonts w:ascii="Times New Roman" w:eastAsia="標楷體" w:hAnsi="Times New Roman" w:cs="Times New Roman"/>
+          <w:sz w:val="28"/>
+          <w:szCs w:val="28"/>
+        </w:rPr>
+        <w:t>選擇是否在模型中使用</w:t>
+      </w:r>
+      <w:r>
+        <w:rPr>
+          <w:rFonts w:ascii="Times New Roman" w:eastAsia="標楷體" w:hAnsi="Times New Roman" w:cs="Times New Roman"/>
+          <w:sz w:val="28"/>
+          <w:szCs w:val="28"/>
+        </w:rPr>
+        <w:t>bios</w:t>
+      </w:r>
+      <w:r>
+        <w:rPr>
+          <w:rFonts w:ascii="Times New Roman" w:eastAsia="標楷體" w:hAnsi="Times New Roman" w:cs="Times New Roman"/>
+          <w:sz w:val="28"/>
+          <w:szCs w:val="28"/>
+        </w:rPr>
+        <w:t>。隨後，程式進行前向傳播（</w:t>
+      </w:r>
+      <w:r>
+        <w:rPr>
+          <w:rFonts w:ascii="Times New Roman" w:eastAsia="標楷體" w:hAnsi="Times New Roman" w:cs="Times New Roman"/>
+          <w:sz w:val="28"/>
+          <w:szCs w:val="28"/>
+        </w:rPr>
+        <w:t>forward propagation</w:t>
+      </w:r>
+      <w:r>
+        <w:rPr>
+          <w:rFonts w:ascii="Times New Roman" w:eastAsia="標楷體" w:hAnsi="Times New Roman" w:cs="Times New Roman"/>
+          <w:sz w:val="28"/>
+          <w:szCs w:val="28"/>
+        </w:rPr>
+        <w:t>），計算每一層的</w:t>
+      </w:r>
+      <w:proofErr w:type="gramStart"/>
+      <w:r>
+        <w:rPr>
+          <w:rFonts w:ascii="Times New Roman" w:eastAsia="標楷體" w:hAnsi="Times New Roman" w:cs="Times New Roman"/>
+          <w:sz w:val="28"/>
+          <w:szCs w:val="28"/>
+        </w:rPr>
+        <w:t>激活值</w:t>
+      </w:r>
+      <w:proofErr w:type="gramEnd"/>
+      <w:r>
+        <w:rPr>
+          <w:rFonts w:ascii="Times New Roman" w:eastAsia="標楷體" w:hAnsi="Times New Roman" w:cs="Times New Roman"/>
+          <w:sz w:val="28"/>
+          <w:szCs w:val="28"/>
+        </w:rPr>
+        <w:t>，並計算損失。為了最小化損失，程式</w:t>
+      </w:r>
+      <w:r>
+        <w:rPr>
+          <w:rFonts w:ascii="Times New Roman" w:eastAsia="標楷體" w:hAnsi="Times New Roman" w:cs="Times New Roman" w:hint="eastAsia"/>
+          <w:sz w:val="28"/>
+          <w:szCs w:val="28"/>
+        </w:rPr>
+        <w:t>透過</w:t>
+      </w:r>
+      <w:r>
+        <w:rPr>
+          <w:rFonts w:ascii="Times New Roman" w:eastAsia="標楷體" w:hAnsi="Times New Roman" w:cs="Times New Roman"/>
+          <w:sz w:val="28"/>
+          <w:szCs w:val="28"/>
+        </w:rPr>
+        <w:t>反向傳播（</w:t>
+      </w:r>
+      <w:r>
+        <w:rPr>
+          <w:rFonts w:ascii="Times New Roman" w:eastAsia="標楷體" w:hAnsi="Times New Roman" w:cs="Times New Roman"/>
+          <w:sz w:val="28"/>
+          <w:szCs w:val="28"/>
+        </w:rPr>
+        <w:t>backpropagation</w:t>
+      </w:r>
+      <w:r>
+        <w:rPr>
+          <w:rFonts w:ascii="Times New Roman" w:eastAsia="標楷體" w:hAnsi="Times New Roman" w:cs="Times New Roman"/>
+          <w:sz w:val="28"/>
+          <w:szCs w:val="28"/>
+        </w:rPr>
+        <w:t>），計算每層的梯度並更新</w:t>
+      </w:r>
+      <w:r>
+        <w:rPr>
+          <w:rFonts w:ascii="Times New Roman" w:eastAsia="標楷體" w:hAnsi="Times New Roman" w:cs="Times New Roman" w:hint="eastAsia"/>
+          <w:sz w:val="28"/>
+          <w:szCs w:val="28"/>
+        </w:rPr>
+        <w:t>weight</w:t>
+      </w:r>
+      <w:r>
+        <w:rPr>
+          <w:rFonts w:ascii="Times New Roman" w:eastAsia="標楷體" w:hAnsi="Times New Roman" w:cs="Times New Roman"/>
+          <w:sz w:val="28"/>
+          <w:szCs w:val="28"/>
+        </w:rPr>
+        <w:t>和</w:t>
+      </w:r>
+      <w:r>
+        <w:rPr>
+          <w:rFonts w:ascii="Times New Roman" w:eastAsia="標楷體" w:hAnsi="Times New Roman" w:cs="Times New Roman" w:hint="eastAsia"/>
+          <w:sz w:val="28"/>
+          <w:szCs w:val="28"/>
+        </w:rPr>
+        <w:t>bios</w:t>
+      </w:r>
+      <w:r>
+        <w:rPr>
+          <w:rFonts w:ascii="Times New Roman" w:eastAsia="標楷體" w:hAnsi="Times New Roman" w:cs="Times New Roman"/>
+          <w:sz w:val="28"/>
+          <w:szCs w:val="28"/>
+        </w:rPr>
+        <w:t>。訓練過程中，會使用小批次（</w:t>
+      </w:r>
+      <w:r>
+        <w:rPr>
+          <w:rFonts w:ascii="Times New Roman" w:eastAsia="標楷體" w:hAnsi="Times New Roman" w:cs="Times New Roman"/>
+          <w:sz w:val="28"/>
+          <w:szCs w:val="28"/>
+        </w:rPr>
+        <w:t>batch</w:t>
+      </w:r>
+      <w:r>
+        <w:rPr>
+          <w:rFonts w:ascii="Times New Roman" w:eastAsia="標楷體" w:hAnsi="Times New Roman" w:cs="Times New Roman"/>
+          <w:sz w:val="28"/>
+          <w:szCs w:val="28"/>
+        </w:rPr>
+        <w:t>）來進行訓練，並在每一輪結束後計算訓練集和驗證集的損失與準確率。</w:t>
+      </w:r>
+    </w:p>
+    <w:p>
+      <w:pPr>
+        <w:ind w:firstLine="360"/>
+        <w:rPr>
+          <w:rFonts w:ascii="Times New Roman" w:eastAsia="標楷體" w:hAnsi="Times New Roman" w:cs="Times New Roman"/>
+          <w:sz w:val="28"/>
+          <w:szCs w:val="28"/>
+        </w:rPr>
+      </w:pPr>
+      <w:r>
+        <w:rPr>
+          <w:rFonts w:ascii="Times New Roman" w:eastAsia="標楷體" w:hAnsi="Times New Roman" w:cs="Times New Roman"/>
+          <w:sz w:val="28"/>
+          <w:szCs w:val="28"/>
+        </w:rPr>
+        <w:t>完成訓練後，程式會繪製並儲存訓練和驗證的損失曲線與準確率曲線，讓使用者可以直觀比較不同設定對模型學習過程的影響。最後，使用測試集對訓練好的模型進行測試，計算測試集上的準確率和錯誤率，並將結果輸出。</w:t>
+      </w:r>
+    </w:p>
+    <w:p>
+      <w:pPr>
+        <w:pStyle w:val="a7"/>
+        <w:numPr>
+          <w:ilvl w:val="0"/>
+          <w:numId w:val="2"/>
+        </w:numPr>
+        <w:ind w:leftChars="0"/>
+        <w:rPr>
+          <w:rFonts w:ascii="Times New Roman" w:eastAsia="標楷體" w:hAnsi="Times New Roman" w:cs="Times New Roman"/>
+          <w:sz w:val="40"/>
+          <w:szCs w:val="40"/>
+        </w:rPr>
+      </w:pPr>
+      <w:r>
+        <w:rPr>
+          <w:rFonts w:ascii="Times New Roman" w:eastAsia="標楷體" w:hAnsi="Times New Roman" w:cs="Times New Roman"/>
+          <w:sz w:val="40"/>
+          <w:szCs w:val="40"/>
+        </w:rPr>
+        <w:lastRenderedPageBreak/>
+        <w:t>learning curves for both training and validation</w:t>
+      </w:r>
+    </w:p>
+    <w:p>
+      <w:pPr>
+        <w:ind w:firstLine="360"/>
+        <w:rPr>
+          <w:rFonts w:ascii="標楷體" w:eastAsia="標楷體" w:hAnsi="標楷體"/>
+          <w:noProof/>
+          <w:sz w:val="28"/>
+          <w:szCs w:val="28"/>
+        </w:rPr>
+      </w:pPr>
+      <w:r>
+        <w:rPr>
+          <w:rFonts w:ascii="標楷體" w:eastAsia="標楷體" w:hAnsi="標楷體"/>
+          <w:noProof/>
+          <w:sz w:val="28"/>
+          <w:szCs w:val="28"/>
+        </w:rPr>
+        <w:t>隨機初始化</w:t>
+      </w:r>
+      <w:r>
+        <w:rPr>
+          <w:rFonts w:ascii="標楷體" w:eastAsia="標楷體" w:hAnsi="標楷體" w:hint="eastAsia"/>
+          <w:noProof/>
+          <w:sz w:val="28"/>
+          <w:szCs w:val="28"/>
+        </w:rPr>
+        <w:t>權重</w:t>
+      </w:r>
+      <w:r>
+        <w:rPr>
+          <w:rFonts w:ascii="標楷體" w:eastAsia="標楷體" w:hAnsi="標楷體"/>
+          <w:noProof/>
+          <w:sz w:val="28"/>
+          <w:szCs w:val="28"/>
+        </w:rPr>
+        <w:t>的情況下</w:t>
+      </w:r>
+      <w:r>
+        <w:rPr>
+          <w:rFonts w:ascii="標楷體" w:eastAsia="標楷體" w:hAnsi="標楷體" w:hint="eastAsia"/>
+          <w:noProof/>
+          <w:sz w:val="28"/>
+          <w:szCs w:val="28"/>
+        </w:rPr>
+        <w:t>，如下(圖一)</w:t>
+      </w:r>
+      <w:r>
+        <w:rPr>
+          <w:rFonts w:ascii="標楷體" w:eastAsia="標楷體" w:hAnsi="標楷體"/>
+          <w:noProof/>
+          <w:sz w:val="28"/>
+          <w:szCs w:val="28"/>
+        </w:rPr>
+        <w:t>，隨著訓練的進行，</w:t>
+      </w:r>
+      <w:r>
+        <w:rPr>
+          <w:rFonts w:ascii="Times New Roman" w:eastAsia="標楷體" w:hAnsi="Times New Roman" w:cs="Times New Roman"/>
+          <w:noProof/>
+          <w:sz w:val="28"/>
+          <w:szCs w:val="28"/>
+        </w:rPr>
+        <w:t>Training Loss</w:t>
+      </w:r>
+      <w:r>
+        <w:rPr>
+          <w:rFonts w:ascii="Times New Roman" w:eastAsia="標楷體" w:hAnsi="Times New Roman" w:cs="Times New Roman"/>
+          <w:noProof/>
+          <w:sz w:val="28"/>
+          <w:szCs w:val="28"/>
+        </w:rPr>
+        <w:t>和</w:t>
+      </w:r>
+      <w:r>
+        <w:rPr>
+          <w:rFonts w:ascii="Times New Roman" w:eastAsia="標楷體" w:hAnsi="Times New Roman" w:cs="Times New Roman"/>
+          <w:noProof/>
+          <w:sz w:val="28"/>
+          <w:szCs w:val="28"/>
+        </w:rPr>
+        <w:t>Validation Loss</w:t>
+      </w:r>
+      <w:r>
+        <w:rPr>
+          <w:rFonts w:ascii="標楷體" w:eastAsia="標楷體" w:hAnsi="標楷體"/>
+          <w:noProof/>
+          <w:sz w:val="28"/>
+          <w:szCs w:val="28"/>
+        </w:rPr>
+        <w:t>都快速下降，並且最終收斂至較小的損失值。訓練損失和驗證損失的曲線接近並且穩定，顯示出良好的訓練進展。這表明隨機初始化和偏置項的使用有助於模型在訓練過程中更快地收斂。</w:t>
+      </w:r>
+    </w:p>
+    <w:p>
+      <w:pPr>
+        <w:ind w:firstLine="360"/>
+        <w:rPr>
+          <w:rFonts w:ascii="標楷體" w:eastAsia="標楷體" w:hAnsi="標楷體"/>
+          <w:noProof/>
+          <w:sz w:val="28"/>
+          <w:szCs w:val="28"/>
+        </w:rPr>
+      </w:pPr>
+      <w:r>
+        <w:rPr>
+          <w:rFonts w:ascii="標楷體" w:eastAsia="標楷體" w:hAnsi="標楷體"/>
+          <w:noProof/>
+          <w:sz w:val="28"/>
+          <w:szCs w:val="28"/>
+        </w:rPr>
+        <w:t>隨機初始化且無偏置項的情況下</w:t>
+      </w:r>
+      <w:r>
+        <w:rPr>
+          <w:rFonts w:ascii="標楷體" w:eastAsia="標楷體" w:hAnsi="標楷體" w:hint="eastAsia"/>
+          <w:noProof/>
+          <w:sz w:val="28"/>
+          <w:szCs w:val="28"/>
+        </w:rPr>
+        <w:t>，如下(圖二)</w:t>
+      </w:r>
+      <w:r>
+        <w:rPr>
+          <w:rFonts w:ascii="標楷體" w:eastAsia="標楷體" w:hAnsi="標楷體"/>
+          <w:noProof/>
+          <w:sz w:val="28"/>
+          <w:szCs w:val="28"/>
+        </w:rPr>
+        <w:t>，</w:t>
+      </w:r>
+      <w:r>
+        <w:rPr>
+          <w:rFonts w:ascii="Times New Roman" w:eastAsia="標楷體" w:hAnsi="Times New Roman" w:cs="Times New Roman"/>
+          <w:noProof/>
+          <w:sz w:val="28"/>
+          <w:szCs w:val="28"/>
+        </w:rPr>
+        <w:t>Training Loss</w:t>
+      </w:r>
+      <w:r>
+        <w:rPr>
+          <w:rFonts w:ascii="Times New Roman" w:eastAsia="標楷體" w:hAnsi="Times New Roman" w:cs="Times New Roman"/>
+          <w:noProof/>
+          <w:sz w:val="28"/>
+          <w:szCs w:val="28"/>
+        </w:rPr>
+        <w:t>和</w:t>
+      </w:r>
+      <w:r>
+        <w:rPr>
+          <w:rFonts w:ascii="Times New Roman" w:eastAsia="標楷體" w:hAnsi="Times New Roman" w:cs="Times New Roman"/>
+          <w:noProof/>
+          <w:sz w:val="28"/>
+          <w:szCs w:val="28"/>
+        </w:rPr>
+        <w:t>Validation Loss</w:t>
+      </w:r>
+      <w:r>
+        <w:rPr>
+          <w:rFonts w:ascii="標楷體" w:eastAsia="標楷體" w:hAnsi="標楷體"/>
+          <w:noProof/>
+          <w:sz w:val="28"/>
+          <w:szCs w:val="28"/>
+        </w:rPr>
+        <w:t>的</w:t>
+      </w:r>
+      <w:r>
+        <w:rPr>
+          <w:rFonts w:ascii="標楷體" w:eastAsia="標楷體" w:hAnsi="標楷體" w:hint="eastAsia"/>
+          <w:noProof/>
+          <w:sz w:val="28"/>
+          <w:szCs w:val="28"/>
+        </w:rPr>
+        <w:t>收斂速度</w:t>
+      </w:r>
+      <w:r>
+        <w:rPr>
+          <w:rFonts w:ascii="標楷體" w:eastAsia="標楷體" w:hAnsi="標楷體"/>
+          <w:noProof/>
+          <w:sz w:val="28"/>
+          <w:szCs w:val="28"/>
+        </w:rPr>
+        <w:t>與有偏置項的情況相似，並且最終也能達到較低的損失。雖然沒有偏置項，模型仍然能夠有效地收斂，但訓練過程中，有偏置項的效果會使模型更容易學到更精確的特徵，而無偏置項的模型雖然也能收斂，但學習過程稍微緩慢或不穩定</w:t>
+      </w:r>
+      <w:r>
+        <w:rPr>
+          <w:rFonts w:ascii="標楷體" w:eastAsia="標楷體" w:hAnsi="標楷體" w:hint="eastAsia"/>
+          <w:noProof/>
+          <w:sz w:val="28"/>
+          <w:szCs w:val="28"/>
+        </w:rPr>
+        <w:t>。</w:t>
+      </w:r>
+    </w:p>
+    <w:p>
+      <w:pPr>
+        <w:ind w:firstLine="360"/>
+        <w:rPr>
+          <w:rFonts w:ascii="Times New Roman" w:eastAsia="標楷體" w:hAnsi="Times New Roman" w:cs="Times New Roman"/>
+          <w:noProof/>
+          <w:sz w:val="28"/>
+          <w:szCs w:val="28"/>
+        </w:rPr>
+      </w:pPr>
+      <w:r>
+        <w:rPr>
+          <w:rFonts w:ascii="標楷體" w:eastAsia="標楷體" w:hAnsi="標楷體" w:hint="eastAsia"/>
+          <w:noProof/>
+          <w:sz w:val="28"/>
+          <w:szCs w:val="28"/>
+        </w:rPr>
+        <w:t>在</w:t>
+      </w:r>
+      <w:r>
+        <w:rPr>
+          <w:rFonts w:ascii="標楷體" w:eastAsia="標楷體" w:hAnsi="標楷體"/>
+          <w:noProof/>
+          <w:sz w:val="28"/>
+          <w:szCs w:val="28"/>
+        </w:rPr>
+        <w:t>零初始化和有偏置項的情況下</w:t>
+      </w:r>
+      <w:r>
+        <w:rPr>
+          <w:rFonts w:ascii="標楷體" w:eastAsia="標楷體" w:hAnsi="標楷體" w:hint="eastAsia"/>
+          <w:noProof/>
+          <w:sz w:val="28"/>
+          <w:szCs w:val="28"/>
+        </w:rPr>
+        <w:t>，如下(圖三)</w:t>
+      </w:r>
+      <w:r>
+        <w:rPr>
+          <w:rFonts w:ascii="標楷體" w:eastAsia="標楷體" w:hAnsi="標楷體"/>
+          <w:noProof/>
+          <w:sz w:val="28"/>
+          <w:szCs w:val="28"/>
+        </w:rPr>
+        <w:t>，</w:t>
+      </w:r>
+      <w:r>
+        <w:rPr>
+          <w:rFonts w:ascii="Times New Roman" w:eastAsia="標楷體" w:hAnsi="Times New Roman" w:cs="Times New Roman"/>
+          <w:noProof/>
+          <w:sz w:val="28"/>
+          <w:szCs w:val="28"/>
+        </w:rPr>
+        <w:t>Training Loss</w:t>
+      </w:r>
+      <w:r>
+        <w:rPr>
+          <w:rFonts w:ascii="Times New Roman" w:eastAsia="標楷體" w:hAnsi="Times New Roman" w:cs="Times New Roman"/>
+          <w:noProof/>
+          <w:sz w:val="28"/>
+          <w:szCs w:val="28"/>
+        </w:rPr>
+        <w:t>和</w:t>
+      </w:r>
+      <w:r>
+        <w:rPr>
+          <w:rFonts w:ascii="Times New Roman" w:eastAsia="標楷體" w:hAnsi="Times New Roman" w:cs="Times New Roman"/>
+          <w:noProof/>
+          <w:sz w:val="28"/>
+          <w:szCs w:val="28"/>
+        </w:rPr>
+        <w:t>Validation Loss</w:t>
+      </w:r>
+      <w:r>
+        <w:rPr>
+          <w:rFonts w:ascii="標楷體" w:eastAsia="標楷體" w:hAnsi="標楷體"/>
+          <w:noProof/>
+          <w:sz w:val="28"/>
+          <w:szCs w:val="28"/>
+        </w:rPr>
+        <w:t>。在前幾輪訓練中，損失幾乎保持不變，並且非常接近於初始損失。這表明零初始化的權重導致了學習過程的嚴重滯後，儘管偏置項存在，它仍然無法有效地推動模型的學習。這通常是因為零初始化會導致神經元的輸出相同，進而使梯度更新無法有效區分不同神經元的貢獻。</w:t>
+      </w:r>
+      <w:r>
+        <w:rPr>
+          <w:rFonts w:ascii="標楷體" w:eastAsia="標楷體" w:hAnsi="標楷體" w:hint="eastAsia"/>
+          <w:noProof/>
+          <w:sz w:val="28"/>
+          <w:szCs w:val="28"/>
+        </w:rPr>
+        <w:t>從</w:t>
+      </w:r>
+      <w:r>
+        <w:rPr>
+          <w:rFonts w:ascii="Times New Roman" w:eastAsia="標楷體" w:hAnsi="Times New Roman" w:cs="Times New Roman"/>
+          <w:noProof/>
+          <w:sz w:val="28"/>
+          <w:szCs w:val="28"/>
+        </w:rPr>
+        <w:t>gradient de</w:t>
+      </w:r>
+      <w:r>
+        <w:rPr>
+          <w:rFonts w:ascii="Times New Roman" w:eastAsia="標楷體" w:hAnsi="Times New Roman" w:cs="Times New Roman"/>
+          <w:noProof/>
+          <w:sz w:val="28"/>
+          <w:szCs w:val="28"/>
+        </w:rPr>
+        <w:t>scent</w:t>
+      </w:r>
+      <w:r>
+        <w:rPr>
+          <w:rFonts w:ascii="標楷體" w:eastAsia="標楷體" w:hAnsi="標楷體" w:hint="eastAsia"/>
+          <w:noProof/>
+          <w:sz w:val="28"/>
+          <w:szCs w:val="28"/>
+        </w:rPr>
+        <w:t>的數學層面(圖五)也可以發現由於權重初始值為零，所以</w:t>
+      </w:r>
+      <w:r>
+        <w:rPr>
+          <w:rFonts w:ascii="Times New Roman" w:eastAsia="標楷體" w:hAnsi="Times New Roman" w:cs="Times New Roman" w:hint="eastAsia"/>
+          <w:noProof/>
+          <w:sz w:val="28"/>
+          <w:szCs w:val="28"/>
+        </w:rPr>
+        <w:t>loss function</w:t>
+      </w:r>
+      <w:r>
+        <w:rPr>
+          <w:rFonts w:ascii="Times New Roman" w:eastAsia="標楷體" w:hAnsi="Times New Roman" w:cs="Times New Roman" w:hint="eastAsia"/>
+          <w:noProof/>
+          <w:sz w:val="28"/>
+          <w:szCs w:val="28"/>
+        </w:rPr>
+        <w:t>對權重項的偏微分為零，所以只會依照</w:t>
+      </w:r>
+      <w:r>
+        <w:rPr>
+          <w:rFonts w:ascii="Times New Roman" w:eastAsia="標楷體" w:hAnsi="Times New Roman" w:cs="Times New Roman" w:hint="eastAsia"/>
+          <w:noProof/>
+          <w:sz w:val="28"/>
+          <w:szCs w:val="28"/>
+        </w:rPr>
+        <w:t>bios</w:t>
+      </w:r>
+      <w:r>
+        <w:rPr>
+          <w:rFonts w:ascii="Times New Roman" w:eastAsia="標楷體" w:hAnsi="Times New Roman" w:cs="Times New Roman" w:hint="eastAsia"/>
+          <w:noProof/>
+          <w:sz w:val="28"/>
+          <w:szCs w:val="28"/>
+        </w:rPr>
+        <w:t>去更新參數，導致學習效果不佳。</w:t>
+      </w:r>
+      <w:r>
+        <w:rPr>
+          <w:rFonts w:ascii="Times New Roman" w:eastAsia="標楷體" w:hAnsi="Times New Roman" w:cs="Times New Roman" w:hint="eastAsia"/>
+          <w:noProof/>
+          <w:sz w:val="28"/>
+          <w:szCs w:val="28"/>
+        </w:rPr>
+        <w:t>也因此</w:t>
+      </w:r>
+      <w:r>
+        <w:rPr>
+          <w:rFonts w:ascii="Times New Roman" w:eastAsia="標楷體" w:hAnsi="Times New Roman" w:cs="Times New Roman" w:hint="eastAsia"/>
+          <w:noProof/>
+          <w:sz w:val="28"/>
+          <w:szCs w:val="28"/>
+        </w:rPr>
+        <w:lastRenderedPageBreak/>
+        <w:t>當系統沒有偏置項時，</w:t>
+      </w:r>
+      <w:r>
+        <w:rPr>
+          <w:rFonts w:ascii="Times New Roman" w:eastAsia="標楷體" w:hAnsi="Times New Roman" w:cs="Times New Roman" w:hint="eastAsia"/>
+          <w:noProof/>
+          <w:sz w:val="28"/>
+          <w:szCs w:val="28"/>
+        </w:rPr>
+        <w:t>loss</w:t>
+      </w:r>
+      <w:r>
+        <w:rPr>
+          <w:rFonts w:ascii="Times New Roman" w:eastAsia="標楷體" w:hAnsi="Times New Roman" w:cs="Times New Roman" w:hint="eastAsia"/>
+          <w:noProof/>
+          <w:sz w:val="28"/>
+          <w:szCs w:val="28"/>
+        </w:rPr>
+        <w:t>值則幾乎不會下降，如下圖</w:t>
+      </w:r>
+      <w:r>
+        <w:rPr>
+          <w:rFonts w:ascii="Times New Roman" w:eastAsia="標楷體" w:hAnsi="Times New Roman" w:cs="Times New Roman" w:hint="eastAsia"/>
+          <w:noProof/>
+          <w:sz w:val="28"/>
+          <w:szCs w:val="28"/>
+        </w:rPr>
+        <w:t>(</w:t>
+      </w:r>
+      <w:r>
+        <w:rPr>
+          <w:rFonts w:ascii="Times New Roman" w:eastAsia="標楷體" w:hAnsi="Times New Roman" w:cs="Times New Roman" w:hint="eastAsia"/>
+          <w:noProof/>
+          <w:sz w:val="28"/>
+          <w:szCs w:val="28"/>
+        </w:rPr>
+        <w:t>四</w:t>
+      </w:r>
+      <w:r>
+        <w:rPr>
+          <w:rFonts w:ascii="Times New Roman" w:eastAsia="標楷體" w:hAnsi="Times New Roman" w:cs="Times New Roman" w:hint="eastAsia"/>
+          <w:noProof/>
+          <w:sz w:val="28"/>
+          <w:szCs w:val="28"/>
+        </w:rPr>
+        <w:t>)</w:t>
+      </w:r>
+      <w:r>
+        <w:rPr>
+          <w:rFonts w:ascii="Times New Roman" w:eastAsia="標楷體" w:hAnsi="Times New Roman" w:cs="Times New Roman" w:hint="eastAsia"/>
+          <w:noProof/>
+          <w:sz w:val="28"/>
+          <w:szCs w:val="28"/>
+        </w:rPr>
+        <w:t>。</w:t>
       </w:r>
     </w:p>
     <w:p>
       <w:pPr>
         <w:jc w:val="center"/>
         <w:rPr>
-          <w:rFonts w:ascii="標楷體" w:eastAsia="標楷體" w:hAnsi="標楷體" w:cs="Times New Roman" w:hint="eastAsia"/>
-          <w:sz w:val="36"/>
-          <w:szCs w:val="36"/>
+          <w:rFonts w:ascii="Times New Roman" w:eastAsia="標楷體" w:hAnsi="Times New Roman" w:cs="Times New Roman"/>
+          <w:sz w:val="28"/>
+          <w:szCs w:val="28"/>
+        </w:rPr>
+      </w:pPr>
+      <w:r>
+        <w:rPr>
+          <w:noProof/>
+        </w:rPr>
+        <w:drawing>
+          <wp:inline distT="0" distB="0" distL="0" distR="0" wp14:anchorId="7A1CCF04" wp14:editId="6CF04C60">
+            <wp:extent cx="5274310" cy="3956050"/>
+            <wp:effectExtent l="0" t="0" r="2540" b="6350"/>
+            <wp:docPr id="1036906629" name="圖片 3"/>
+            <wp:cNvGraphicFramePr>
+              <a:graphicFrameLocks xmlns:a="http://schemas.openxmlformats.org/drawingml/2006/main" noChangeAspect="1"/>
+            </wp:cNvGraphicFramePr>
+            <a:graphic xmlns:a="http://schemas.openxmlformats.org/drawingml/2006/main">
+              <a:graphicData uri="http://schemas.openxmlformats.org/drawingml/2006/picture">
+                <pic:pic xmlns:pic="http://schemas.openxmlformats.org/drawingml/2006/picture">
+                  <pic:nvPicPr>
+                    <pic:cNvPr id="0" name="Picture 3"/>
+                    <pic:cNvPicPr>
+                      <a:picLocks noChangeAspect="1" noChangeArrowheads="1"/>
+                    </pic:cNvPicPr>
+                  </pic:nvPicPr>
+                  <pic:blipFill>
+                    <a:blip r:embed="rId8">
+                      <a:extLst>
+                        <a:ext uri="{28A0092B-C50C-407E-A947-70E740481C1C}">
+                          <a14:useLocalDpi xmlns:a14="http://schemas.microsoft.com/office/drawing/2010/main" val="0"/>
+                        </a:ext>
+                      </a:extLst>
+                    </a:blip>
+                    <a:srcRect/>
+                    <a:stretch>
+                      <a:fillRect/>
+                    </a:stretch>
+                  </pic:blipFill>
+                  <pic:spPr bwMode="auto">
+                    <a:xfrm>
+                      <a:off x="0" y="0"/>
+                      <a:ext cx="5274310" cy="3956050"/>
+                    </a:xfrm>
+                    <a:prstGeom prst="rect">
+                      <a:avLst/>
+                    </a:prstGeom>
+                    <a:noFill/>
+                    <a:ln>
+                      <a:noFill/>
+                    </a:ln>
+                  </pic:spPr>
+                </pic:pic>
+              </a:graphicData>
+            </a:graphic>
+          </wp:inline>
+        </w:drawing>
+      </w:r>
+    </w:p>
+    <w:p>
+      <w:pPr>
+        <w:jc w:val="center"/>
+        <w:rPr>
+          <w:rFonts w:ascii="Times New Roman" w:eastAsia="標楷體" w:hAnsi="Times New Roman" w:cs="Times New Roman" w:hint="eastAsia"/>
+          <w:sz w:val="28"/>
+          <w:szCs w:val="28"/>
+        </w:rPr>
+      </w:pPr>
+      <w:r>
+        <w:rPr>
+          <w:rFonts w:ascii="Times New Roman" w:eastAsia="標楷體" w:hAnsi="Times New Roman" w:cs="Times New Roman" w:hint="eastAsia"/>
+          <w:sz w:val="28"/>
+          <w:szCs w:val="28"/>
+        </w:rPr>
+        <w:t>(</w:t>
+      </w:r>
+      <w:r>
+        <w:rPr>
+          <w:rFonts w:ascii="Times New Roman" w:eastAsia="標楷體" w:hAnsi="Times New Roman" w:cs="Times New Roman" w:hint="eastAsia"/>
+          <w:sz w:val="28"/>
+          <w:szCs w:val="28"/>
+        </w:rPr>
+        <w:t>圖一，</w:t>
+      </w:r>
+      <w:r>
+        <w:rPr>
+          <w:rFonts w:ascii="Times New Roman" w:eastAsia="標楷體" w:hAnsi="Times New Roman" w:cs="Times New Roman"/>
+          <w:sz w:val="28"/>
+          <w:szCs w:val="28"/>
+        </w:rPr>
+        <w:t>Random</w:t>
+      </w:r>
+      <w:r>
+        <w:rPr>
+          <w:rFonts w:ascii="Times New Roman" w:eastAsia="標楷體" w:hAnsi="Times New Roman" w:cs="Times New Roman" w:hint="eastAsia"/>
+          <w:sz w:val="28"/>
+          <w:szCs w:val="28"/>
+        </w:rPr>
+        <w:t xml:space="preserve"> </w:t>
+      </w:r>
+      <w:r>
+        <w:rPr>
+          <w:rFonts w:ascii="Times New Roman" w:eastAsia="標楷體" w:hAnsi="Times New Roman" w:cs="Times New Roman"/>
+          <w:sz w:val="28"/>
+          <w:szCs w:val="28"/>
+        </w:rPr>
+        <w:t>Initialization</w:t>
+      </w:r>
+      <w:r>
+        <w:rPr>
+          <w:rFonts w:ascii="Times New Roman" w:eastAsia="標楷體" w:hAnsi="Times New Roman" w:cs="Times New Roman" w:hint="eastAsia"/>
+          <w:sz w:val="28"/>
+          <w:szCs w:val="28"/>
+        </w:rPr>
+        <w:t xml:space="preserve"> </w:t>
+      </w:r>
+      <w:r>
+        <w:rPr>
+          <w:rFonts w:ascii="Times New Roman" w:eastAsia="標楷體" w:hAnsi="Times New Roman" w:cs="Times New Roman"/>
+          <w:sz w:val="28"/>
+          <w:szCs w:val="28"/>
+        </w:rPr>
+        <w:t>With</w:t>
+      </w:r>
+      <w:r>
+        <w:rPr>
+          <w:rFonts w:ascii="Times New Roman" w:eastAsia="標楷體" w:hAnsi="Times New Roman" w:cs="Times New Roman" w:hint="eastAsia"/>
+          <w:sz w:val="28"/>
+          <w:szCs w:val="28"/>
+        </w:rPr>
+        <w:t xml:space="preserve"> </w:t>
+      </w:r>
+      <w:r>
+        <w:rPr>
+          <w:rFonts w:ascii="Times New Roman" w:eastAsia="標楷體" w:hAnsi="Times New Roman" w:cs="Times New Roman"/>
+          <w:sz w:val="28"/>
+          <w:szCs w:val="28"/>
+        </w:rPr>
+        <w:t>Bias</w:t>
+      </w:r>
+      <w:r>
+        <w:rPr>
+          <w:rFonts w:ascii="Times New Roman" w:eastAsia="標楷體" w:hAnsi="Times New Roman" w:cs="Times New Roman" w:hint="eastAsia"/>
+          <w:sz w:val="28"/>
+          <w:szCs w:val="28"/>
+        </w:rPr>
+        <w:t xml:space="preserve"> </w:t>
+      </w:r>
+      <w:r>
+        <w:rPr>
+          <w:rFonts w:ascii="Times New Roman" w:eastAsia="標楷體" w:hAnsi="Times New Roman" w:cs="Times New Roman"/>
+          <w:sz w:val="28"/>
+          <w:szCs w:val="28"/>
+        </w:rPr>
+        <w:t>loss</w:t>
+      </w:r>
+      <w:r>
+        <w:rPr>
+          <w:rFonts w:ascii="Times New Roman" w:eastAsia="標楷體" w:hAnsi="Times New Roman" w:cs="Times New Roman" w:hint="eastAsia"/>
+          <w:sz w:val="28"/>
+          <w:szCs w:val="28"/>
+        </w:rPr>
+        <w:t>)</w:t>
+      </w:r>
+    </w:p>
+    <w:p>
+      <w:pPr>
+        <w:jc w:val="center"/>
+        <w:rPr>
+          <w:rFonts w:ascii="Times New Roman" w:eastAsia="標楷體" w:hAnsi="Times New Roman" w:cs="Times New Roman"/>
+          <w:sz w:val="28"/>
+          <w:szCs w:val="28"/>
+        </w:rPr>
+      </w:pPr>
+      <w:r>
+        <w:rPr>
+          <w:noProof/>
+        </w:rPr>
+        <w:lastRenderedPageBreak/>
+        <w:drawing>
+          <wp:inline distT="0" distB="0" distL="0" distR="0" wp14:anchorId="61EDBB23" wp14:editId="5FC95D63">
+            <wp:extent cx="5130388" cy="3848100"/>
+            <wp:effectExtent l="0" t="0" r="0" b="0"/>
+            <wp:docPr id="1835757182" name="圖片 4"/>
+            <wp:cNvGraphicFramePr>
+              <a:graphicFrameLocks xmlns:a="http://schemas.openxmlformats.org/drawingml/2006/main" noChangeAspect="1"/>
+            </wp:cNvGraphicFramePr>
+            <a:graphic xmlns:a="http://schemas.openxmlformats.org/drawingml/2006/main">
+              <a:graphicData uri="http://schemas.openxmlformats.org/drawingml/2006/picture">
+                <pic:pic xmlns:pic="http://schemas.openxmlformats.org/drawingml/2006/picture">
+                  <pic:nvPicPr>
+                    <pic:cNvPr id="0" name="Picture 4"/>
+                    <pic:cNvPicPr>
+                      <a:picLocks noChangeAspect="1" noChangeArrowheads="1"/>
+                    </pic:cNvPicPr>
+                  </pic:nvPicPr>
+                  <pic:blipFill>
+                    <a:blip r:embed="rId9">
+                      <a:extLst>
+                        <a:ext uri="{28A0092B-C50C-407E-A947-70E740481C1C}">
+                          <a14:useLocalDpi xmlns:a14="http://schemas.microsoft.com/office/drawing/2010/main" val="0"/>
+                        </a:ext>
+                      </a:extLst>
+                    </a:blip>
+                    <a:srcRect/>
+                    <a:stretch>
+                      <a:fillRect/>
+                    </a:stretch>
+                  </pic:blipFill>
+                  <pic:spPr bwMode="auto">
+                    <a:xfrm>
+                      <a:off x="0" y="0"/>
+                      <a:ext cx="5133134" cy="3850160"/>
+                    </a:xfrm>
+                    <a:prstGeom prst="rect">
+                      <a:avLst/>
+                    </a:prstGeom>
+                    <a:noFill/>
+                    <a:ln>
+                      <a:noFill/>
+                    </a:ln>
+                  </pic:spPr>
+                </pic:pic>
+              </a:graphicData>
+            </a:graphic>
+          </wp:inline>
+        </w:drawing>
+      </w:r>
+    </w:p>
+    <w:p>
+      <w:pPr>
+        <w:jc w:val="center"/>
+        <w:rPr>
+          <w:rFonts w:ascii="Times New Roman" w:eastAsia="標楷體" w:hAnsi="Times New Roman" w:cs="Times New Roman" w:hint="eastAsia"/>
+          <w:sz w:val="28"/>
+          <w:szCs w:val="28"/>
+        </w:rPr>
+      </w:pPr>
+      <w:r>
+        <w:rPr>
+          <w:rFonts w:ascii="Times New Roman" w:eastAsia="標楷體" w:hAnsi="Times New Roman" w:cs="Times New Roman" w:hint="eastAsia"/>
+          <w:sz w:val="28"/>
+          <w:szCs w:val="28"/>
+        </w:rPr>
+        <w:t>(</w:t>
+      </w:r>
+      <w:r>
+        <w:rPr>
+          <w:rFonts w:ascii="Times New Roman" w:eastAsia="標楷體" w:hAnsi="Times New Roman" w:cs="Times New Roman" w:hint="eastAsia"/>
+          <w:sz w:val="28"/>
+          <w:szCs w:val="28"/>
+        </w:rPr>
+        <w:t>圖</w:t>
+      </w:r>
+      <w:r>
+        <w:rPr>
+          <w:rFonts w:ascii="Times New Roman" w:eastAsia="標楷體" w:hAnsi="Times New Roman" w:cs="Times New Roman" w:hint="eastAsia"/>
+          <w:sz w:val="28"/>
+          <w:szCs w:val="28"/>
+        </w:rPr>
+        <w:t>二</w:t>
+      </w:r>
+      <w:r>
+        <w:rPr>
+          <w:rFonts w:ascii="Times New Roman" w:eastAsia="標楷體" w:hAnsi="Times New Roman" w:cs="Times New Roman" w:hint="eastAsia"/>
+          <w:sz w:val="28"/>
+          <w:szCs w:val="28"/>
+        </w:rPr>
+        <w:t>，</w:t>
+      </w:r>
+      <w:r>
+        <w:rPr>
+          <w:rFonts w:ascii="Times New Roman" w:eastAsia="標楷體" w:hAnsi="Times New Roman" w:cs="Times New Roman"/>
+          <w:sz w:val="28"/>
+          <w:szCs w:val="28"/>
+        </w:rPr>
+        <w:t>Random</w:t>
+      </w:r>
+      <w:r>
+        <w:rPr>
+          <w:rFonts w:ascii="Times New Roman" w:eastAsia="標楷體" w:hAnsi="Times New Roman" w:cs="Times New Roman" w:hint="eastAsia"/>
+          <w:sz w:val="28"/>
+          <w:szCs w:val="28"/>
+        </w:rPr>
+        <w:t xml:space="preserve"> </w:t>
+      </w:r>
+      <w:r>
+        <w:rPr>
+          <w:rFonts w:ascii="Times New Roman" w:eastAsia="標楷體" w:hAnsi="Times New Roman" w:cs="Times New Roman"/>
+          <w:sz w:val="28"/>
+          <w:szCs w:val="28"/>
+        </w:rPr>
+        <w:t>Initialization</w:t>
+      </w:r>
+      <w:r>
+        <w:rPr>
+          <w:rFonts w:ascii="Times New Roman" w:eastAsia="標楷體" w:hAnsi="Times New Roman" w:cs="Times New Roman" w:hint="eastAsia"/>
+          <w:sz w:val="28"/>
+          <w:szCs w:val="28"/>
+        </w:rPr>
+        <w:t xml:space="preserve"> </w:t>
+      </w:r>
+      <w:r>
+        <w:rPr>
+          <w:rFonts w:ascii="Times New Roman" w:eastAsia="標楷體" w:hAnsi="Times New Roman" w:cs="Times New Roman"/>
+          <w:sz w:val="28"/>
+          <w:szCs w:val="28"/>
+        </w:rPr>
+        <w:t>With</w:t>
+      </w:r>
+      <w:r>
+        <w:rPr>
+          <w:rFonts w:ascii="Times New Roman" w:eastAsia="標楷體" w:hAnsi="Times New Roman" w:cs="Times New Roman" w:hint="eastAsia"/>
+          <w:sz w:val="28"/>
+          <w:szCs w:val="28"/>
+        </w:rPr>
+        <w:t xml:space="preserve">out </w:t>
+      </w:r>
+      <w:r>
+        <w:rPr>
+          <w:rFonts w:ascii="Times New Roman" w:eastAsia="標楷體" w:hAnsi="Times New Roman" w:cs="Times New Roman"/>
+          <w:sz w:val="28"/>
+          <w:szCs w:val="28"/>
+        </w:rPr>
+        <w:t>Bias</w:t>
+      </w:r>
+      <w:r>
+        <w:rPr>
+          <w:rFonts w:ascii="Times New Roman" w:eastAsia="標楷體" w:hAnsi="Times New Roman" w:cs="Times New Roman" w:hint="eastAsia"/>
+          <w:sz w:val="28"/>
+          <w:szCs w:val="28"/>
+        </w:rPr>
+        <w:t xml:space="preserve"> Loss</w:t>
+      </w:r>
+      <w:r>
+        <w:rPr>
+          <w:rFonts w:ascii="Times New Roman" w:eastAsia="標楷體" w:hAnsi="Times New Roman" w:cs="Times New Roman" w:hint="eastAsia"/>
+          <w:sz w:val="28"/>
+          <w:szCs w:val="28"/>
+        </w:rPr>
+        <w:t>)</w:t>
+      </w:r>
+    </w:p>
+    <w:p>
+      <w:pPr>
+        <w:jc w:val="center"/>
+        <w:rPr>
+          <w:rFonts w:ascii="Times New Roman" w:eastAsia="標楷體" w:hAnsi="Times New Roman" w:cs="Times New Roman"/>
+          <w:sz w:val="28"/>
+          <w:szCs w:val="28"/>
+        </w:rPr>
+      </w:pPr>
+    </w:p>
+    <w:p>
+      <w:pPr>
+        <w:jc w:val="center"/>
+        <w:rPr>
+          <w:rFonts w:ascii="Times New Roman" w:eastAsia="標楷體" w:hAnsi="Times New Roman" w:cs="Times New Roman"/>
+          <w:sz w:val="28"/>
+          <w:szCs w:val="28"/>
+        </w:rPr>
+      </w:pPr>
+      <w:r>
+        <w:rPr>
+          <w:noProof/>
+        </w:rPr>
+        <w:drawing>
+          <wp:inline distT="0" distB="0" distL="0" distR="0" wp14:anchorId="2A6D83C5" wp14:editId="7AB86593">
+            <wp:extent cx="5158740" cy="3869366"/>
+            <wp:effectExtent l="0" t="0" r="3810" b="0"/>
+            <wp:docPr id="1465517807" name="圖片 1"/>
+            <wp:cNvGraphicFramePr>
+              <a:graphicFrameLocks xmlns:a="http://schemas.openxmlformats.org/drawingml/2006/main" noChangeAspect="1"/>
+            </wp:cNvGraphicFramePr>
+            <a:graphic xmlns:a="http://schemas.openxmlformats.org/drawingml/2006/main">
+              <a:graphicData uri="http://schemas.openxmlformats.org/drawingml/2006/picture">
+                <pic:pic xmlns:pic="http://schemas.openxmlformats.org/drawingml/2006/picture">
+                  <pic:nvPicPr>
+                    <pic:cNvPr id="0" name="Picture 1"/>
+                    <pic:cNvPicPr>
+                      <a:picLocks noChangeAspect="1" noChangeArrowheads="1"/>
+                    </pic:cNvPicPr>
+                  </pic:nvPicPr>
+                  <pic:blipFill>
+                    <a:blip r:embed="rId10">
+                      <a:extLst>
+                        <a:ext uri="{28A0092B-C50C-407E-A947-70E740481C1C}">
+                          <a14:useLocalDpi xmlns:a14="http://schemas.microsoft.com/office/drawing/2010/main" val="0"/>
+                        </a:ext>
+                      </a:extLst>
+                    </a:blip>
+                    <a:srcRect/>
+                    <a:stretch>
+                      <a:fillRect/>
+                    </a:stretch>
+                  </pic:blipFill>
+                  <pic:spPr bwMode="auto">
+                    <a:xfrm>
+                      <a:off x="0" y="0"/>
+                      <a:ext cx="5163299" cy="3872785"/>
+                    </a:xfrm>
+                    <a:prstGeom prst="rect">
+                      <a:avLst/>
+                    </a:prstGeom>
+                    <a:noFill/>
+                    <a:ln>
+                      <a:noFill/>
+                    </a:ln>
+                  </pic:spPr>
+                </pic:pic>
+              </a:graphicData>
+            </a:graphic>
+          </wp:inline>
+        </w:drawing>
+      </w:r>
+    </w:p>
+    <w:p>
+      <w:pPr>
+        <w:jc w:val="center"/>
+        <w:rPr>
+          <w:rFonts w:ascii="Times New Roman" w:eastAsia="標楷體" w:hAnsi="Times New Roman" w:cs="Times New Roman" w:hint="eastAsia"/>
+          <w:sz w:val="28"/>
+          <w:szCs w:val="28"/>
+        </w:rPr>
+      </w:pPr>
+      <w:r>
+        <w:rPr>
+          <w:rFonts w:ascii="Times New Roman" w:eastAsia="標楷體" w:hAnsi="Times New Roman" w:cs="Times New Roman" w:hint="eastAsia"/>
+          <w:sz w:val="28"/>
+          <w:szCs w:val="28"/>
+        </w:rPr>
+        <w:t>(</w:t>
+      </w:r>
+      <w:r>
+        <w:rPr>
+          <w:rFonts w:ascii="Times New Roman" w:eastAsia="標楷體" w:hAnsi="Times New Roman" w:cs="Times New Roman" w:hint="eastAsia"/>
+          <w:sz w:val="28"/>
+          <w:szCs w:val="28"/>
+        </w:rPr>
+        <w:t>圖</w:t>
+      </w:r>
+      <w:proofErr w:type="gramStart"/>
+      <w:r>
+        <w:rPr>
+          <w:rFonts w:ascii="Times New Roman" w:eastAsia="標楷體" w:hAnsi="Times New Roman" w:cs="Times New Roman" w:hint="eastAsia"/>
+          <w:sz w:val="28"/>
+          <w:szCs w:val="28"/>
+        </w:rPr>
+        <w:t>三</w:t>
+      </w:r>
+      <w:proofErr w:type="gramEnd"/>
+      <w:r>
+        <w:rPr>
+          <w:rFonts w:ascii="Times New Roman" w:eastAsia="標楷體" w:hAnsi="Times New Roman" w:cs="Times New Roman" w:hint="eastAsia"/>
+          <w:sz w:val="28"/>
+          <w:szCs w:val="28"/>
+        </w:rPr>
+        <w:t>，</w:t>
+      </w:r>
+      <w:r>
+        <w:rPr>
+          <w:rFonts w:ascii="Times New Roman" w:eastAsia="標楷體" w:hAnsi="Times New Roman" w:cs="Times New Roman" w:hint="eastAsia"/>
+          <w:sz w:val="28"/>
+          <w:szCs w:val="28"/>
+        </w:rPr>
+        <w:t>zero</w:t>
+      </w:r>
+      <w:r>
+        <w:rPr>
+          <w:rFonts w:ascii="Times New Roman" w:eastAsia="標楷體" w:hAnsi="Times New Roman" w:cs="Times New Roman" w:hint="eastAsia"/>
+          <w:sz w:val="28"/>
+          <w:szCs w:val="28"/>
+        </w:rPr>
+        <w:t xml:space="preserve"> </w:t>
+      </w:r>
+      <w:r>
+        <w:rPr>
+          <w:rFonts w:ascii="Times New Roman" w:eastAsia="標楷體" w:hAnsi="Times New Roman" w:cs="Times New Roman"/>
+          <w:sz w:val="28"/>
+          <w:szCs w:val="28"/>
+        </w:rPr>
+        <w:t>Initialization</w:t>
+      </w:r>
+      <w:r>
+        <w:rPr>
+          <w:rFonts w:ascii="Times New Roman" w:eastAsia="標楷體" w:hAnsi="Times New Roman" w:cs="Times New Roman" w:hint="eastAsia"/>
+          <w:sz w:val="28"/>
+          <w:szCs w:val="28"/>
+        </w:rPr>
+        <w:t xml:space="preserve"> </w:t>
+      </w:r>
+      <w:r>
+        <w:rPr>
+          <w:rFonts w:ascii="Times New Roman" w:eastAsia="標楷體" w:hAnsi="Times New Roman" w:cs="Times New Roman"/>
+          <w:sz w:val="28"/>
+          <w:szCs w:val="28"/>
+        </w:rPr>
+        <w:t>With</w:t>
+      </w:r>
+      <w:r>
+        <w:rPr>
+          <w:rFonts w:ascii="Times New Roman" w:eastAsia="標楷體" w:hAnsi="Times New Roman" w:cs="Times New Roman" w:hint="eastAsia"/>
+          <w:sz w:val="28"/>
+          <w:szCs w:val="28"/>
+        </w:rPr>
+        <w:t xml:space="preserve"> </w:t>
+      </w:r>
+      <w:r>
+        <w:rPr>
+          <w:rFonts w:ascii="Times New Roman" w:eastAsia="標楷體" w:hAnsi="Times New Roman" w:cs="Times New Roman"/>
+          <w:sz w:val="28"/>
+          <w:szCs w:val="28"/>
+        </w:rPr>
+        <w:t>Bias</w:t>
+      </w:r>
+      <w:r>
+        <w:rPr>
+          <w:rFonts w:ascii="Times New Roman" w:eastAsia="標楷體" w:hAnsi="Times New Roman" w:cs="Times New Roman" w:hint="eastAsia"/>
+          <w:sz w:val="28"/>
+          <w:szCs w:val="28"/>
+        </w:rPr>
+        <w:t xml:space="preserve"> </w:t>
+      </w:r>
+      <w:r>
+        <w:rPr>
+          <w:rFonts w:ascii="Times New Roman" w:eastAsia="標楷體" w:hAnsi="Times New Roman" w:cs="Times New Roman"/>
+          <w:sz w:val="28"/>
+          <w:szCs w:val="28"/>
+        </w:rPr>
+        <w:t>loss</w:t>
+      </w:r>
+      <w:r>
+        <w:rPr>
+          <w:rFonts w:ascii="Times New Roman" w:eastAsia="標楷體" w:hAnsi="Times New Roman" w:cs="Times New Roman" w:hint="eastAsia"/>
+          <w:sz w:val="28"/>
+          <w:szCs w:val="28"/>
+        </w:rPr>
+        <w:t>)</w:t>
+      </w:r>
+    </w:p>
+    <w:p>
+      <w:pPr>
+        <w:jc w:val="center"/>
+        <w:rPr>
+          <w:rFonts w:ascii="Times New Roman" w:eastAsia="標楷體" w:hAnsi="Times New Roman" w:cs="Times New Roman"/>
+          <w:sz w:val="28"/>
+          <w:szCs w:val="28"/>
+        </w:rPr>
+      </w:pPr>
+      <w:r>
+        <w:rPr>
+          <w:noProof/>
+        </w:rPr>
+        <w:lastRenderedPageBreak/>
+        <w:drawing>
+          <wp:inline distT="0" distB="0" distL="0" distR="0" wp14:anchorId="10F7EAD7" wp14:editId="628ADC08">
+            <wp:extent cx="5274310" cy="3956050"/>
+            <wp:effectExtent l="0" t="0" r="2540" b="6350"/>
+            <wp:docPr id="29545437" name="圖片 2"/>
+            <wp:cNvGraphicFramePr>
+              <a:graphicFrameLocks xmlns:a="http://schemas.openxmlformats.org/drawingml/2006/main" noChangeAspect="1"/>
+            </wp:cNvGraphicFramePr>
+            <a:graphic xmlns:a="http://schemas.openxmlformats.org/drawingml/2006/main">
+              <a:graphicData uri="http://schemas.openxmlformats.org/drawingml/2006/picture">
+                <pic:pic xmlns:pic="http://schemas.openxmlformats.org/drawingml/2006/picture">
+                  <pic:nvPicPr>
+                    <pic:cNvPr id="0" name="Picture 2"/>
+                    <pic:cNvPicPr>
+                      <a:picLocks noChangeAspect="1" noChangeArrowheads="1"/>
+                    </pic:cNvPicPr>
+                  </pic:nvPicPr>
+                  <pic:blipFill>
+                    <a:blip r:embed="rId11">
+                      <a:extLst>
+                        <a:ext uri="{28A0092B-C50C-407E-A947-70E740481C1C}">
+                          <a14:useLocalDpi xmlns:a14="http://schemas.microsoft.com/office/drawing/2010/main" val="0"/>
+                        </a:ext>
+                      </a:extLst>
+                    </a:blip>
+                    <a:srcRect/>
+                    <a:stretch>
+                      <a:fillRect/>
+                    </a:stretch>
+                  </pic:blipFill>
+                  <pic:spPr bwMode="auto">
+                    <a:xfrm>
+                      <a:off x="0" y="0"/>
+                      <a:ext cx="5274310" cy="3956050"/>
+                    </a:xfrm>
+                    <a:prstGeom prst="rect">
+                      <a:avLst/>
+                    </a:prstGeom>
+                    <a:noFill/>
+                    <a:ln>
+                      <a:noFill/>
+                    </a:ln>
+                  </pic:spPr>
+                </pic:pic>
+              </a:graphicData>
+            </a:graphic>
+          </wp:inline>
+        </w:drawing>
+      </w:r>
+    </w:p>
+    <w:p>
+      <w:pPr>
+        <w:jc w:val="center"/>
+        <w:rPr>
+          <w:rFonts w:ascii="Times New Roman" w:eastAsia="標楷體" w:hAnsi="Times New Roman" w:cs="Times New Roman"/>
+          <w:sz w:val="28"/>
+          <w:szCs w:val="28"/>
+        </w:rPr>
+      </w:pPr>
+      <w:r>
+        <w:rPr>
+          <w:rFonts w:ascii="Times New Roman" w:eastAsia="標楷體" w:hAnsi="Times New Roman" w:cs="Times New Roman" w:hint="eastAsia"/>
+          <w:sz w:val="28"/>
+          <w:szCs w:val="28"/>
+        </w:rPr>
+        <w:t>(</w:t>
+      </w:r>
+      <w:r>
+        <w:rPr>
+          <w:rFonts w:ascii="Times New Roman" w:eastAsia="標楷體" w:hAnsi="Times New Roman" w:cs="Times New Roman" w:hint="eastAsia"/>
+          <w:sz w:val="28"/>
+          <w:szCs w:val="28"/>
+        </w:rPr>
+        <w:t>圖</w:t>
+      </w:r>
+      <w:r>
+        <w:rPr>
+          <w:rFonts w:ascii="Times New Roman" w:eastAsia="標楷體" w:hAnsi="Times New Roman" w:cs="Times New Roman" w:hint="eastAsia"/>
+          <w:sz w:val="28"/>
+          <w:szCs w:val="28"/>
+        </w:rPr>
+        <w:t>四</w:t>
+      </w:r>
+      <w:r>
+        <w:rPr>
+          <w:rFonts w:ascii="Times New Roman" w:eastAsia="標楷體" w:hAnsi="Times New Roman" w:cs="Times New Roman" w:hint="eastAsia"/>
+          <w:sz w:val="28"/>
+          <w:szCs w:val="28"/>
+        </w:rPr>
+        <w:t>，</w:t>
+      </w:r>
+      <w:r>
+        <w:rPr>
+          <w:rFonts w:ascii="Times New Roman" w:eastAsia="標楷體" w:hAnsi="Times New Roman" w:cs="Times New Roman" w:hint="eastAsia"/>
+          <w:sz w:val="28"/>
+          <w:szCs w:val="28"/>
+        </w:rPr>
+        <w:t xml:space="preserve">zero </w:t>
+      </w:r>
+      <w:r>
+        <w:rPr>
+          <w:rFonts w:ascii="Times New Roman" w:eastAsia="標楷體" w:hAnsi="Times New Roman" w:cs="Times New Roman"/>
+          <w:sz w:val="28"/>
+          <w:szCs w:val="28"/>
+        </w:rPr>
+        <w:t>Initialization</w:t>
+      </w:r>
+      <w:r>
+        <w:rPr>
+          <w:rFonts w:ascii="Times New Roman" w:eastAsia="標楷體" w:hAnsi="Times New Roman" w:cs="Times New Roman" w:hint="eastAsia"/>
+          <w:sz w:val="28"/>
+          <w:szCs w:val="28"/>
+        </w:rPr>
+        <w:t xml:space="preserve"> </w:t>
+      </w:r>
+      <w:r>
+        <w:rPr>
+          <w:rFonts w:ascii="Times New Roman" w:eastAsia="標楷體" w:hAnsi="Times New Roman" w:cs="Times New Roman"/>
+          <w:sz w:val="28"/>
+          <w:szCs w:val="28"/>
+        </w:rPr>
+        <w:t>With</w:t>
+      </w:r>
+      <w:r>
+        <w:rPr>
+          <w:rFonts w:ascii="Times New Roman" w:eastAsia="標楷體" w:hAnsi="Times New Roman" w:cs="Times New Roman" w:hint="eastAsia"/>
+          <w:sz w:val="28"/>
+          <w:szCs w:val="28"/>
+        </w:rPr>
+        <w:t>out</w:t>
+      </w:r>
+      <w:r>
+        <w:rPr>
+          <w:rFonts w:ascii="Times New Roman" w:eastAsia="標楷體" w:hAnsi="Times New Roman" w:cs="Times New Roman" w:hint="eastAsia"/>
+          <w:sz w:val="28"/>
+          <w:szCs w:val="28"/>
+        </w:rPr>
+        <w:t xml:space="preserve"> </w:t>
+      </w:r>
+      <w:r>
+        <w:rPr>
+          <w:rFonts w:ascii="Times New Roman" w:eastAsia="標楷體" w:hAnsi="Times New Roman" w:cs="Times New Roman"/>
+          <w:sz w:val="28"/>
+          <w:szCs w:val="28"/>
+        </w:rPr>
+        <w:t>Bias</w:t>
+      </w:r>
+      <w:r>
+        <w:rPr>
+          <w:rFonts w:ascii="Times New Roman" w:eastAsia="標楷體" w:hAnsi="Times New Roman" w:cs="Times New Roman" w:hint="eastAsia"/>
+          <w:sz w:val="28"/>
+          <w:szCs w:val="28"/>
+        </w:rPr>
+        <w:t xml:space="preserve"> </w:t>
+      </w:r>
+      <w:r>
+        <w:rPr>
+          <w:rFonts w:ascii="Times New Roman" w:eastAsia="標楷體" w:hAnsi="Times New Roman" w:cs="Times New Roman"/>
+          <w:sz w:val="28"/>
+          <w:szCs w:val="28"/>
+        </w:rPr>
+        <w:t>loss</w:t>
+      </w:r>
+      <w:r>
+        <w:rPr>
+          <w:rFonts w:ascii="Times New Roman" w:eastAsia="標楷體" w:hAnsi="Times New Roman" w:cs="Times New Roman" w:hint="eastAsia"/>
+          <w:sz w:val="28"/>
+          <w:szCs w:val="28"/>
+        </w:rPr>
+        <w:t>)</w:t>
+      </w:r>
+    </w:p>
+    <w:p>
+      <w:pPr>
+        <w:jc w:val="center"/>
+        <w:rPr>
+          <w:rFonts w:ascii="Times New Roman" w:eastAsia="標楷體" w:hAnsi="Times New Roman" w:cs="Times New Roman"/>
+          <w:sz w:val="40"/>
+          <w:szCs w:val="40"/>
+        </w:rPr>
+      </w:pPr>
+      <w:r>
+        <w:rPr>
+          <w:rFonts w:ascii="標楷體" w:eastAsia="標楷體" w:hAnsi="標楷體"/>
+          <w:noProof/>
+          <w:sz w:val="28"/>
+          <w:szCs w:val="28"/>
+        </w:rPr>
+        <mc:AlternateContent>
+          <mc:Choice Requires="wps">
+            <w:drawing>
+              <wp:anchor distT="0" distB="0" distL="114300" distR="114300" simplePos="0" relativeHeight="251659264" behindDoc="0" locked="0" layoutInCell="1" allowOverlap="1" wp14:anchorId="1756F3DC" wp14:editId="0ED2660A">
+                <wp:simplePos x="0" y="0"/>
+                <wp:positionH relativeFrom="column">
+                  <wp:posOffset>3230880</wp:posOffset>
+                </wp:positionH>
+                <wp:positionV relativeFrom="paragraph">
+                  <wp:posOffset>2933700</wp:posOffset>
+                </wp:positionV>
+                <wp:extent cx="1882140" cy="647700"/>
+                <wp:effectExtent l="0" t="0" r="22860" b="19050"/>
+                <wp:wrapNone/>
+                <wp:docPr id="1600911124" name="矩形 5"/>
+                <wp:cNvGraphicFramePr/>
+                <a:graphic xmlns:a="http://schemas.openxmlformats.org/drawingml/2006/main">
+                  <a:graphicData uri="http://schemas.microsoft.com/office/word/2010/wordprocessingShape">
+                    <wps:wsp>
+                      <wps:cNvSpPr/>
+                      <wps:spPr>
+                        <a:xfrm>
+                          <a:off x="0" y="0"/>
+                          <a:ext cx="1882140" cy="647700"/>
+                        </a:xfrm>
+                        <a:prstGeom prst="rect">
+                          <a:avLst/>
+                        </a:prstGeom>
+                        <a:noFill/>
+                        <a:ln>
+                          <a:solidFill>
+                            <a:srgbClr val="EE0000"/>
+                          </a:solidFill>
+                        </a:ln>
+                      </wps:spPr>
+                      <wps:style>
+                        <a:lnRef idx="2">
+                          <a:schemeClr val="accent1">
+                            <a:shade val="15000"/>
+                          </a:schemeClr>
+                        </a:lnRef>
+                        <a:fillRef idx="1">
+                          <a:schemeClr val="accent1"/>
+                        </a:fillRef>
+                        <a:effectRef idx="0">
+                          <a:schemeClr val="accent1"/>
+                        </a:effectRef>
+                        <a:fontRef idx="minor">
+                          <a:schemeClr val="lt1"/>
+                        </a:fontRef>
+                      </wps:style>
+                      <wps:bodyPr rot="0" spcFirstLastPara="0" vertOverflow="overflow" horzOverflow="overflow" vert="horz" wrap="square" lIns="91440" tIns="45720" rIns="91440" bIns="45720" numCol="1" spcCol="0" rtlCol="0" fromWordArt="0" anchor="ctr" anchorCtr="0" forceAA="0" compatLnSpc="1">
+                        <a:prstTxWarp prst="textNoShape">
+                          <a:avLst/>
+                        </a:prstTxWarp>
+                        <a:noAutofit/>
+                      </wps:bodyPr>
+                    </wps:wsp>
+                  </a:graphicData>
+                </a:graphic>
+              </wp:anchor>
+            </w:drawing>
+          </mc:Choice>
+          <mc:Fallback>
+            <w:pict>
+              <v:rect w14:anchorId="39E199C2" id="矩形 5" o:spid="_x0000_s1026" style="position:absolute;margin-left:254.4pt;margin-top:231pt;width:148.2pt;height:51pt;z-index:251659264;visibility:visible;mso-wrap-style:square;mso-wrap-distance-left:9pt;mso-wrap-distance-top:0;mso-wrap-distance-right:9pt;mso-wrap-distance-bottom:0;mso-position-horizontal:absolute;mso-position-horizontal-relative:text;mso-position-vertical:absolute;mso-position-vertical-relative:text;v-text-anchor:middle" o:gfxdata="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" filled="f" strokecolor="#e00" strokeweight="1pt"/>
+            </w:pict>
+          </mc:Fallback>
+        </mc:AlternateContent>
+      </w:r>
+      <w:r>
+        <w:rPr>
+          <w:rFonts w:ascii="標楷體" w:eastAsia="標楷體" w:hAnsi="標楷體"/>
+          <w:noProof/>
+          <w:sz w:val="28"/>
+          <w:szCs w:val="28"/>
+        </w:rPr>
+        <w:drawing>
+          <wp:inline distT="0" distB="0" distL="0" distR="0" wp14:anchorId="5BD3363A" wp14:editId="50D43C04">
+            <wp:extent cx="4975860" cy="3544086"/>
+            <wp:effectExtent l="0" t="0" r="0" b="0"/>
+            <wp:docPr id="570902989" name="圖片 1"/>
+            <wp:cNvGraphicFramePr>
+              <a:graphicFrameLocks xmlns:a="http://schemas.openxmlformats.org/drawingml/2006/main" noChangeAspect="1"/>
+            </wp:cNvGraphicFramePr>
+            <a:graphic xmlns:a="http://schemas.openxmlformats.org/drawingml/2006/main">
+              <a:graphicData uri="http://schemas.openxmlformats.org/drawingml/2006/picture">
+                <pic:pic xmlns:pic="http://schemas.openxmlformats.org/drawingml/2006/picture">
+                  <pic:nvPicPr>
+                    <pic:cNvPr id="570902989" name=""/>
+                    <pic:cNvPicPr/>
+                  </pic:nvPicPr>
+                  <pic:blipFill>
+                    <a:blip r:embed="rId12"/>
+                    <a:stretch>
+                      <a:fillRect/>
+                    </a:stretch>
+                  </pic:blipFill>
+                  <pic:spPr>
+                    <a:xfrm>
+                      <a:off x="0" y="0"/>
+                      <a:ext cx="5033715" cy="3585294"/>
+                    </a:xfrm>
+                    <a:prstGeom prst="rect">
+                      <a:avLst/>
+                    </a:prstGeom>
+                  </pic:spPr>
+                </pic:pic>
+              </a:graphicData>
+            </a:graphic>
+          </wp:inline>
+        </w:drawing>
+      </w:r>
+    </w:p>
+    <w:p>
+      <w:pPr>
+        <w:jc w:val="center"/>
+        <w:rPr>
+          <w:rFonts w:ascii="Times New Roman" w:eastAsia="標楷體" w:hAnsi="Times New Roman" w:cs="Times New Roman"/>
+          <w:sz w:val="28"/>
+          <w:szCs w:val="28"/>
+        </w:rPr>
+      </w:pPr>
+      <w:r>
+        <w:rPr>
+          <w:rFonts w:ascii="Times New Roman" w:eastAsia="標楷體" w:hAnsi="Times New Roman" w:cs="Times New Roman" w:hint="eastAsia"/>
+          <w:sz w:val="28"/>
+          <w:szCs w:val="28"/>
+        </w:rPr>
+        <w:t>(</w:t>
+      </w:r>
+      <w:r>
+        <w:rPr>
+          <w:rFonts w:ascii="Times New Roman" w:eastAsia="標楷體" w:hAnsi="Times New Roman" w:cs="Times New Roman" w:hint="eastAsia"/>
+          <w:sz w:val="28"/>
+          <w:szCs w:val="28"/>
+        </w:rPr>
+        <w:t>圖五，</w:t>
+      </w:r>
+      <w:r>
+        <w:rPr>
+          <w:rFonts w:ascii="Times New Roman" w:eastAsia="標楷體" w:hAnsi="Times New Roman" w:cs="Times New Roman" w:hint="eastAsia"/>
+          <w:sz w:val="28"/>
+          <w:szCs w:val="28"/>
+        </w:rPr>
+        <w:t>gradient descent chain rule)</w:t>
+      </w:r>
+    </w:p>
+    <w:p>
+      <w:pPr>
+        <w:pStyle w:val="a7"/>
+        <w:numPr>
+          <w:ilvl w:val="0"/>
+          <w:numId w:val="2"/>
+        </w:numPr>
+        <w:ind w:leftChars="0"/>
+        <w:rPr>
+          <w:rFonts w:ascii="Times New Roman" w:eastAsia="標楷體" w:hAnsi="Times New Roman" w:cs="Times New Roman"/>
+          <w:sz w:val="40"/>
+          <w:szCs w:val="40"/>
+        </w:rPr>
+      </w:pPr>
+      <w:r>
+        <w:rPr>
+          <w:rFonts w:ascii="Times New Roman" w:eastAsia="標楷體" w:hAnsi="Times New Roman" w:cs="Times New Roman"/>
+          <w:sz w:val="40"/>
+          <w:szCs w:val="40"/>
+        </w:rPr>
+        <w:lastRenderedPageBreak/>
+        <w:t>accuracy for both training and validation</w:t>
+      </w:r>
+    </w:p>
+    <w:p>
+      <w:pPr>
+        <w:pStyle w:val="Web"/>
+        <w:ind w:firstLine="360"/>
+        <w:rPr>
+          <w:rFonts w:ascii="Times New Roman" w:eastAsia="標楷體" w:hAnsi="Times New Roman" w:cs="Times New Roman"/>
+          <w:sz w:val="28"/>
+          <w:szCs w:val="28"/>
+        </w:rPr>
+      </w:pPr>
+      <w:r>
+        <w:rPr>
+          <w:rFonts w:ascii="Times New Roman" w:eastAsia="標楷體" w:hAnsi="Times New Roman" w:cs="Times New Roman"/>
+          <w:sz w:val="28"/>
+          <w:szCs w:val="28"/>
+        </w:rPr>
+        <w:t>當使用</w:t>
+      </w:r>
+      <w:r>
+        <w:rPr>
+          <w:rStyle w:val="a8"/>
+          <w:rFonts w:ascii="Times New Roman" w:eastAsia="標楷體" w:hAnsi="Times New Roman" w:cs="Times New Roman"/>
+          <w:b w:val="0"/>
+          <w:bCs w:val="0"/>
+          <w:sz w:val="28"/>
+          <w:szCs w:val="28"/>
+        </w:rPr>
+        <w:t>隨機初始化</w:t>
+      </w:r>
+      <w:r>
+        <w:rPr>
+          <w:rFonts w:ascii="Times New Roman" w:eastAsia="標楷體" w:hAnsi="Times New Roman" w:cs="Times New Roman"/>
+          <w:sz w:val="28"/>
+          <w:szCs w:val="28"/>
+        </w:rPr>
+        <w:t>（圖</w:t>
+      </w:r>
+      <w:r>
+        <w:rPr>
+          <w:rFonts w:ascii="Times New Roman" w:eastAsia="標楷體" w:hAnsi="Times New Roman" w:cs="Times New Roman" w:hint="eastAsia"/>
+          <w:sz w:val="28"/>
+          <w:szCs w:val="28"/>
+        </w:rPr>
+        <w:t>六</w:t>
+      </w:r>
+      <w:r>
+        <w:rPr>
+          <w:rFonts w:ascii="Times New Roman" w:eastAsia="標楷體" w:hAnsi="Times New Roman" w:cs="Times New Roman"/>
+          <w:sz w:val="28"/>
+          <w:szCs w:val="28"/>
+        </w:rPr>
+        <w:t>和圖</w:t>
+      </w:r>
+      <w:r>
+        <w:rPr>
+          <w:rFonts w:ascii="Times New Roman" w:eastAsia="標楷體" w:hAnsi="Times New Roman" w:cs="Times New Roman" w:hint="eastAsia"/>
+          <w:sz w:val="28"/>
+          <w:szCs w:val="28"/>
+        </w:rPr>
+        <w:t>七</w:t>
+      </w:r>
+      <w:r>
+        <w:rPr>
+          <w:rFonts w:ascii="Times New Roman" w:eastAsia="標楷體" w:hAnsi="Times New Roman" w:cs="Times New Roman"/>
+          <w:sz w:val="28"/>
+          <w:szCs w:val="28"/>
+        </w:rPr>
+        <w:t>）時，無論是否使用</w:t>
+      </w:r>
+      <w:proofErr w:type="gramStart"/>
+      <w:r>
+        <w:rPr>
+          <w:rFonts w:ascii="Times New Roman" w:eastAsia="標楷體" w:hAnsi="Times New Roman" w:cs="Times New Roman"/>
+          <w:sz w:val="28"/>
+          <w:szCs w:val="28"/>
+        </w:rPr>
+        <w:t>偏置項</w:t>
+      </w:r>
+      <w:proofErr w:type="gramEnd"/>
+      <w:r>
+        <w:rPr>
+          <w:rFonts w:ascii="Times New Roman" w:eastAsia="標楷體" w:hAnsi="Times New Roman" w:cs="Times New Roman"/>
+          <w:sz w:val="28"/>
+          <w:szCs w:val="28"/>
+        </w:rPr>
+        <w:t>，模型在訓練過程中的準確率都會迅速上升。這兩張圖顯示，隨著</w:t>
+      </w:r>
+      <w:proofErr w:type="gramStart"/>
+      <w:r>
+        <w:rPr>
+          <w:rFonts w:ascii="Times New Roman" w:eastAsia="標楷體" w:hAnsi="Times New Roman" w:cs="Times New Roman"/>
+          <w:sz w:val="28"/>
+          <w:szCs w:val="28"/>
+        </w:rPr>
+        <w:t>訓練輪數的</w:t>
+      </w:r>
+      <w:proofErr w:type="gramEnd"/>
+      <w:r>
+        <w:rPr>
+          <w:rFonts w:ascii="Times New Roman" w:eastAsia="標楷體" w:hAnsi="Times New Roman" w:cs="Times New Roman"/>
+          <w:sz w:val="28"/>
+          <w:szCs w:val="28"/>
+        </w:rPr>
+        <w:t>增加，</w:t>
+      </w:r>
+      <w:r>
+        <w:rPr>
+          <w:rStyle w:val="a8"/>
+          <w:rFonts w:ascii="Times New Roman" w:eastAsia="標楷體" w:hAnsi="Times New Roman" w:cs="Times New Roman"/>
+          <w:b w:val="0"/>
+          <w:bCs w:val="0"/>
+          <w:sz w:val="28"/>
+          <w:szCs w:val="28"/>
+        </w:rPr>
+        <w:t>訓練準確率</w:t>
+      </w:r>
+      <w:r>
+        <w:rPr>
+          <w:rFonts w:ascii="Times New Roman" w:eastAsia="標楷體" w:hAnsi="Times New Roman" w:cs="Times New Roman"/>
+          <w:sz w:val="28"/>
+          <w:szCs w:val="28"/>
+        </w:rPr>
+        <w:t>和</w:t>
+      </w:r>
+      <w:r>
+        <w:rPr>
+          <w:rStyle w:val="a8"/>
+          <w:rFonts w:ascii="Times New Roman" w:eastAsia="標楷體" w:hAnsi="Times New Roman" w:cs="Times New Roman"/>
+          <w:b w:val="0"/>
+          <w:bCs w:val="0"/>
+          <w:sz w:val="28"/>
+          <w:szCs w:val="28"/>
+        </w:rPr>
+        <w:t>驗證準確率</w:t>
+      </w:r>
+      <w:r>
+        <w:rPr>
+          <w:rFonts w:ascii="Times New Roman" w:eastAsia="標楷體" w:hAnsi="Times New Roman" w:cs="Times New Roman"/>
+          <w:sz w:val="28"/>
+          <w:szCs w:val="28"/>
+        </w:rPr>
+        <w:t>都會穩定地提升，最終接近</w:t>
+      </w:r>
+      <w:r>
+        <w:rPr>
+          <w:rFonts w:ascii="Times New Roman" w:eastAsia="標楷體" w:hAnsi="Times New Roman" w:cs="Times New Roman"/>
+          <w:sz w:val="28"/>
+          <w:szCs w:val="28"/>
+        </w:rPr>
+        <w:t xml:space="preserve"> 100%</w:t>
+      </w:r>
+      <w:r>
+        <w:rPr>
+          <w:rFonts w:ascii="Times New Roman" w:eastAsia="標楷體" w:hAnsi="Times New Roman" w:cs="Times New Roman"/>
+          <w:sz w:val="28"/>
+          <w:szCs w:val="28"/>
+        </w:rPr>
+        <w:t>。這顯示出</w:t>
+      </w:r>
+      <w:r>
+        <w:rPr>
+          <w:rStyle w:val="a8"/>
+          <w:rFonts w:ascii="Times New Roman" w:eastAsia="標楷體" w:hAnsi="Times New Roman" w:cs="Times New Roman"/>
+          <w:b w:val="0"/>
+          <w:bCs w:val="0"/>
+          <w:sz w:val="28"/>
+          <w:szCs w:val="28"/>
+        </w:rPr>
+        <w:t>隨機初始化</w:t>
+      </w:r>
+      <w:r>
+        <w:rPr>
+          <w:rFonts w:ascii="Times New Roman" w:eastAsia="標楷體" w:hAnsi="Times New Roman" w:cs="Times New Roman"/>
+          <w:sz w:val="28"/>
+          <w:szCs w:val="28"/>
+        </w:rPr>
+        <w:t>能夠幫助模型快速學習並達到較高的準確率，並且無論是否使用</w:t>
+      </w:r>
+      <w:proofErr w:type="gramStart"/>
+      <w:r>
+        <w:rPr>
+          <w:rFonts w:ascii="Times New Roman" w:eastAsia="標楷體" w:hAnsi="Times New Roman" w:cs="Times New Roman"/>
+          <w:sz w:val="28"/>
+          <w:szCs w:val="28"/>
+        </w:rPr>
+        <w:t>偏置項</w:t>
+      </w:r>
+      <w:proofErr w:type="gramEnd"/>
+      <w:r>
+        <w:rPr>
+          <w:rFonts w:ascii="Times New Roman" w:eastAsia="標楷體" w:hAnsi="Times New Roman" w:cs="Times New Roman"/>
+          <w:sz w:val="28"/>
+          <w:szCs w:val="28"/>
+        </w:rPr>
+        <w:t>，模型的表現都比較穩定。</w:t>
+      </w:r>
+    </w:p>
+    <w:p>
+      <w:pPr>
+        <w:pStyle w:val="Web"/>
+        <w:ind w:firstLine="360"/>
+        <w:rPr>
+          <w:rFonts w:ascii="Times New Roman" w:eastAsia="標楷體" w:hAnsi="Times New Roman" w:cs="Times New Roman"/>
+          <w:sz w:val="28"/>
+          <w:szCs w:val="28"/>
+        </w:rPr>
+      </w:pPr>
+      <w:r>
+        <w:rPr>
+          <w:rFonts w:ascii="Times New Roman" w:eastAsia="標楷體" w:hAnsi="Times New Roman" w:cs="Times New Roman"/>
+          <w:sz w:val="28"/>
+          <w:szCs w:val="28"/>
+        </w:rPr>
+        <w:t>然而當使用</w:t>
+      </w:r>
+      <w:r>
+        <w:rPr>
+          <w:rStyle w:val="a8"/>
+          <w:rFonts w:ascii="Times New Roman" w:eastAsia="標楷體" w:hAnsi="Times New Roman" w:cs="Times New Roman"/>
+          <w:b w:val="0"/>
+          <w:bCs w:val="0"/>
+          <w:sz w:val="28"/>
+          <w:szCs w:val="28"/>
+        </w:rPr>
+        <w:t>零初始化</w:t>
+      </w:r>
+      <w:r>
+        <w:rPr>
+          <w:rFonts w:ascii="Times New Roman" w:eastAsia="標楷體" w:hAnsi="Times New Roman" w:cs="Times New Roman"/>
+          <w:sz w:val="28"/>
+          <w:szCs w:val="28"/>
+        </w:rPr>
+        <w:t>（圖</w:t>
+      </w:r>
+      <w:r>
+        <w:rPr>
+          <w:rFonts w:ascii="Times New Roman" w:eastAsia="標楷體" w:hAnsi="Times New Roman" w:cs="Times New Roman" w:hint="eastAsia"/>
+          <w:sz w:val="28"/>
+          <w:szCs w:val="28"/>
+        </w:rPr>
+        <w:t>八</w:t>
+      </w:r>
+      <w:r>
+        <w:rPr>
+          <w:rFonts w:ascii="Times New Roman" w:eastAsia="標楷體" w:hAnsi="Times New Roman" w:cs="Times New Roman"/>
+          <w:sz w:val="28"/>
+          <w:szCs w:val="28"/>
+        </w:rPr>
+        <w:t>和圖</w:t>
+      </w:r>
+      <w:r>
+        <w:rPr>
+          <w:rFonts w:ascii="Times New Roman" w:eastAsia="標楷體" w:hAnsi="Times New Roman" w:cs="Times New Roman" w:hint="eastAsia"/>
+          <w:sz w:val="28"/>
+          <w:szCs w:val="28"/>
+        </w:rPr>
+        <w:t>九</w:t>
+      </w:r>
+      <w:r>
+        <w:rPr>
+          <w:rFonts w:ascii="Times New Roman" w:eastAsia="標楷體" w:hAnsi="Times New Roman" w:cs="Times New Roman"/>
+          <w:sz w:val="28"/>
+          <w:szCs w:val="28"/>
+        </w:rPr>
+        <w:t>）時，</w:t>
+      </w:r>
+      <w:r>
+        <w:rPr>
+          <w:rStyle w:val="a8"/>
+          <w:rFonts w:ascii="Times New Roman" w:eastAsia="標楷體" w:hAnsi="Times New Roman" w:cs="Times New Roman"/>
+          <w:b w:val="0"/>
+          <w:bCs w:val="0"/>
+          <w:sz w:val="28"/>
+          <w:szCs w:val="28"/>
+        </w:rPr>
+        <w:t>有</w:t>
+      </w:r>
+      <w:proofErr w:type="gramStart"/>
+      <w:r>
+        <w:rPr>
+          <w:rStyle w:val="a8"/>
+          <w:rFonts w:ascii="Times New Roman" w:eastAsia="標楷體" w:hAnsi="Times New Roman" w:cs="Times New Roman"/>
+          <w:b w:val="0"/>
+          <w:bCs w:val="0"/>
+          <w:sz w:val="28"/>
+          <w:szCs w:val="28"/>
+        </w:rPr>
+        <w:t>偏置項</w:t>
+      </w:r>
+      <w:proofErr w:type="gramEnd"/>
+      <w:r>
+        <w:rPr>
+          <w:rFonts w:ascii="Times New Roman" w:eastAsia="標楷體" w:hAnsi="Times New Roman" w:cs="Times New Roman"/>
+          <w:sz w:val="28"/>
+          <w:szCs w:val="28"/>
+        </w:rPr>
+        <w:t>（圖</w:t>
+      </w:r>
+      <w:r>
+        <w:rPr>
+          <w:rFonts w:ascii="Times New Roman" w:eastAsia="標楷體" w:hAnsi="Times New Roman" w:cs="Times New Roman" w:hint="eastAsia"/>
+          <w:sz w:val="28"/>
+          <w:szCs w:val="28"/>
+        </w:rPr>
+        <w:t>八</w:t>
+      </w:r>
+      <w:r>
+        <w:rPr>
+          <w:rFonts w:ascii="Times New Roman" w:eastAsia="標楷體" w:hAnsi="Times New Roman" w:cs="Times New Roman"/>
+          <w:sz w:val="28"/>
+          <w:szCs w:val="28"/>
+        </w:rPr>
+        <w:t>）的模型在訓練過程中的準確率增長非常緩慢，且最終未能顯著提高。這可能是因為</w:t>
+      </w:r>
+      <w:r>
+        <w:rPr>
+          <w:rStyle w:val="a8"/>
+          <w:rFonts w:ascii="Times New Roman" w:eastAsia="標楷體" w:hAnsi="Times New Roman" w:cs="Times New Roman"/>
+          <w:b w:val="0"/>
+          <w:bCs w:val="0"/>
+          <w:sz w:val="28"/>
+          <w:szCs w:val="28"/>
+        </w:rPr>
+        <w:t>零初始化</w:t>
+      </w:r>
+      <w:r>
+        <w:rPr>
+          <w:rFonts w:ascii="Times New Roman" w:eastAsia="標楷體" w:hAnsi="Times New Roman" w:cs="Times New Roman"/>
+          <w:sz w:val="28"/>
+          <w:szCs w:val="28"/>
+        </w:rPr>
+        <w:t>的權重使得神經網絡的所有神經元在初期訓練過程中學到相同的特徵，導致梯度更新無法有效區分各層神經元的貢獻。雖然在這種情況下</w:t>
+      </w:r>
+      <w:proofErr w:type="gramStart"/>
+      <w:r>
+        <w:rPr>
+          <w:rFonts w:ascii="Times New Roman" w:eastAsia="標楷體" w:hAnsi="Times New Roman" w:cs="Times New Roman"/>
+          <w:sz w:val="28"/>
+          <w:szCs w:val="28"/>
+        </w:rPr>
+        <w:t>偏置項</w:t>
+      </w:r>
+      <w:proofErr w:type="gramEnd"/>
+      <w:r>
+        <w:rPr>
+          <w:rFonts w:ascii="Times New Roman" w:eastAsia="標楷體" w:hAnsi="Times New Roman" w:cs="Times New Roman"/>
+          <w:sz w:val="28"/>
+          <w:szCs w:val="28"/>
+        </w:rPr>
+        <w:t>的存在有助於一定程度的學習，</w:t>
+      </w:r>
+      <w:proofErr w:type="gramStart"/>
+      <w:r>
+        <w:rPr>
+          <w:rFonts w:ascii="Times New Roman" w:eastAsia="標楷體" w:hAnsi="Times New Roman" w:cs="Times New Roman"/>
+          <w:sz w:val="28"/>
+          <w:szCs w:val="28"/>
+        </w:rPr>
+        <w:t>但零初始化</w:t>
+      </w:r>
+      <w:proofErr w:type="gramEnd"/>
+      <w:r>
+        <w:rPr>
+          <w:rFonts w:ascii="Times New Roman" w:eastAsia="標楷體" w:hAnsi="Times New Roman" w:cs="Times New Roman"/>
+          <w:sz w:val="28"/>
+          <w:szCs w:val="28"/>
+        </w:rPr>
+        <w:t>的權重使得訓練過程仍然非常低效。對於</w:t>
+      </w:r>
+      <w:proofErr w:type="gramStart"/>
+      <w:r>
+        <w:rPr>
+          <w:rStyle w:val="a8"/>
+          <w:rFonts w:ascii="Times New Roman" w:eastAsia="標楷體" w:hAnsi="Times New Roman" w:cs="Times New Roman"/>
+          <w:b w:val="0"/>
+          <w:bCs w:val="0"/>
+          <w:sz w:val="28"/>
+          <w:szCs w:val="28"/>
+        </w:rPr>
+        <w:t>無偏置項</w:t>
+      </w:r>
+      <w:proofErr w:type="gramEnd"/>
+      <w:r>
+        <w:rPr>
+          <w:rFonts w:ascii="Times New Roman" w:eastAsia="標楷體" w:hAnsi="Times New Roman" w:cs="Times New Roman"/>
+          <w:sz w:val="28"/>
+          <w:szCs w:val="28"/>
+        </w:rPr>
+        <w:t>（圖</w:t>
+      </w:r>
+      <w:r>
+        <w:rPr>
+          <w:rFonts w:ascii="Times New Roman" w:eastAsia="標楷體" w:hAnsi="Times New Roman" w:cs="Times New Roman" w:hint="eastAsia"/>
+          <w:sz w:val="28"/>
+          <w:szCs w:val="28"/>
+        </w:rPr>
+        <w:t>九</w:t>
+      </w:r>
+      <w:r>
+        <w:rPr>
+          <w:rFonts w:ascii="Times New Roman" w:eastAsia="標楷體" w:hAnsi="Times New Roman" w:cs="Times New Roman"/>
+          <w:sz w:val="28"/>
+          <w:szCs w:val="28"/>
+        </w:rPr>
+        <w:t>）的情況，模型幾乎沒有學習到任何有用的信息，準確率始終停留在非常低的水平，表明零初始化和</w:t>
+      </w:r>
+      <w:proofErr w:type="gramStart"/>
+      <w:r>
+        <w:rPr>
+          <w:rFonts w:ascii="Times New Roman" w:eastAsia="標楷體" w:hAnsi="Times New Roman" w:cs="Times New Roman"/>
+          <w:sz w:val="28"/>
+          <w:szCs w:val="28"/>
+        </w:rPr>
+        <w:t>無偏置項</w:t>
+      </w:r>
+      <w:proofErr w:type="gramEnd"/>
+      <w:r>
+        <w:rPr>
+          <w:rFonts w:ascii="Times New Roman" w:eastAsia="標楷體" w:hAnsi="Times New Roman" w:cs="Times New Roman"/>
+          <w:sz w:val="28"/>
+          <w:szCs w:val="28"/>
+        </w:rPr>
+        <w:t>的組合對模型訓練有非常不利的影響。</w:t>
+      </w:r>
+    </w:p>
+    <w:p>
+      <w:pPr>
+        <w:pStyle w:val="Web"/>
+        <w:ind w:firstLine="360"/>
+        <w:rPr>
+          <w:rFonts w:ascii="Times New Roman" w:eastAsia="標楷體" w:hAnsi="Times New Roman" w:cs="Times New Roman"/>
+          <w:sz w:val="28"/>
+          <w:szCs w:val="28"/>
+        </w:rPr>
+      </w:pPr>
+      <w:r>
+        <w:rPr>
+          <w:rFonts w:ascii="Times New Roman" w:eastAsia="標楷體" w:hAnsi="Times New Roman" w:cs="Times New Roman" w:hint="eastAsia"/>
+          <w:sz w:val="28"/>
+          <w:szCs w:val="28"/>
+        </w:rPr>
+        <w:t>總而言之</w:t>
+      </w:r>
+      <w:r>
+        <w:rPr>
+          <w:rFonts w:ascii="Times New Roman" w:eastAsia="標楷體" w:hAnsi="Times New Roman" w:cs="Times New Roman"/>
+          <w:sz w:val="28"/>
+          <w:szCs w:val="28"/>
+        </w:rPr>
+        <w:t>，</w:t>
+      </w:r>
+      <w:r>
+        <w:rPr>
+          <w:rStyle w:val="a8"/>
+          <w:rFonts w:ascii="Times New Roman" w:eastAsia="標楷體" w:hAnsi="Times New Roman" w:cs="Times New Roman"/>
+          <w:b w:val="0"/>
+          <w:bCs w:val="0"/>
+          <w:sz w:val="28"/>
+          <w:szCs w:val="28"/>
+        </w:rPr>
+        <w:t>隨機初始化</w:t>
+      </w:r>
+      <w:r>
+        <w:rPr>
+          <w:rFonts w:ascii="Times New Roman" w:eastAsia="標楷體" w:hAnsi="Times New Roman" w:cs="Times New Roman"/>
+          <w:sz w:val="28"/>
+          <w:szCs w:val="28"/>
+        </w:rPr>
+        <w:t>使得模型能夠快速學習並達到較高的準確率</w:t>
+      </w:r>
+      <w:r>
+        <w:rPr>
+          <w:rFonts w:ascii="Times New Roman" w:eastAsia="標楷體" w:hAnsi="Times New Roman" w:cs="Times New Roman" w:hint="eastAsia"/>
+          <w:sz w:val="28"/>
+          <w:szCs w:val="28"/>
+        </w:rPr>
+        <w:t>。</w:t>
+      </w:r>
+      <w:r>
+        <w:rPr>
+          <w:rFonts w:ascii="Times New Roman" w:eastAsia="標楷體" w:hAnsi="Times New Roman" w:cs="Times New Roman" w:hint="eastAsia"/>
+          <w:sz w:val="28"/>
+          <w:szCs w:val="28"/>
+        </w:rPr>
+        <w:t>bios</w:t>
+      </w:r>
+      <w:r>
+        <w:rPr>
+          <w:rFonts w:ascii="Times New Roman" w:eastAsia="標楷體" w:hAnsi="Times New Roman" w:cs="Times New Roman" w:hint="eastAsia"/>
+          <w:sz w:val="28"/>
+          <w:szCs w:val="28"/>
+        </w:rPr>
+        <w:t>存在與否雖然會小幅影響模型訓練，但對整體模型收斂與準確率影響不大。</w:t>
+      </w:r>
+      <w:r>
+        <w:rPr>
+          <w:rFonts w:ascii="Times New Roman" w:eastAsia="標楷體" w:hAnsi="Times New Roman" w:cs="Times New Roman"/>
+          <w:sz w:val="28"/>
+          <w:szCs w:val="28"/>
+        </w:rPr>
+        <w:t xml:space="preserve"> </w:t>
+      </w:r>
+    </w:p>
+    <w:p>
+      <w:pPr>
+        <w:rPr>
+          <w:rFonts w:ascii="Times New Roman" w:eastAsia="標楷體" w:hAnsi="Times New Roman" w:cs="Times New Roman"/>
+          <w:sz w:val="28"/>
+          <w:szCs w:val="28"/>
+        </w:rPr>
+      </w:pPr>
+      <w:r>
+        <w:rPr>
+          <w:rFonts w:ascii="Times New Roman" w:eastAsia="標楷體" w:hAnsi="Times New Roman" w:cs="Times New Roman" w:hint="eastAsia"/>
+          <w:noProof/>
+          <w:sz w:val="28"/>
+          <w:szCs w:val="28"/>
+        </w:rPr>
+        <w:lastRenderedPageBreak/>
+        <w:drawing>
+          <wp:inline distT="0" distB="0" distL="0" distR="0" wp14:anchorId="61D91B6E" wp14:editId="31CC6420">
+            <wp:extent cx="5191760" cy="3893820"/>
+            <wp:effectExtent l="0" t="0" r="8890" b="0"/>
+            <wp:docPr id="1073688880" name="圖片 6"/>
+            <wp:cNvGraphicFramePr>
+              <a:graphicFrameLocks xmlns:a="http://schemas.openxmlformats.org/drawingml/2006/main" noChangeAspect="1"/>
+            </wp:cNvGraphicFramePr>
+            <a:graphic xmlns:a="http://schemas.openxmlformats.org/drawingml/2006/main">
+              <a:graphicData uri="http://schemas.openxmlformats.org/drawingml/2006/picture">
+                <pic:pic xmlns:pic="http://schemas.openxmlformats.org/drawingml/2006/picture">
+                  <pic:nvPicPr>
+                    <pic:cNvPr id="0" name="Picture 9"/>
+                    <pic:cNvPicPr>
+                      <a:picLocks noChangeAspect="1" noChangeArrowheads="1"/>
+                    </pic:cNvPicPr>
+                  </pic:nvPicPr>
+                  <pic:blipFill>
+                    <a:blip r:embed="rId13">
+                      <a:extLst>
+                        <a:ext uri="{28A0092B-C50C-407E-A947-70E740481C1C}">
+                          <a14:useLocalDpi xmlns:a14="http://schemas.microsoft.com/office/drawing/2010/main" val="0"/>
+                        </a:ext>
+                      </a:extLst>
+                    </a:blip>
+                    <a:srcRect/>
+                    <a:stretch>
+                      <a:fillRect/>
+                    </a:stretch>
+                  </pic:blipFill>
+                  <pic:spPr bwMode="auto">
+                    <a:xfrm>
+                      <a:off x="0" y="0"/>
+                      <a:ext cx="5191760" cy="3893820"/>
+                    </a:xfrm>
+                    <a:prstGeom prst="rect">
+                      <a:avLst/>
+                    </a:prstGeom>
+                    <a:noFill/>
+                    <a:ln>
+                      <a:noFill/>
+                    </a:ln>
+                  </pic:spPr>
+                </pic:pic>
+              </a:graphicData>
+            </a:graphic>
+          </wp:inline>
+        </w:drawing>
+      </w:r>
+    </w:p>
+    <w:p>
+      <w:pPr>
+        <w:jc w:val="center"/>
+        <w:rPr>
+          <w:rFonts w:ascii="Times New Roman" w:eastAsia="標楷體" w:hAnsi="Times New Roman" w:cs="Times New Roman" w:hint="eastAsia"/>
+          <w:sz w:val="28"/>
+          <w:szCs w:val="28"/>
+        </w:rPr>
+      </w:pPr>
+      <w:r>
+        <w:rPr>
+          <w:rFonts w:ascii="Times New Roman" w:eastAsia="標楷體" w:hAnsi="Times New Roman" w:cs="Times New Roman" w:hint="eastAsia"/>
+          <w:sz w:val="28"/>
+          <w:szCs w:val="28"/>
+        </w:rPr>
+        <w:t>(</w:t>
+      </w:r>
+      <w:r>
+        <w:rPr>
+          <w:rFonts w:ascii="Times New Roman" w:eastAsia="標楷體" w:hAnsi="Times New Roman" w:cs="Times New Roman" w:hint="eastAsia"/>
+          <w:sz w:val="28"/>
+          <w:szCs w:val="28"/>
+        </w:rPr>
+        <w:t>圖</w:t>
+      </w:r>
+      <w:r>
+        <w:rPr>
+          <w:rFonts w:ascii="Times New Roman" w:eastAsia="標楷體" w:hAnsi="Times New Roman" w:cs="Times New Roman" w:hint="eastAsia"/>
+          <w:sz w:val="28"/>
+          <w:szCs w:val="28"/>
+        </w:rPr>
+        <w:t>六</w:t>
+      </w:r>
+      <w:r>
+        <w:rPr>
+          <w:rFonts w:ascii="Times New Roman" w:eastAsia="標楷體" w:hAnsi="Times New Roman" w:cs="Times New Roman" w:hint="eastAsia"/>
+          <w:sz w:val="28"/>
+          <w:szCs w:val="28"/>
+        </w:rPr>
+        <w:t>，</w:t>
+      </w:r>
+      <w:r>
+        <w:rPr>
+          <w:rFonts w:ascii="Times New Roman" w:eastAsia="標楷體" w:hAnsi="Times New Roman" w:cs="Times New Roman"/>
+          <w:sz w:val="28"/>
+          <w:szCs w:val="28"/>
+        </w:rPr>
+        <w:t>Random</w:t>
+      </w:r>
+      <w:r>
+        <w:rPr>
+          <w:rFonts w:ascii="Times New Roman" w:eastAsia="標楷體" w:hAnsi="Times New Roman" w:cs="Times New Roman" w:hint="eastAsia"/>
+          <w:sz w:val="28"/>
+          <w:szCs w:val="28"/>
+        </w:rPr>
+        <w:t xml:space="preserve"> </w:t>
+      </w:r>
+      <w:r>
+        <w:rPr>
+          <w:rFonts w:ascii="Times New Roman" w:eastAsia="標楷體" w:hAnsi="Times New Roman" w:cs="Times New Roman"/>
+          <w:sz w:val="28"/>
+          <w:szCs w:val="28"/>
+        </w:rPr>
+        <w:t>Initialization</w:t>
+      </w:r>
+      <w:r>
+        <w:rPr>
+          <w:rFonts w:ascii="Times New Roman" w:eastAsia="標楷體" w:hAnsi="Times New Roman" w:cs="Times New Roman" w:hint="eastAsia"/>
+          <w:sz w:val="28"/>
+          <w:szCs w:val="28"/>
+        </w:rPr>
+        <w:t xml:space="preserve"> </w:t>
+      </w:r>
+      <w:r>
+        <w:rPr>
+          <w:rFonts w:ascii="Times New Roman" w:eastAsia="標楷體" w:hAnsi="Times New Roman" w:cs="Times New Roman"/>
+          <w:sz w:val="28"/>
+          <w:szCs w:val="28"/>
+        </w:rPr>
+        <w:t>With</w:t>
+      </w:r>
+      <w:r>
+        <w:rPr>
+          <w:rFonts w:ascii="Times New Roman" w:eastAsia="標楷體" w:hAnsi="Times New Roman" w:cs="Times New Roman" w:hint="eastAsia"/>
+          <w:sz w:val="28"/>
+          <w:szCs w:val="28"/>
+        </w:rPr>
+        <w:t xml:space="preserve"> </w:t>
+      </w:r>
+      <w:r>
+        <w:rPr>
+          <w:rFonts w:ascii="Times New Roman" w:eastAsia="標楷體" w:hAnsi="Times New Roman" w:cs="Times New Roman"/>
+          <w:sz w:val="28"/>
+          <w:szCs w:val="28"/>
+        </w:rPr>
+        <w:t>Bias</w:t>
+      </w:r>
+      <w:r>
+        <w:rPr>
+          <w:rFonts w:ascii="Times New Roman" w:eastAsia="標楷體" w:hAnsi="Times New Roman" w:cs="Times New Roman" w:hint="eastAsia"/>
+          <w:sz w:val="28"/>
+          <w:szCs w:val="28"/>
+        </w:rPr>
+        <w:t xml:space="preserve"> </w:t>
+      </w:r>
+      <w:r>
+        <w:rPr>
+          <w:rFonts w:ascii="Times New Roman" w:eastAsia="標楷體" w:hAnsi="Times New Roman" w:cs="Times New Roman" w:hint="eastAsia"/>
+          <w:sz w:val="28"/>
+          <w:szCs w:val="28"/>
+        </w:rPr>
+        <w:t>accuracy</w:t>
+      </w:r>
+      <w:r>
+        <w:rPr>
+          <w:rFonts w:ascii="Times New Roman" w:eastAsia="標楷體" w:hAnsi="Times New Roman" w:cs="Times New Roman" w:hint="eastAsia"/>
+          <w:sz w:val="28"/>
+          <w:szCs w:val="28"/>
+        </w:rPr>
+        <w:t>)</w:t>
+      </w:r>
+    </w:p>
+    <w:p>
+      <w:pPr>
+        <w:rPr>
+          <w:rFonts w:ascii="Times New Roman" w:eastAsia="標楷體" w:hAnsi="Times New Roman" w:cs="Times New Roman"/>
+          <w:sz w:val="28"/>
+          <w:szCs w:val="28"/>
+        </w:rPr>
+      </w:pPr>
+      <w:r>
+        <w:rPr>
+          <w:rFonts w:ascii="Times New Roman" w:eastAsia="標楷體" w:hAnsi="Times New Roman" w:cs="Times New Roman" w:hint="eastAsia"/>
+          <w:noProof/>
+          <w:sz w:val="28"/>
+          <w:szCs w:val="28"/>
+        </w:rPr>
+        <w:drawing>
+          <wp:inline distT="0" distB="0" distL="0" distR="0" wp14:anchorId="7B32C249" wp14:editId="417A6986">
+            <wp:extent cx="5181600" cy="3886200"/>
+            <wp:effectExtent l="0" t="0" r="0" b="0"/>
+            <wp:docPr id="483970137" name="圖片 7"/>
+            <wp:cNvGraphicFramePr>
+              <a:graphicFrameLocks xmlns:a="http://schemas.openxmlformats.org/drawingml/2006/main" noChangeAspect="1"/>
+            </wp:cNvGraphicFramePr>
+            <a:graphic xmlns:a="http://schemas.openxmlformats.org/drawingml/2006/main">
+              <a:graphicData uri="http://schemas.openxmlformats.org/drawingml/2006/picture">
+                <pic:pic xmlns:pic="http://schemas.openxmlformats.org/drawingml/2006/picture">
+                  <pic:nvPicPr>
+                    <pic:cNvPr id="0" name="Picture 10"/>
+                    <pic:cNvPicPr>
+                      <a:picLocks noChangeAspect="1" noChangeArrowheads="1"/>
+                    </pic:cNvPicPr>
+                  </pic:nvPicPr>
+                  <pic:blipFill>
+                    <a:blip r:embed="rId14">
+                      <a:extLst>
+                        <a:ext uri="{28A0092B-C50C-407E-A947-70E740481C1C}">
+                          <a14:useLocalDpi xmlns:a14="http://schemas.microsoft.com/office/drawing/2010/main" val="0"/>
+                        </a:ext>
+                      </a:extLst>
+                    </a:blip>
+                    <a:srcRect/>
+                    <a:stretch>
+                      <a:fillRect/>
+                    </a:stretch>
+                  </pic:blipFill>
+                  <pic:spPr bwMode="auto">
+                    <a:xfrm>
+                      <a:off x="0" y="0"/>
+                      <a:ext cx="5181600" cy="3886200"/>
+                    </a:xfrm>
+                    <a:prstGeom prst="rect">
+                      <a:avLst/>
+                    </a:prstGeom>
+                    <a:noFill/>
+                    <a:ln>
+                      <a:noFill/>
+                    </a:ln>
+                  </pic:spPr>
+                </pic:pic>
+              </a:graphicData>
+            </a:graphic>
+          </wp:inline>
+        </w:drawing>
+      </w:r>
+    </w:p>
+    <w:p>
+      <w:pPr>
+        <w:jc w:val="center"/>
+        <w:rPr>
+          <w:rFonts w:ascii="Times New Roman" w:eastAsia="標楷體" w:hAnsi="Times New Roman" w:cs="Times New Roman" w:hint="eastAsia"/>
+          <w:sz w:val="28"/>
+          <w:szCs w:val="28"/>
+        </w:rPr>
+      </w:pPr>
+      <w:r>
+        <w:rPr>
+          <w:rFonts w:ascii="Times New Roman" w:eastAsia="標楷體" w:hAnsi="Times New Roman" w:cs="Times New Roman" w:hint="eastAsia"/>
+          <w:sz w:val="28"/>
+          <w:szCs w:val="28"/>
+        </w:rPr>
+        <w:t>(</w:t>
+      </w:r>
+      <w:r>
+        <w:rPr>
+          <w:rFonts w:ascii="Times New Roman" w:eastAsia="標楷體" w:hAnsi="Times New Roman" w:cs="Times New Roman" w:hint="eastAsia"/>
+          <w:sz w:val="28"/>
+          <w:szCs w:val="28"/>
+        </w:rPr>
+        <w:t>圖</w:t>
+      </w:r>
+      <w:r>
+        <w:rPr>
+          <w:rFonts w:ascii="Times New Roman" w:eastAsia="標楷體" w:hAnsi="Times New Roman" w:cs="Times New Roman" w:hint="eastAsia"/>
+          <w:sz w:val="28"/>
+          <w:szCs w:val="28"/>
+        </w:rPr>
+        <w:t>七</w:t>
+      </w:r>
+      <w:r>
+        <w:rPr>
+          <w:rFonts w:ascii="Times New Roman" w:eastAsia="標楷體" w:hAnsi="Times New Roman" w:cs="Times New Roman" w:hint="eastAsia"/>
+          <w:sz w:val="28"/>
+          <w:szCs w:val="28"/>
+        </w:rPr>
+        <w:t>，</w:t>
+      </w:r>
+      <w:r>
+        <w:rPr>
+          <w:rFonts w:ascii="Times New Roman" w:eastAsia="標楷體" w:hAnsi="Times New Roman" w:cs="Times New Roman"/>
+          <w:sz w:val="28"/>
+          <w:szCs w:val="28"/>
+        </w:rPr>
+        <w:t>Random</w:t>
+      </w:r>
+      <w:r>
+        <w:rPr>
+          <w:rFonts w:ascii="Times New Roman" w:eastAsia="標楷體" w:hAnsi="Times New Roman" w:cs="Times New Roman" w:hint="eastAsia"/>
+          <w:sz w:val="28"/>
+          <w:szCs w:val="28"/>
+        </w:rPr>
+        <w:t xml:space="preserve"> </w:t>
+      </w:r>
+      <w:r>
+        <w:rPr>
+          <w:rFonts w:ascii="Times New Roman" w:eastAsia="標楷體" w:hAnsi="Times New Roman" w:cs="Times New Roman"/>
+          <w:sz w:val="28"/>
+          <w:szCs w:val="28"/>
+        </w:rPr>
+        <w:t>Initialization</w:t>
+      </w:r>
+      <w:r>
+        <w:rPr>
+          <w:rFonts w:ascii="Times New Roman" w:eastAsia="標楷體" w:hAnsi="Times New Roman" w:cs="Times New Roman" w:hint="eastAsia"/>
+          <w:sz w:val="28"/>
+          <w:szCs w:val="28"/>
+        </w:rPr>
+        <w:t xml:space="preserve"> </w:t>
+      </w:r>
+      <w:r>
+        <w:rPr>
+          <w:rFonts w:ascii="Times New Roman" w:eastAsia="標楷體" w:hAnsi="Times New Roman" w:cs="Times New Roman"/>
+          <w:sz w:val="28"/>
+          <w:szCs w:val="28"/>
+        </w:rPr>
+        <w:t>With</w:t>
+      </w:r>
+      <w:r>
+        <w:rPr>
+          <w:rFonts w:ascii="Times New Roman" w:eastAsia="標楷體" w:hAnsi="Times New Roman" w:cs="Times New Roman" w:hint="eastAsia"/>
+          <w:sz w:val="28"/>
+          <w:szCs w:val="28"/>
+        </w:rPr>
+        <w:t>out</w:t>
+      </w:r>
+      <w:r>
+        <w:rPr>
+          <w:rFonts w:ascii="Times New Roman" w:eastAsia="標楷體" w:hAnsi="Times New Roman" w:cs="Times New Roman" w:hint="eastAsia"/>
+          <w:sz w:val="28"/>
+          <w:szCs w:val="28"/>
+        </w:rPr>
+        <w:t xml:space="preserve"> </w:t>
+      </w:r>
+      <w:r>
+        <w:rPr>
+          <w:rFonts w:ascii="Times New Roman" w:eastAsia="標楷體" w:hAnsi="Times New Roman" w:cs="Times New Roman"/>
+          <w:sz w:val="28"/>
+          <w:szCs w:val="28"/>
+        </w:rPr>
+        <w:t>Bias</w:t>
+      </w:r>
+      <w:r>
+        <w:rPr>
+          <w:rFonts w:ascii="Times New Roman" w:eastAsia="標楷體" w:hAnsi="Times New Roman" w:cs="Times New Roman" w:hint="eastAsia"/>
+          <w:sz w:val="28"/>
+          <w:szCs w:val="28"/>
+        </w:rPr>
+        <w:t xml:space="preserve"> accuracy)</w:t>
+      </w:r>
+    </w:p>
+    <w:p>
+      <w:pPr>
+        <w:rPr>
+          <w:rFonts w:ascii="Times New Roman" w:eastAsia="標楷體" w:hAnsi="Times New Roman" w:cs="Times New Roman"/>
+          <w:sz w:val="28"/>
+          <w:szCs w:val="28"/>
+        </w:rPr>
+      </w:pPr>
+      <w:r>
+        <w:rPr>
+          <w:rFonts w:ascii="Times New Roman" w:eastAsia="標楷體" w:hAnsi="Times New Roman" w:cs="Times New Roman" w:hint="eastAsia"/>
+          <w:noProof/>
+          <w:sz w:val="28"/>
+          <w:szCs w:val="28"/>
+        </w:rPr>
+        <w:lastRenderedPageBreak/>
+        <w:drawing>
+          <wp:inline distT="0" distB="0" distL="0" distR="0" wp14:anchorId="1A9250B9" wp14:editId="2EBF67D5">
+            <wp:extent cx="5212080" cy="3909060"/>
+            <wp:effectExtent l="0" t="0" r="7620" b="0"/>
+            <wp:docPr id="2069781812" name="圖片 8"/>
+            <wp:cNvGraphicFramePr>
+              <a:graphicFrameLocks xmlns:a="http://schemas.openxmlformats.org/drawingml/2006/main" noChangeAspect="1"/>
+            </wp:cNvGraphicFramePr>
+            <a:graphic xmlns:a="http://schemas.openxmlformats.org/drawingml/2006/main">
+              <a:graphicData uri="http://schemas.openxmlformats.org/drawingml/2006/picture">
+                <pic:pic xmlns:pic="http://schemas.openxmlformats.org/drawingml/2006/picture">
+                  <pic:nvPicPr>
+                    <pic:cNvPr id="0" name="Picture 11"/>
+                    <pic:cNvPicPr>
+                      <a:picLocks noChangeAspect="1" noChangeArrowheads="1"/>
+                    </pic:cNvPicPr>
+                  </pic:nvPicPr>
+                  <pic:blipFill>
+                    <a:blip r:embed="rId15">
+                      <a:extLst>
+                        <a:ext uri="{28A0092B-C50C-407E-A947-70E740481C1C}">
+                          <a14:useLocalDpi xmlns:a14="http://schemas.microsoft.com/office/drawing/2010/main" val="0"/>
+                        </a:ext>
+                      </a:extLst>
+                    </a:blip>
+                    <a:srcRect/>
+                    <a:stretch>
+                      <a:fillRect/>
+                    </a:stretch>
+                  </pic:blipFill>
+                  <pic:spPr bwMode="auto">
+                    <a:xfrm>
+                      <a:off x="0" y="0"/>
+                      <a:ext cx="5212080" cy="3909060"/>
+                    </a:xfrm>
+                    <a:prstGeom prst="rect">
+                      <a:avLst/>
+                    </a:prstGeom>
+                    <a:noFill/>
+                    <a:ln>
+                      <a:noFill/>
+                    </a:ln>
+                  </pic:spPr>
+                </pic:pic>
+              </a:graphicData>
+            </a:graphic>
+          </wp:inline>
+        </w:drawing>
+      </w:r>
+    </w:p>
+    <w:p>
+      <w:pPr>
+        <w:jc w:val="center"/>
+        <w:rPr>
+          <w:rFonts w:ascii="Times New Roman" w:eastAsia="標楷體" w:hAnsi="Times New Roman" w:cs="Times New Roman" w:hint="eastAsia"/>
+          <w:sz w:val="28"/>
+          <w:szCs w:val="28"/>
+        </w:rPr>
+      </w:pPr>
+      <w:r>
+        <w:rPr>
+          <w:rFonts w:ascii="Times New Roman" w:eastAsia="標楷體" w:hAnsi="Times New Roman" w:cs="Times New Roman" w:hint="eastAsia"/>
+          <w:sz w:val="28"/>
+          <w:szCs w:val="28"/>
+        </w:rPr>
+        <w:t>(</w:t>
+      </w:r>
+      <w:r>
+        <w:rPr>
+          <w:rFonts w:ascii="Times New Roman" w:eastAsia="標楷體" w:hAnsi="Times New Roman" w:cs="Times New Roman" w:hint="eastAsia"/>
+          <w:sz w:val="28"/>
+          <w:szCs w:val="28"/>
+        </w:rPr>
+        <w:t>圖</w:t>
+      </w:r>
+      <w:r>
+        <w:rPr>
+          <w:rFonts w:ascii="Times New Roman" w:eastAsia="標楷體" w:hAnsi="Times New Roman" w:cs="Times New Roman" w:hint="eastAsia"/>
+          <w:sz w:val="28"/>
+          <w:szCs w:val="28"/>
+        </w:rPr>
+        <w:t>八</w:t>
+      </w:r>
+      <w:r>
+        <w:rPr>
+          <w:rFonts w:ascii="Times New Roman" w:eastAsia="標楷體" w:hAnsi="Times New Roman" w:cs="Times New Roman" w:hint="eastAsia"/>
+          <w:sz w:val="28"/>
+          <w:szCs w:val="28"/>
+        </w:rPr>
+        <w:t>，</w:t>
+      </w:r>
+      <w:r>
+        <w:rPr>
+          <w:rFonts w:ascii="Times New Roman" w:eastAsia="標楷體" w:hAnsi="Times New Roman" w:cs="Times New Roman" w:hint="eastAsia"/>
+          <w:sz w:val="28"/>
+          <w:szCs w:val="28"/>
+        </w:rPr>
+        <w:t>Zero</w:t>
+      </w:r>
+      <w:r>
+        <w:rPr>
+          <w:rFonts w:ascii="Times New Roman" w:eastAsia="標楷體" w:hAnsi="Times New Roman" w:cs="Times New Roman" w:hint="eastAsia"/>
+          <w:sz w:val="28"/>
+          <w:szCs w:val="28"/>
+        </w:rPr>
+        <w:t xml:space="preserve"> </w:t>
+      </w:r>
+      <w:r>
+        <w:rPr>
+          <w:rFonts w:ascii="Times New Roman" w:eastAsia="標楷體" w:hAnsi="Times New Roman" w:cs="Times New Roman"/>
+          <w:sz w:val="28"/>
+          <w:szCs w:val="28"/>
+        </w:rPr>
+        <w:t>Initialization</w:t>
+      </w:r>
+      <w:r>
+        <w:rPr>
+          <w:rFonts w:ascii="Times New Roman" w:eastAsia="標楷體" w:hAnsi="Times New Roman" w:cs="Times New Roman" w:hint="eastAsia"/>
+          <w:sz w:val="28"/>
+          <w:szCs w:val="28"/>
+        </w:rPr>
+        <w:t xml:space="preserve"> </w:t>
+      </w:r>
+      <w:r>
+        <w:rPr>
+          <w:rFonts w:ascii="Times New Roman" w:eastAsia="標楷體" w:hAnsi="Times New Roman" w:cs="Times New Roman"/>
+          <w:sz w:val="28"/>
+          <w:szCs w:val="28"/>
+        </w:rPr>
+        <w:t>With</w:t>
+      </w:r>
+      <w:r>
+        <w:rPr>
+          <w:rFonts w:ascii="Times New Roman" w:eastAsia="標楷體" w:hAnsi="Times New Roman" w:cs="Times New Roman" w:hint="eastAsia"/>
+          <w:sz w:val="28"/>
+          <w:szCs w:val="28"/>
+        </w:rPr>
+        <w:t xml:space="preserve"> </w:t>
+      </w:r>
+      <w:r>
+        <w:rPr>
+          <w:rFonts w:ascii="Times New Roman" w:eastAsia="標楷體" w:hAnsi="Times New Roman" w:cs="Times New Roman"/>
+          <w:sz w:val="28"/>
+          <w:szCs w:val="28"/>
+        </w:rPr>
+        <w:t>Bias</w:t>
+      </w:r>
+      <w:r>
+        <w:rPr>
+          <w:rFonts w:ascii="Times New Roman" w:eastAsia="標楷體" w:hAnsi="Times New Roman" w:cs="Times New Roman" w:hint="eastAsia"/>
+          <w:sz w:val="28"/>
+          <w:szCs w:val="28"/>
+        </w:rPr>
+        <w:t xml:space="preserve"> accuracy)</w:t>
+      </w:r>
+    </w:p>
+    <w:p>
+      <w:pPr>
+        <w:rPr>
+          <w:rFonts w:ascii="Times New Roman" w:eastAsia="標楷體" w:hAnsi="Times New Roman" w:cs="Times New Roman"/>
+          <w:sz w:val="28"/>
+          <w:szCs w:val="28"/>
+        </w:rPr>
+      </w:pPr>
+      <w:r>
+        <w:rPr>
+          <w:rFonts w:ascii="Times New Roman" w:eastAsia="標楷體" w:hAnsi="Times New Roman" w:cs="Times New Roman" w:hint="eastAsia"/>
+          <w:noProof/>
+          <w:sz w:val="28"/>
+          <w:szCs w:val="28"/>
+        </w:rPr>
+        <w:drawing>
+          <wp:inline distT="0" distB="0" distL="0" distR="0" wp14:anchorId="61347757" wp14:editId="341B1E9C">
+            <wp:extent cx="5173980" cy="3880485"/>
+            <wp:effectExtent l="0" t="0" r="7620" b="5715"/>
+            <wp:docPr id="625061269" name="圖片 9"/>
+            <wp:cNvGraphicFramePr>
+              <a:graphicFrameLocks xmlns:a="http://schemas.openxmlformats.org/drawingml/2006/main" noChangeAspect="1"/>
+            </wp:cNvGraphicFramePr>
+            <a:graphic xmlns:a="http://schemas.openxmlformats.org/drawingml/2006/main">
+              <a:graphicData uri="http://schemas.openxmlformats.org/drawingml/2006/picture">
+                <pic:pic xmlns:pic="http://schemas.openxmlformats.org/drawingml/2006/picture">
+                  <pic:nvPicPr>
+                    <pic:cNvPr id="0" name="Picture 12"/>
+                    <pic:cNvPicPr>
+                      <a:picLocks noChangeAspect="1" noChangeArrowheads="1"/>
+                    </pic:cNvPicPr>
+                  </pic:nvPicPr>
+                  <pic:blipFill>
+                    <a:blip r:embed="rId16">
+                      <a:extLst>
+                        <a:ext uri="{28A0092B-C50C-407E-A947-70E740481C1C}">
+                          <a14:useLocalDpi xmlns:a14="http://schemas.microsoft.com/office/drawing/2010/main" val="0"/>
+                        </a:ext>
+                      </a:extLst>
+                    </a:blip>
+                    <a:srcRect/>
+                    <a:stretch>
+                      <a:fillRect/>
+                    </a:stretch>
+                  </pic:blipFill>
+                  <pic:spPr bwMode="auto">
+                    <a:xfrm>
+                      <a:off x="0" y="0"/>
+                      <a:ext cx="5173980" cy="3880485"/>
+                    </a:xfrm>
+                    <a:prstGeom prst="rect">
+                      <a:avLst/>
+                    </a:prstGeom>
+                    <a:noFill/>
+                    <a:ln>
+                      <a:noFill/>
+                    </a:ln>
+                  </pic:spPr>
+                </pic:pic>
+              </a:graphicData>
+            </a:graphic>
+          </wp:inline>
+        </w:drawing>
+      </w:r>
+    </w:p>
+    <w:p>
+      <w:pPr>
+        <w:jc w:val="center"/>
+        <w:rPr>
+          <w:rFonts w:ascii="Times New Roman" w:eastAsia="標楷體" w:hAnsi="Times New Roman" w:cs="Times New Roman" w:hint="eastAsia"/>
+          <w:sz w:val="28"/>
+          <w:szCs w:val="28"/>
+        </w:rPr>
+      </w:pPr>
+      <w:r>
+        <w:rPr>
+          <w:rFonts w:ascii="Times New Roman" w:eastAsia="標楷體" w:hAnsi="Times New Roman" w:cs="Times New Roman" w:hint="eastAsia"/>
+          <w:sz w:val="28"/>
+          <w:szCs w:val="28"/>
+        </w:rPr>
+        <w:t>(</w:t>
+      </w:r>
+      <w:r>
+        <w:rPr>
+          <w:rFonts w:ascii="Times New Roman" w:eastAsia="標楷體" w:hAnsi="Times New Roman" w:cs="Times New Roman" w:hint="eastAsia"/>
+          <w:sz w:val="28"/>
+          <w:szCs w:val="28"/>
+        </w:rPr>
+        <w:t>圖</w:t>
+      </w:r>
+      <w:r>
+        <w:rPr>
+          <w:rFonts w:ascii="Times New Roman" w:eastAsia="標楷體" w:hAnsi="Times New Roman" w:cs="Times New Roman" w:hint="eastAsia"/>
+          <w:sz w:val="28"/>
+          <w:szCs w:val="28"/>
+        </w:rPr>
+        <w:t>九</w:t>
+      </w:r>
+      <w:r>
+        <w:rPr>
+          <w:rFonts w:ascii="Times New Roman" w:eastAsia="標楷體" w:hAnsi="Times New Roman" w:cs="Times New Roman" w:hint="eastAsia"/>
+          <w:sz w:val="28"/>
+          <w:szCs w:val="28"/>
+        </w:rPr>
+        <w:t>，</w:t>
+      </w:r>
+      <w:r>
+        <w:rPr>
+          <w:rFonts w:ascii="Times New Roman" w:eastAsia="標楷體" w:hAnsi="Times New Roman" w:cs="Times New Roman" w:hint="eastAsia"/>
+          <w:sz w:val="28"/>
+          <w:szCs w:val="28"/>
+        </w:rPr>
+        <w:t>Zero</w:t>
+      </w:r>
+      <w:r>
+        <w:rPr>
+          <w:rFonts w:ascii="Times New Roman" w:eastAsia="標楷體" w:hAnsi="Times New Roman" w:cs="Times New Roman" w:hint="eastAsia"/>
+          <w:sz w:val="28"/>
+          <w:szCs w:val="28"/>
+        </w:rPr>
+        <w:t xml:space="preserve"> </w:t>
+      </w:r>
+      <w:r>
+        <w:rPr>
+          <w:rFonts w:ascii="Times New Roman" w:eastAsia="標楷體" w:hAnsi="Times New Roman" w:cs="Times New Roman"/>
+          <w:sz w:val="28"/>
+          <w:szCs w:val="28"/>
+        </w:rPr>
+        <w:t>Initialization</w:t>
+      </w:r>
+      <w:r>
+        <w:rPr>
+          <w:rFonts w:ascii="Times New Roman" w:eastAsia="標楷體" w:hAnsi="Times New Roman" w:cs="Times New Roman" w:hint="eastAsia"/>
+          <w:sz w:val="28"/>
+          <w:szCs w:val="28"/>
+        </w:rPr>
+        <w:t xml:space="preserve"> </w:t>
+      </w:r>
+      <w:r>
+        <w:rPr>
+          <w:rFonts w:ascii="Times New Roman" w:eastAsia="標楷體" w:hAnsi="Times New Roman" w:cs="Times New Roman"/>
+          <w:sz w:val="28"/>
+          <w:szCs w:val="28"/>
+        </w:rPr>
+        <w:t>With</w:t>
+      </w:r>
+      <w:r>
+        <w:rPr>
+          <w:rFonts w:ascii="Times New Roman" w:eastAsia="標楷體" w:hAnsi="Times New Roman" w:cs="Times New Roman" w:hint="eastAsia"/>
+          <w:sz w:val="28"/>
+          <w:szCs w:val="28"/>
+        </w:rPr>
+        <w:t>out</w:t>
+      </w:r>
+      <w:r>
+        <w:rPr>
+          <w:rFonts w:ascii="Times New Roman" w:eastAsia="標楷體" w:hAnsi="Times New Roman" w:cs="Times New Roman" w:hint="eastAsia"/>
+          <w:sz w:val="28"/>
+          <w:szCs w:val="28"/>
+        </w:rPr>
+        <w:t xml:space="preserve"> </w:t>
+      </w:r>
+      <w:r>
+        <w:rPr>
+          <w:rFonts w:ascii="Times New Roman" w:eastAsia="標楷體" w:hAnsi="Times New Roman" w:cs="Times New Roman"/>
+          <w:sz w:val="28"/>
+          <w:szCs w:val="28"/>
+        </w:rPr>
+        <w:t>Bias</w:t>
+      </w:r>
+      <w:r>
+        <w:rPr>
+          <w:rFonts w:ascii="Times New Roman" w:eastAsia="標楷體" w:hAnsi="Times New Roman" w:cs="Times New Roman" w:hint="eastAsia"/>
+          <w:sz w:val="28"/>
+          <w:szCs w:val="28"/>
+        </w:rPr>
+        <w:t xml:space="preserve"> accuracy)</w:t>
+      </w:r>
+    </w:p>
+    <w:p>
+      <w:pPr>
+        <w:pStyle w:val="a7"/>
+        <w:numPr>
+          <w:ilvl w:val="0"/>
+          <w:numId w:val="2"/>
+        </w:numPr>
+        <w:ind w:leftChars="0"/>
+        <w:rPr>
+          <w:rFonts w:ascii="Times New Roman" w:eastAsia="標楷體" w:hAnsi="Times New Roman" w:cs="Times New Roman"/>
+          <w:sz w:val="40"/>
+          <w:szCs w:val="40"/>
+        </w:rPr>
+      </w:pPr>
+      <w:r>
+        <w:rPr>
+          <w:rFonts w:ascii="Times New Roman" w:eastAsia="標楷體" w:hAnsi="Times New Roman" w:cs="Times New Roman"/>
+          <w:sz w:val="40"/>
+          <w:szCs w:val="40"/>
+        </w:rPr>
+        <w:lastRenderedPageBreak/>
+        <w:t>test error rate</w:t>
+      </w:r>
+    </w:p>
+    <w:tbl>
+      <w:tblPr>
+        <w:tblStyle w:val="a9"/>
+        <w:tblW w:w="0" w:type="auto"/>
+        <w:tblLook w:val="04A0" w:firstRow="1" w:lastRow="0" w:firstColumn="1" w:lastColumn="0" w:noHBand="0" w:noVBand="1"/>
+      </w:tblPr>
+      <w:tblGrid>
+        <w:gridCol w:w="3964"/>
+        <w:gridCol w:w="4332"/>
+      </w:tblGrid>
+      <w:tr>
+        <w:tc>
+          <w:tcPr>
+            <w:tcW w:w="3964" w:type="dxa"/>
+          </w:tcPr>
+          <w:p>
+            <w:pPr>
+              <w:rPr>
+                <w:rFonts w:ascii="Times New Roman" w:eastAsia="標楷體" w:hAnsi="Times New Roman" w:cs="Times New Roman" w:hint="eastAsia"/>
+                <w:sz w:val="28"/>
+                <w:szCs w:val="28"/>
+              </w:rPr>
+            </w:pPr>
+            <w:r>
+              <w:rPr>
+                <w:rFonts w:ascii="Times New Roman" w:eastAsia="標楷體" w:hAnsi="Times New Roman" w:cs="Times New Roman"/>
+                <w:sz w:val="28"/>
+                <w:szCs w:val="28"/>
+              </w:rPr>
+              <w:t>Random</w:t>
+            </w:r>
+            <w:r>
+              <w:rPr>
+                <w:rFonts w:ascii="Times New Roman" w:eastAsia="標楷體" w:hAnsi="Times New Roman" w:cs="Times New Roman" w:hint="eastAsia"/>
+                <w:sz w:val="28"/>
+                <w:szCs w:val="28"/>
+              </w:rPr>
+              <w:t xml:space="preserve"> </w:t>
+            </w:r>
+            <w:r>
+              <w:rPr>
+                <w:rFonts w:ascii="Times New Roman" w:eastAsia="標楷體" w:hAnsi="Times New Roman" w:cs="Times New Roman"/>
+                <w:sz w:val="28"/>
+                <w:szCs w:val="28"/>
+              </w:rPr>
+              <w:t>Initialization</w:t>
+            </w:r>
+            <w:r>
+              <w:rPr>
+                <w:rFonts w:ascii="Times New Roman" w:eastAsia="標楷體" w:hAnsi="Times New Roman" w:cs="Times New Roman" w:hint="eastAsia"/>
+                <w:sz w:val="28"/>
+                <w:szCs w:val="28"/>
+              </w:rPr>
+              <w:t xml:space="preserve"> </w:t>
+            </w:r>
+            <w:proofErr w:type="gramStart"/>
+            <w:r>
+              <w:rPr>
+                <w:rFonts w:ascii="Times New Roman" w:eastAsia="標楷體" w:hAnsi="Times New Roman" w:cs="Times New Roman"/>
+                <w:sz w:val="28"/>
+                <w:szCs w:val="28"/>
+              </w:rPr>
+              <w:t>With</w:t>
+            </w:r>
+            <w:proofErr w:type="gramEnd"/>
+            <w:r>
+              <w:rPr>
+                <w:rFonts w:ascii="Times New Roman" w:eastAsia="標楷體" w:hAnsi="Times New Roman" w:cs="Times New Roman" w:hint="eastAsia"/>
+                <w:sz w:val="28"/>
+                <w:szCs w:val="28"/>
+              </w:rPr>
+              <w:t xml:space="preserve"> </w:t>
+            </w:r>
+            <w:r>
+              <w:rPr>
+                <w:rFonts w:ascii="Times New Roman" w:eastAsia="標楷體" w:hAnsi="Times New Roman" w:cs="Times New Roman"/>
+                <w:sz w:val="28"/>
+                <w:szCs w:val="28"/>
+              </w:rPr>
+              <w:t>Bias</w:t>
+            </w:r>
+          </w:p>
+        </w:tc>
+        <w:tc>
+          <w:tcPr>
+            <w:tcW w:w="4332" w:type="dxa"/>
+          </w:tcPr>
+          <w:p>
+            <w:pPr>
+              <w:rPr>
+                <w:rFonts w:ascii="Times New Roman" w:eastAsia="標楷體" w:hAnsi="Times New Roman" w:cs="Times New Roman" w:hint="eastAsia"/>
+                <w:sz w:val="28"/>
+                <w:szCs w:val="28"/>
+              </w:rPr>
+            </w:pPr>
+            <w:r>
+              <w:rPr>
+                <w:rFonts w:ascii="Times New Roman" w:eastAsia="標楷體" w:hAnsi="Times New Roman" w:cs="Times New Roman"/>
+                <w:sz w:val="28"/>
+                <w:szCs w:val="28"/>
+              </w:rPr>
+              <w:t>Random</w:t>
+            </w:r>
+            <w:r>
+              <w:rPr>
+                <w:rFonts w:ascii="Times New Roman" w:eastAsia="標楷體" w:hAnsi="Times New Roman" w:cs="Times New Roman" w:hint="eastAsia"/>
+                <w:sz w:val="28"/>
+                <w:szCs w:val="28"/>
+              </w:rPr>
+              <w:t xml:space="preserve"> </w:t>
+            </w:r>
+            <w:r>
+              <w:rPr>
+                <w:rFonts w:ascii="Times New Roman" w:eastAsia="標楷體" w:hAnsi="Times New Roman" w:cs="Times New Roman"/>
+                <w:sz w:val="28"/>
+                <w:szCs w:val="28"/>
+              </w:rPr>
+              <w:t>Initialization</w:t>
+            </w:r>
+            <w:r>
+              <w:rPr>
+                <w:rFonts w:ascii="Times New Roman" w:eastAsia="標楷體" w:hAnsi="Times New Roman" w:cs="Times New Roman" w:hint="eastAsia"/>
+                <w:sz w:val="28"/>
+                <w:szCs w:val="28"/>
+              </w:rPr>
+              <w:t xml:space="preserve"> </w:t>
+            </w:r>
+            <w:r>
+              <w:rPr>
+                <w:rFonts w:ascii="Times New Roman" w:eastAsia="標楷體" w:hAnsi="Times New Roman" w:cs="Times New Roman"/>
+                <w:sz w:val="28"/>
+                <w:szCs w:val="28"/>
+              </w:rPr>
+              <w:t>Without</w:t>
+            </w:r>
+            <w:r>
+              <w:rPr>
+                <w:rFonts w:ascii="Times New Roman" w:eastAsia="標楷體" w:hAnsi="Times New Roman" w:cs="Times New Roman" w:hint="eastAsia"/>
+                <w:sz w:val="28"/>
+                <w:szCs w:val="28"/>
+              </w:rPr>
+              <w:t xml:space="preserve"> </w:t>
+            </w:r>
+            <w:r>
+              <w:rPr>
+                <w:rFonts w:ascii="Times New Roman" w:eastAsia="標楷體" w:hAnsi="Times New Roman" w:cs="Times New Roman"/>
+                <w:sz w:val="28"/>
+                <w:szCs w:val="28"/>
+              </w:rPr>
+              <w:t>Bias</w:t>
+            </w:r>
+          </w:p>
+        </w:tc>
+      </w:tr>
+      <w:tr>
+        <w:tc>
+          <w:tcPr>
+            <w:tcW w:w="3964" w:type="dxa"/>
+          </w:tcPr>
+          <w:p>
+            <w:pPr>
+              <w:rPr>
+                <w:rFonts w:ascii="Times New Roman" w:eastAsia="標楷體" w:hAnsi="Times New Roman" w:cs="Times New Roman" w:hint="eastAsia"/>
+                <w:sz w:val="28"/>
+                <w:szCs w:val="28"/>
+              </w:rPr>
+            </w:pPr>
+            <w:r>
+              <w:rPr>
+                <w:rFonts w:ascii="Times New Roman" w:eastAsia="標楷體" w:hAnsi="Times New Roman" w:cs="Times New Roman"/>
+                <w:noProof/>
+                <w:sz w:val="28"/>
+                <w:szCs w:val="28"/>
+              </w:rPr>
+              <w:drawing>
+                <wp:inline distT="0" distB="0" distL="0" distR="0" wp14:anchorId="25BBD70B" wp14:editId="32358BDA">
+                  <wp:extent cx="1813560" cy="426720"/>
+                  <wp:effectExtent l="0" t="0" r="0" b="0"/>
+                  <wp:docPr id="486272351" name="圖片 14"/>
+                  <wp:cNvGraphicFramePr>
+                    <a:graphicFrameLocks xmlns:a="http://schemas.openxmlformats.org/drawingml/2006/main" noChangeAspect="1"/>
+                  </wp:cNvGraphicFramePr>
+                  <a:graphic xmlns:a="http://schemas.openxmlformats.org/drawingml/2006/main">
+                    <a:graphicData uri="http://schemas.openxmlformats.org/drawingml/2006/picture">
+                      <pic:pic xmlns:pic="http://schemas.openxmlformats.org/drawingml/2006/picture">
+                        <pic:nvPicPr>
+                          <pic:cNvPr id="0" name="Picture 17"/>
+                          <pic:cNvPicPr>
+                            <a:picLocks noChangeAspect="1" noChangeArrowheads="1"/>
+                          </pic:cNvPicPr>
+                        </pic:nvPicPr>
+                        <pic:blipFill>
+                          <a:blip r:embed="rId17">
+                            <a:extLst>
+                              <a:ext uri="{28A0092B-C50C-407E-A947-70E740481C1C}">
+                                <a14:useLocalDpi xmlns:a14="http://schemas.microsoft.com/office/drawing/2010/main" val="0"/>
+                              </a:ext>
+                            </a:extLst>
+                          </a:blip>
+                          <a:srcRect/>
+                          <a:stretch>
+                            <a:fillRect/>
+                          </a:stretch>
+                        </pic:blipFill>
+                        <pic:spPr bwMode="auto">
+                          <a:xfrm>
+                            <a:off x="0" y="0"/>
+                            <a:ext cx="1813560" cy="426720"/>
+                          </a:xfrm>
+                          <a:prstGeom prst="rect">
+                            <a:avLst/>
+                          </a:prstGeom>
+                          <a:noFill/>
+                          <a:ln>
+                            <a:noFill/>
+                          </a:ln>
+                        </pic:spPr>
+                      </pic:pic>
+                    </a:graphicData>
+                  </a:graphic>
+                </wp:inline>
+              </w:drawing>
+            </w:r>
+          </w:p>
+        </w:tc>
+        <w:tc>
+          <w:tcPr>
+            <w:tcW w:w="4332" w:type="dxa"/>
+          </w:tcPr>
+          <w:p>
+            <w:pPr>
+              <w:rPr>
+                <w:rFonts w:ascii="Times New Roman" w:eastAsia="標楷體" w:hAnsi="Times New Roman" w:cs="Times New Roman" w:hint="eastAsia"/>
+                <w:sz w:val="28"/>
+                <w:szCs w:val="28"/>
+              </w:rPr>
+            </w:pPr>
+            <w:r>
+              <w:rPr>
+                <w:rFonts w:ascii="Times New Roman" w:eastAsia="標楷體" w:hAnsi="Times New Roman" w:cs="Times New Roman" w:hint="eastAsia"/>
+                <w:noProof/>
+                <w:sz w:val="28"/>
+                <w:szCs w:val="28"/>
+              </w:rPr>
+              <w:drawing>
+                <wp:inline distT="0" distB="0" distL="0" distR="0" wp14:anchorId="61F6AA7A" wp14:editId="4EF6E9B4">
+                  <wp:extent cx="1905000" cy="457200"/>
+                  <wp:effectExtent l="0" t="0" r="0" b="0"/>
+                  <wp:docPr id="142228221" name="圖片 15"/>
+                  <wp:cNvGraphicFramePr>
+                    <a:graphicFrameLocks xmlns:a="http://schemas.openxmlformats.org/drawingml/2006/main" noChangeAspect="1"/>
+                  </wp:cNvGraphicFramePr>
+                  <a:graphic xmlns:a="http://schemas.openxmlformats.org/drawingml/2006/main">
+                    <a:graphicData uri="http://schemas.openxmlformats.org/drawingml/2006/picture">
+                      <pic:pic xmlns:pic="http://schemas.openxmlformats.org/drawingml/2006/picture">
+                        <pic:nvPicPr>
+                          <pic:cNvPr id="0" name="Picture 18"/>
+                          <pic:cNvPicPr>
+                            <a:picLocks noChangeAspect="1" noChangeArrowheads="1"/>
+                          </pic:cNvPicPr>
+                        </pic:nvPicPr>
+                        <pic:blipFill>
+                          <a:blip r:embed="rId18">
+                            <a:extLst>
+                              <a:ext uri="{28A0092B-C50C-407E-A947-70E740481C1C}">
+                                <a14:useLocalDpi xmlns:a14="http://schemas.microsoft.com/office/drawing/2010/main" val="0"/>
+                              </a:ext>
+                            </a:extLst>
+                          </a:blip>
+                          <a:srcRect/>
+                          <a:stretch>
+                            <a:fillRect/>
+                          </a:stretch>
+                        </pic:blipFill>
+                        <pic:spPr bwMode="auto">
+                          <a:xfrm>
+                            <a:off x="0" y="0"/>
+                            <a:ext cx="1905000" cy="457200"/>
+                          </a:xfrm>
+                          <a:prstGeom prst="rect">
+                            <a:avLst/>
+                          </a:prstGeom>
+                          <a:noFill/>
+                          <a:ln>
+                            <a:noFill/>
+                          </a:ln>
+                        </pic:spPr>
+                      </pic:pic>
+                    </a:graphicData>
+                  </a:graphic>
+                </wp:inline>
+              </w:drawing>
+            </w:r>
+          </w:p>
+        </w:tc>
+      </w:tr>
+      <w:tr>
+        <w:tc>
+          <w:tcPr>
+            <w:tcW w:w="3964" w:type="dxa"/>
+          </w:tcPr>
+          <w:p>
+            <w:pPr>
+              <w:rPr>
+                <w:rFonts w:ascii="Times New Roman" w:eastAsia="標楷體" w:hAnsi="Times New Roman" w:cs="Times New Roman" w:hint="eastAsia"/>
+                <w:sz w:val="28"/>
+                <w:szCs w:val="28"/>
+              </w:rPr>
+            </w:pPr>
+            <w:r>
+              <w:rPr>
+                <w:rFonts w:ascii="Times New Roman" w:eastAsia="標楷體" w:hAnsi="Times New Roman" w:cs="Times New Roman" w:hint="eastAsia"/>
+                <w:sz w:val="28"/>
+                <w:szCs w:val="28"/>
+              </w:rPr>
+              <w:t>Zero</w:t>
+            </w:r>
+            <w:r>
+              <w:rPr>
+                <w:rFonts w:ascii="Times New Roman" w:eastAsia="標楷體" w:hAnsi="Times New Roman" w:cs="Times New Roman" w:hint="eastAsia"/>
+                <w:sz w:val="28"/>
+                <w:szCs w:val="28"/>
+              </w:rPr>
+              <w:t xml:space="preserve"> </w:t>
+            </w:r>
+            <w:r>
+              <w:rPr>
+                <w:rFonts w:ascii="Times New Roman" w:eastAsia="標楷體" w:hAnsi="Times New Roman" w:cs="Times New Roman"/>
+                <w:sz w:val="28"/>
+                <w:szCs w:val="28"/>
+              </w:rPr>
+              <w:t>Initialization</w:t>
+            </w:r>
+            <w:r>
+              <w:rPr>
+                <w:rFonts w:ascii="Times New Roman" w:eastAsia="標楷體" w:hAnsi="Times New Roman" w:cs="Times New Roman" w:hint="eastAsia"/>
+                <w:sz w:val="28"/>
+                <w:szCs w:val="28"/>
+              </w:rPr>
+              <w:t xml:space="preserve"> </w:t>
+            </w:r>
+            <w:proofErr w:type="gramStart"/>
+            <w:r>
+              <w:rPr>
+                <w:rFonts w:ascii="Times New Roman" w:eastAsia="標楷體" w:hAnsi="Times New Roman" w:cs="Times New Roman"/>
+                <w:sz w:val="28"/>
+                <w:szCs w:val="28"/>
+              </w:rPr>
+              <w:t>With</w:t>
+            </w:r>
+            <w:proofErr w:type="gramEnd"/>
+            <w:r>
+              <w:rPr>
+                <w:rFonts w:ascii="Times New Roman" w:eastAsia="標楷體" w:hAnsi="Times New Roman" w:cs="Times New Roman" w:hint="eastAsia"/>
+                <w:sz w:val="28"/>
+                <w:szCs w:val="28"/>
+              </w:rPr>
+              <w:t xml:space="preserve"> </w:t>
+            </w:r>
+            <w:r>
+              <w:rPr>
+                <w:rFonts w:ascii="Times New Roman" w:eastAsia="標楷體" w:hAnsi="Times New Roman" w:cs="Times New Roman"/>
+                <w:sz w:val="28"/>
+                <w:szCs w:val="28"/>
+              </w:rPr>
+              <w:t>Bias</w:t>
+            </w:r>
+          </w:p>
+        </w:tc>
+        <w:tc>
+          <w:tcPr>
+            <w:tcW w:w="4332" w:type="dxa"/>
+          </w:tcPr>
+          <w:p>
+            <w:pPr>
+              <w:rPr>
+                <w:rFonts w:ascii="Times New Roman" w:eastAsia="標楷體" w:hAnsi="Times New Roman" w:cs="Times New Roman" w:hint="eastAsia"/>
+                <w:sz w:val="28"/>
+                <w:szCs w:val="28"/>
+              </w:rPr>
+            </w:pPr>
+            <w:r>
+              <w:rPr>
+                <w:rFonts w:ascii="Times New Roman" w:eastAsia="標楷體" w:hAnsi="Times New Roman" w:cs="Times New Roman" w:hint="eastAsia"/>
+                <w:sz w:val="28"/>
+                <w:szCs w:val="28"/>
+              </w:rPr>
+              <w:t xml:space="preserve">Zero </w:t>
+            </w:r>
+            <w:r>
+              <w:rPr>
+                <w:rFonts w:ascii="Times New Roman" w:eastAsia="標楷體" w:hAnsi="Times New Roman" w:cs="Times New Roman"/>
+                <w:sz w:val="28"/>
+                <w:szCs w:val="28"/>
+              </w:rPr>
+              <w:t>Initialization</w:t>
+            </w:r>
+            <w:r>
+              <w:rPr>
+                <w:rFonts w:ascii="Times New Roman" w:eastAsia="標楷體" w:hAnsi="Times New Roman" w:cs="Times New Roman" w:hint="eastAsia"/>
+                <w:sz w:val="28"/>
+                <w:szCs w:val="28"/>
+              </w:rPr>
+              <w:t xml:space="preserve"> </w:t>
+            </w:r>
+            <w:r>
+              <w:rPr>
+                <w:rFonts w:ascii="Times New Roman" w:eastAsia="標楷體" w:hAnsi="Times New Roman" w:cs="Times New Roman"/>
+                <w:sz w:val="28"/>
+                <w:szCs w:val="28"/>
+              </w:rPr>
+              <w:t>Without</w:t>
+            </w:r>
+            <w:r>
+              <w:rPr>
+                <w:rFonts w:ascii="Times New Roman" w:eastAsia="標楷體" w:hAnsi="Times New Roman" w:cs="Times New Roman" w:hint="eastAsia"/>
+                <w:sz w:val="28"/>
+                <w:szCs w:val="28"/>
+              </w:rPr>
+              <w:t xml:space="preserve"> </w:t>
+            </w:r>
+            <w:r>
+              <w:rPr>
+                <w:rFonts w:ascii="Times New Roman" w:eastAsia="標楷體" w:hAnsi="Times New Roman" w:cs="Times New Roman"/>
+                <w:sz w:val="28"/>
+                <w:szCs w:val="28"/>
+              </w:rPr>
+              <w:t>Bias</w:t>
+            </w:r>
+          </w:p>
+        </w:tc>
+      </w:tr>
+      <w:tr>
+        <w:tc>
+          <w:tcPr>
+            <w:tcW w:w="3964" w:type="dxa"/>
+          </w:tcPr>
+          <w:p>
+            <w:pPr>
+              <w:rPr>
+                <w:rFonts w:ascii="Times New Roman" w:eastAsia="標楷體" w:hAnsi="Times New Roman" w:cs="Times New Roman" w:hint="eastAsia"/>
+                <w:sz w:val="28"/>
+                <w:szCs w:val="28"/>
+              </w:rPr>
+            </w:pPr>
+            <w:r>
+              <w:rPr>
+                <w:rFonts w:ascii="Times New Roman" w:eastAsia="標楷體" w:hAnsi="Times New Roman" w:cs="Times New Roman" w:hint="eastAsia"/>
+                <w:noProof/>
+                <w:sz w:val="28"/>
+                <w:szCs w:val="28"/>
+              </w:rPr>
+              <w:drawing>
+                <wp:inline distT="0" distB="0" distL="0" distR="0" wp14:anchorId="51CF9089" wp14:editId="3AFDEC7E">
+                  <wp:extent cx="1866900" cy="518160"/>
+                  <wp:effectExtent l="0" t="0" r="0" b="0"/>
+                  <wp:docPr id="661627490" name="圖片 16"/>
+                  <wp:cNvGraphicFramePr>
+                    <a:graphicFrameLocks xmlns:a="http://schemas.openxmlformats.org/drawingml/2006/main" noChangeAspect="1"/>
+                  </wp:cNvGraphicFramePr>
+                  <a:graphic xmlns:a="http://schemas.openxmlformats.org/drawingml/2006/main">
+                    <a:graphicData uri="http://schemas.openxmlformats.org/drawingml/2006/picture">
+                      <pic:pic xmlns:pic="http://schemas.openxmlformats.org/drawingml/2006/picture">
+                        <pic:nvPicPr>
+                          <pic:cNvPr id="0" name="Picture 19"/>
+                          <pic:cNvPicPr>
+                            <a:picLocks noChangeAspect="1" noChangeArrowheads="1"/>
+                          </pic:cNvPicPr>
+                        </pic:nvPicPr>
+                        <pic:blipFill>
+                          <a:blip r:embed="rId19">
+                            <a:extLst>
+                              <a:ext uri="{28A0092B-C50C-407E-A947-70E740481C1C}">
+                                <a14:useLocalDpi xmlns:a14="http://schemas.microsoft.com/office/drawing/2010/main" val="0"/>
+                              </a:ext>
+                            </a:extLst>
+                          </a:blip>
+                          <a:srcRect/>
+                          <a:stretch>
+                            <a:fillRect/>
+                          </a:stretch>
+                        </pic:blipFill>
+                        <pic:spPr bwMode="auto">
+                          <a:xfrm>
+                            <a:off x="0" y="0"/>
+                            <a:ext cx="1866900" cy="518160"/>
+                          </a:xfrm>
+                          <a:prstGeom prst="rect">
+                            <a:avLst/>
+                          </a:prstGeom>
+                          <a:noFill/>
+                          <a:ln>
+                            <a:noFill/>
+                          </a:ln>
+                        </pic:spPr>
+                      </pic:pic>
+                    </a:graphicData>
+                  </a:graphic>
+                </wp:inline>
+              </w:drawing>
+            </w:r>
+          </w:p>
+        </w:tc>
+        <w:tc>
+          <w:tcPr>
+            <w:tcW w:w="4332" w:type="dxa"/>
+          </w:tcPr>
+          <w:p>
+            <w:pPr>
+              <w:rPr>
+                <w:rFonts w:ascii="Times New Roman" w:eastAsia="標楷體" w:hAnsi="Times New Roman" w:cs="Times New Roman" w:hint="eastAsia"/>
+                <w:sz w:val="28"/>
+                <w:szCs w:val="28"/>
+              </w:rPr>
+            </w:pPr>
+            <w:r>
+              <w:rPr>
+                <w:rFonts w:ascii="Times New Roman" w:eastAsia="標楷體" w:hAnsi="Times New Roman" w:cs="Times New Roman" w:hint="eastAsia"/>
+                <w:noProof/>
+                <w:sz w:val="28"/>
+                <w:szCs w:val="28"/>
+              </w:rPr>
+              <w:drawing>
+                <wp:inline distT="0" distB="0" distL="0" distR="0" wp14:anchorId="17888286" wp14:editId="2EDBCA32">
+                  <wp:extent cx="1889760" cy="487680"/>
+                  <wp:effectExtent l="0" t="0" r="0" b="7620"/>
+                  <wp:docPr id="614954432" name="圖片 17"/>
+                  <wp:cNvGraphicFramePr>
+                    <a:graphicFrameLocks xmlns:a="http://schemas.openxmlformats.org/drawingml/2006/main" noChangeAspect="1"/>
+                  </wp:cNvGraphicFramePr>
+                  <a:graphic xmlns:a="http://schemas.openxmlformats.org/drawingml/2006/main">
+                    <a:graphicData uri="http://schemas.openxmlformats.org/drawingml/2006/picture">
+                      <pic:pic xmlns:pic="http://schemas.openxmlformats.org/drawingml/2006/picture">
+                        <pic:nvPicPr>
+                          <pic:cNvPr id="0" name="Picture 20"/>
+                          <pic:cNvPicPr>
+                            <a:picLocks noChangeAspect="1" noChangeArrowheads="1"/>
+                          </pic:cNvPicPr>
+                        </pic:nvPicPr>
+                        <pic:blipFill>
+                          <a:blip r:embed="rId20">
+                            <a:extLst>
+                              <a:ext uri="{28A0092B-C50C-407E-A947-70E740481C1C}">
+                                <a14:useLocalDpi xmlns:a14="http://schemas.microsoft.com/office/drawing/2010/main" val="0"/>
+                              </a:ext>
+                            </a:extLst>
+                          </a:blip>
+                          <a:srcRect/>
+                          <a:stretch>
+                            <a:fillRect/>
+                          </a:stretch>
+                        </pic:blipFill>
+                        <pic:spPr bwMode="auto">
+                          <a:xfrm>
+                            <a:off x="0" y="0"/>
+                            <a:ext cx="1889760" cy="487680"/>
+                          </a:xfrm>
+                          <a:prstGeom prst="rect">
+                            <a:avLst/>
+                          </a:prstGeom>
+                          <a:noFill/>
+                          <a:ln>
+                            <a:noFill/>
+                          </a:ln>
+                        </pic:spPr>
+                      </pic:pic>
+                    </a:graphicData>
+                  </a:graphic>
+                </wp:inline>
+              </w:drawing>
+            </w:r>
+          </w:p>
+        </w:tc>
+      </w:tr>
+    </w:tbl>
+    <w:p>
+      <w:pPr>
+        <w:rPr>
+          <w:rFonts w:ascii="Times New Roman" w:eastAsia="標楷體" w:hAnsi="Times New Roman" w:cs="Times New Roman" w:hint="eastAsia"/>
+          <w:sz w:val="28"/>
+          <w:szCs w:val="28"/>
         </w:rPr>
       </w:pPr>
     </w:p>
     <w:sectPr>
-      <w:headerReference w:type="even" r:id="rId8"/>
-      <w:headerReference w:type="default" r:id="rId9"/>
-      <w:headerReference w:type="first" r:id="rId10"/>
+      <w:headerReference w:type="even" r:id="rId21"/>
+      <w:headerReference w:type="default" r:id="rId22"/>
+      <w:headerReference w:type="first" r:id="rId23"/>
       <w:pgSz w:w="11906" w:h="16838"/>
       <w:pgMar w:top="1440" w:right="1800" w:bottom="1440" w:left="1800" w:header="851" w:footer="992" w:gutter="0"/>
       <w:cols w:space="425"/>
@@ -449,7 +5832,7 @@
 </file>
 
 <file path=word/endnotes.xml><?xml version="1.0" encoding="utf-8"?>
-<w:endnotes xmlns:wpc="http://schemas.microsoft.com/office/word/2010/wordprocessingCanvas" xmlns:cx="http://schemas.microsoft.com/office/drawing/2014/chartex" xmlns:cx1="http://schemas.microsoft.com/office/drawing/2015/9/8/chartex" xmlns:cx2="http://schemas.microsoft.com/office/drawing/2015/10/21/chartex" xmlns:cx3="http://schemas.microsoft.com/office/drawing/2016/5/9/chartex" xmlns:cx4="http://schemas.microsoft.com/office/drawing/2016/5/10/chartex" xmlns:cx5="http://schemas.microsoft.com/office/drawing/2016/5/11/chartex" xmlns:cx6="http://schemas.microsoft.com/office/drawing/2016/5/12/chartex" xmlns:cx7="http://schemas.microsoft.com/office/drawing/2016/5/13/chartex" xmlns:cx8="http://schemas.microsoft.com/office/drawing/2016/5/14/chartex" xmlns:mc="http://schemas.openxmlformats.org/markup-compatibility/2006" xmlns:aink="http://schemas.microsoft.com/office/drawing/2016/ink" xmlns:am3d="http://schemas.microsoft.com/office/drawing/2017/model3d" xmlns:o="urn:schemas-microsoft-com:office:office" xmlns:r="http://schemas.openxmlformats.org/officeDocument/2006/relationships" xmlns:m="http://schemas.openxmlformats.org/officeDocument/2006/math" xmlns:v="urn:schemas-microsoft-com:vml" xmlns:wp14="http://schemas.microsoft.com/office/word/2010/wordprocessingDrawing" xmlns:wp="http://schemas.openxmlformats.org/drawingml/2006/wordprocessingDrawing" xmlns:w10="urn:schemas-microsoft-com:office:word" xmlns:w="http://schemas.openxmlformats.org/wordprocessingml/2006/main" xmlns:w14="http://schemas.microsoft.com/office/word/2010/wordml" xmlns:w15="http://schemas.microsoft.com/office/word/2012/wordml" xmlns:w16cid="http://schemas.microsoft.com/office/word/2016/wordml/cid" xmlns:w16se="http://schemas.microsoft.com/office/word/2015/wordml/symex" xmlns:wpg="http://schemas.microsoft.com/office/word/2010/wordprocessingGroup" xmlns:wpi="http://schemas.microsoft.com/office/word/2010/wordprocessingInk" xmlns:wne="http://schemas.microsoft.com/office/word/2006/wordml" xmlns:wps="http://schemas.microsoft.com/office/word/2010/wordprocessingShape" mc:Ignorable="w14 w15 w16se w16cid wp14">
+<w:endnotes xmlns:wpc="http://schemas.microsoft.com/office/word/2010/wordprocessingCanvas" xmlns:cx="http://schemas.microsoft.com/office/drawing/2014/chartex" xmlns:cx1="http://schemas.microsoft.com/office/drawing/2015/9/8/chartex" xmlns:cx2="http://schemas.microsoft.com/office/drawing/2015/10/21/chartex" xmlns:cx3="http://schemas.microsoft.com/office/drawing/2016/5/9/chartex" xmlns:cx4="http://schemas.microsoft.com/office/drawing/2016/5/10/chartex" xmlns:cx5="http://schemas.microsoft.com/office/drawing/2016/5/11/chartex" xmlns:cx6="http://schemas.microsoft.com/office/drawing/2016/5/12/chartex" xmlns:cx7="http://schemas.microsoft.com/office/drawing/2016/5/13/chartex" xmlns:cx8="http://schemas.microsoft.com/office/drawing/2016/5/14/chartex" xmlns:mc="http://schemas.openxmlformats.org/markup-compatibility/2006" xmlns:aink="http://schemas.microsoft.com/office/drawing/2016/ink" xmlns:am3d="http://schemas.microsoft.com/office/drawing/2017/model3d" xmlns:o="urn:schemas-microsoft-com:office:office" xmlns:oel="http://schemas.microsoft.com/office/2019/extlst" xmlns:r="http://schemas.openxmlformats.org/officeDocument/2006/relationships" xmlns:m="http://schemas.openxmlformats.org/officeDocument/2006/math" xmlns:v="urn:schemas-microsoft-com:vml" xmlns:wp14="http://schemas.microsoft.com/office/word/2010/wordprocessingDrawing" xmlns:wp="http://schemas.openxmlformats.org/drawingml/2006/wordprocessingDrawing" xmlns:w10="urn:schemas-microsoft-com:office:word" xmlns:w="http://schemas.openxmlformats.org/wordprocessingml/2006/main" xmlns:w14="http://schemas.microsoft.com/office/word/2010/wordml" xmlns:w15="http://schemas.microsoft.com/office/word/2012/wordml" xmlns:w16cex="http://schemas.microsoft.com/office/word/2018/wordml/cex" xmlns:w16cid="http://schemas.microsoft.com/office/word/2016/wordml/cid" xmlns:w16="http://schemas.microsoft.com/office/word/2018/wordml" xmlns:w16du="http://schemas.microsoft.com/office/word/2023/wordml/word16du" xmlns:w16sdtdh="http://schemas.microsoft.com/office/word/2020/wordml/sdtdatahash" xmlns:w16sdtfl="http://schemas.microsoft.com/office/word/2024/wordml/sdtformatlock" xmlns:w16se="http://schemas.microsoft.com/office/word/2015/wordml/symex" xmlns:wpg="http://schemas.microsoft.com/office/word/2010/wordprocessingGroup" xmlns:wpi="http://schemas.microsoft.com/office/word/2010/wordprocessingInk" xmlns:wne="http://schemas.microsoft.com/office/word/2006/wordml" xmlns:wps="http://schemas.microsoft.com/office/word/2010/wordprocessingShape" mc:Ignorable="w14 w15 w16se w16cid w16 w16cex w16sdtdh w16sdtfl w16du wp14">
   <w:endnote w:type="separator" w:id="-1">
     <w:p>
       <w:r>
@@ -468,7 +5851,7 @@
 </file>
 
 <file path=word/footnotes.xml><?xml version="1.0" encoding="utf-8"?>
-<w:footnotes xmlns:wpc="http://schemas.microsoft.com/office/word/2010/wordprocessingCanvas" xmlns:cx="http://schemas.microsoft.com/office/drawing/2014/chartex" xmlns:cx1="http://schemas.microsoft.com/office/drawing/2015/9/8/chartex" xmlns:cx2="http://schemas.microsoft.com/office/drawing/2015/10/21/chartex" xmlns:cx3="http://schemas.microsoft.com/office/drawing/2016/5/9/chartex" xmlns:cx4="http://schemas.microsoft.com/office/drawing/2016/5/10/chartex" xmlns:cx5="http://schemas.microsoft.com/office/drawing/2016/5/11/chartex" xmlns:cx6="http://schemas.microsoft.com/office/drawing/2016/5/12/chartex" xmlns:cx7="http://schemas.microsoft.com/office/drawing/2016/5/13/chartex" xmlns:cx8="http://schemas.microsoft.com/office/drawing/2016/5/14/chartex" xmlns:mc="http://schemas.openxmlformats.org/markup-compatibility/2006" xmlns:aink="http://schemas.microsoft.com/office/drawing/2016/ink" xmlns:am3d="http://schemas.microsoft.com/office/drawing/2017/model3d" xmlns:o="urn:schemas-microsoft-com:office:office" xmlns:r="http://schemas.openxmlformats.org/officeDocument/2006/relationships" xmlns:m="http://schemas.openxmlformats.org/officeDocument/2006/math" xmlns:v="urn:schemas-microsoft-com:vml" xmlns:wp14="http://schemas.microsoft.com/office/word/2010/wordprocessingDrawing" xmlns:wp="http://schemas.openxmlformats.org/drawingml/2006/wordprocessingDrawing" xmlns:w10="urn:schemas-microsoft-com:office:word" xmlns:w="http://schemas.openxmlformats.org/wordprocessingml/2006/main" xmlns:w14="http://schemas.microsoft.com/office/word/2010/wordml" xmlns:w15="http://schemas.microsoft.com/office/word/2012/wordml" xmlns:w16cid="http://schemas.microsoft.com/office/word/2016/wordml/cid" xmlns:w16se="http://schemas.microsoft.com/office/word/2015/wordml/symex" xmlns:wpg="http://schemas.microsoft.com/office/word/2010/wordprocessingGroup" xmlns:wpi="http://schemas.microsoft.com/office/word/2010/wordprocessingInk" xmlns:wne="http://schemas.microsoft.com/office/word/2006/wordml" xmlns:wps="http://schemas.microsoft.com/office/word/2010/wordprocessingShape" mc:Ignorable="w14 w15 w16se w16cid wp14">
+<w:footnotes xmlns:wpc="http://schemas.microsoft.com/office/word/2010/wordprocessingCanvas" xmlns:cx="http://schemas.microsoft.com/office/drawing/2014/chartex" xmlns:cx1="http://schemas.microsoft.com/office/drawing/2015/9/8/chartex" xmlns:cx2="http://schemas.microsoft.com/office/drawing/2015/10/21/chartex" xmlns:cx3="http://schemas.microsoft.com/office/drawing/2016/5/9/chartex" xmlns:cx4="http://schemas.microsoft.com/office/drawing/2016/5/10/chartex" xmlns:cx5="http://schemas.microsoft.com/office/drawing/2016/5/11/chartex" xmlns:cx6="http://schemas.microsoft.com/office/drawing/2016/5/12/chartex" xmlns:cx7="http://schemas.microsoft.com/office/drawing/2016/5/13/chartex" xmlns:cx8="http://schemas.microsoft.com/office/drawing/2016/5/14/chartex" xmlns:mc="http://schemas.openxmlformats.org/markup-compatibility/2006" xmlns:aink="http://schemas.microsoft.com/office/drawing/2016/ink" xmlns:am3d="http://schemas.microsoft.com/office/drawing/2017/model3d" xmlns:o="urn:schemas-microsoft-com:office:office" xmlns:oel="http://schemas.microsoft.com/office/2019/extlst" xmlns:r="http://schemas.openxmlformats.org/officeDocument/2006/relationships" xmlns:m="http://schemas.openxmlformats.org/officeDocument/2006/math" xmlns:v="urn:schemas-microsoft-com:vml" xmlns:wp14="http://schemas.microsoft.com/office/word/2010/wordprocessingDrawing" xmlns:wp="http://schemas.openxmlformats.org/drawingml/2006/wordprocessingDrawing" xmlns:w10="urn:schemas-microsoft-com:office:word" xmlns:w="http://schemas.openxmlformats.org/wordprocessingml/2006/main" xmlns:w14="http://schemas.microsoft.com/office/word/2010/wordml" xmlns:w15="http://schemas.microsoft.com/office/word/2012/wordml" xmlns:w16cex="http://schemas.microsoft.com/office/word/2018/wordml/cex" xmlns:w16cid="http://schemas.microsoft.com/office/word/2016/wordml/cid" xmlns:w16="http://schemas.microsoft.com/office/word/2018/wordml" xmlns:w16du="http://schemas.microsoft.com/office/word/2023/wordml/word16du" xmlns:w16sdtdh="http://schemas.microsoft.com/office/word/2020/wordml/sdtdatahash" xmlns:w16sdtfl="http://schemas.microsoft.com/office/word/2024/wordml/sdtformatlock" xmlns:w16se="http://schemas.microsoft.com/office/word/2015/wordml/symex" xmlns:wpg="http://schemas.microsoft.com/office/word/2010/wordprocessingGroup" xmlns:wpi="http://schemas.microsoft.com/office/word/2010/wordprocessingInk" xmlns:wne="http://schemas.microsoft.com/office/word/2006/wordml" xmlns:wps="http://schemas.microsoft.com/office/word/2010/wordprocessingShape" mc:Ignorable="w14 w15 w16se w16cid w16 w16cex w16sdtdh w16sdtfl w16du wp14">
   <w:footnote w:type="separator" w:id="-1">
     <w:p>
       <w:r>
@@ -487,7 +5870,7 @@
 </file>
 
 <file path=word/header1.xml><?xml version="1.0" encoding="utf-8"?>
-<w:hdr xmlns:wpc="http://schemas.microsoft.com/office/word/2010/wordprocessingCanvas" xmlns:cx="http://schemas.microsoft.com/office/drawing/2014/chartex" xmlns:cx1="http://schemas.microsoft.com/office/drawing/2015/9/8/chartex" xmlns:cx2="http://schemas.microsoft.com/office/drawing/2015/10/21/chartex" xmlns:cx3="http://schemas.microsoft.com/office/drawing/2016/5/9/chartex" xmlns:cx4="http://schemas.microsoft.com/office/drawing/2016/5/10/chartex" xmlns:cx5="http://schemas.microsoft.com/office/drawing/2016/5/11/chartex" xmlns:cx6="http://schemas.microsoft.com/office/drawing/2016/5/12/chartex" xmlns:cx7="http://schemas.microsoft.com/office/drawing/2016/5/13/chartex" xmlns:cx8="http://schemas.microsoft.com/office/drawing/2016/5/14/chartex" xmlns:mc="http://schemas.openxmlformats.org/markup-compatibility/2006" xmlns:aink="http://schemas.microsoft.com/office/drawing/2016/ink" xmlns:am3d="http://schemas.microsoft.com/office/drawing/2017/model3d" xmlns:o="urn:schemas-microsoft-com:office:office" xmlns:r="http://schemas.openxmlformats.org/officeDocument/2006/relationships" xmlns:m="http://schemas.openxmlformats.org/officeDocument/2006/math" xmlns:v="urn:schemas-microsoft-com:vml" xmlns:wp14="http://schemas.microsoft.com/office/word/2010/wordprocessingDrawing" xmlns:wp="http://schemas.openxmlformats.org/drawingml/2006/wordprocessingDrawing" xmlns:w10="urn:schemas-microsoft-com:office:word" xmlns:w="http://schemas.openxmlformats.org/wordprocessingml/2006/main" xmlns:w14="http://schemas.microsoft.com/office/word/2010/wordml" xmlns:w15="http://schemas.microsoft.com/office/word/2012/wordml" xmlns:w16cid="http://schemas.microsoft.com/office/word/2016/wordml/cid" xmlns:w16se="http://schemas.microsoft.com/office/word/2015/wordml/symex" xmlns:wpg="http://schemas.microsoft.com/office/word/2010/wordprocessingGroup" xmlns:wpi="http://schemas.microsoft.com/office/word/2010/wordprocessingInk" xmlns:wne="http://schemas.microsoft.com/office/word/2006/wordml" xmlns:wps="http://schemas.microsoft.com/office/word/2010/wordprocessingShape" mc:Ignorable="w14 w15 w16se w16cid wp14">
+<w:hdr xmlns:wpc="http://schemas.microsoft.com/office/word/2010/wordprocessingCanvas" xmlns:cx="http://schemas.microsoft.com/office/drawing/2014/chartex" xmlns:cx1="http://schemas.microsoft.com/office/drawing/2015/9/8/chartex" xmlns:cx2="http://schemas.microsoft.com/office/drawing/2015/10/21/chartex" xmlns:cx3="http://schemas.microsoft.com/office/drawing/2016/5/9/chartex" xmlns:cx4="http://schemas.microsoft.com/office/drawing/2016/5/10/chartex" xmlns:cx5="http://schemas.microsoft.com/office/drawing/2016/5/11/chartex" xmlns:cx6="http://schemas.microsoft.com/office/drawing/2016/5/12/chartex" xmlns:cx7="http://schemas.microsoft.com/office/drawing/2016/5/13/chartex" xmlns:cx8="http://schemas.microsoft.com/office/drawing/2016/5/14/chartex" xmlns:mc="http://schemas.openxmlformats.org/markup-compatibility/2006" xmlns:aink="http://schemas.microsoft.com/office/drawing/2016/ink" xmlns:am3d="http://schemas.microsoft.com/office/drawing/2017/model3d" xmlns:o="urn:schemas-microsoft-com:office:office" xmlns:oel="http://schemas.microsoft.com/office/2019/extlst" xmlns:r="http://schemas.openxmlformats.org/officeDocument/2006/relationships" xmlns:m="http://schemas.openxmlformats.org/officeDocument/2006/math" xmlns:v="urn:schemas-microsoft-com:vml" xmlns:wp14="http://schemas.microsoft.com/office/word/2010/wordprocessingDrawing" xmlns:wp="http://schemas.openxmlformats.org/drawingml/2006/wordprocessingDrawing" xmlns:w10="urn:schemas-microsoft-com:office:word" xmlns:w="http://schemas.openxmlformats.org/wordprocessingml/2006/main" xmlns:w14="http://schemas.microsoft.com/office/word/2010/wordml" xmlns:w15="http://schemas.microsoft.com/office/word/2012/wordml" xmlns:w16cex="http://schemas.microsoft.com/office/word/2018/wordml/cex" xmlns:w16cid="http://schemas.microsoft.com/office/word/2016/wordml/cid" xmlns:w16="http://schemas.microsoft.com/office/word/2018/wordml" xmlns:w16du="http://schemas.microsoft.com/office/word/2023/wordml/word16du" xmlns:w16sdtdh="http://schemas.microsoft.com/office/word/2020/wordml/sdtdatahash" xmlns:w16sdtfl="http://schemas.microsoft.com/office/word/2024/wordml/sdtformatlock" xmlns:w16se="http://schemas.microsoft.com/office/word/2015/wordml/symex" xmlns:wpg="http://schemas.microsoft.com/office/word/2010/wordprocessingGroup" xmlns:wpi="http://schemas.microsoft.com/office/word/2010/wordprocessingInk" xmlns:wne="http://schemas.microsoft.com/office/word/2006/wordml" xmlns:wps="http://schemas.microsoft.com/office/word/2010/wordprocessingShape" mc:Ignorable="w14 w15 w16se w16cid w16 w16cex w16sdtdh w16sdtfl w16du wp14">
   <w:p>
     <w:pPr>
       <w:pStyle w:val="a3"/>
@@ -497,7 +5880,7 @@
 </file>
 
 <file path=word/header2.xml><?xml version="1.0" encoding="utf-8"?>
-<w:hdr xmlns:wpc="http://schemas.microsoft.com/office/word/2010/wordprocessingCanvas" xmlns:cx="http://schemas.microsoft.com/office/drawing/2014/chartex" xmlns:cx1="http://schemas.microsoft.com/office/drawing/2015/9/8/chartex" xmlns:cx2="http://schemas.microsoft.com/office/drawing/2015/10/21/chartex" xmlns:cx3="http://schemas.microsoft.com/office/drawing/2016/5/9/chartex" xmlns:cx4="http://schemas.microsoft.com/office/drawing/2016/5/10/chartex" xmlns:cx5="http://schemas.microsoft.com/office/drawing/2016/5/11/chartex" xmlns:cx6="http://schemas.microsoft.com/office/drawing/2016/5/12/chartex" xmlns:cx7="http://schemas.microsoft.com/office/drawing/2016/5/13/chartex" xmlns:cx8="http://schemas.microsoft.com/office/drawing/2016/5/14/chartex" xmlns:mc="http://schemas.openxmlformats.org/markup-compatibility/2006" xmlns:aink="http://schemas.microsoft.com/office/drawing/2016/ink" xmlns:am3d="http://schemas.microsoft.com/office/drawing/2017/model3d" xmlns:o="urn:schemas-microsoft-com:office:office" xmlns:r="http://schemas.openxmlformats.org/officeDocument/2006/relationships" xmlns:m="http://schemas.openxmlformats.org/officeDocument/2006/math" xmlns:v="urn:schemas-microsoft-com:vml" xmlns:wp14="http://schemas.microsoft.com/office/word/2010/wordprocessingDrawing" xmlns:wp="http://schemas.openxmlformats.org/drawingml/2006/wordprocessingDrawing" xmlns:w10="urn:schemas-microsoft-com:office:word" xmlns:w="http://schemas.openxmlformats.org/wordprocessingml/2006/main" xmlns:w14="http://schemas.microsoft.com/office/word/2010/wordml" xmlns:w15="http://schemas.microsoft.com/office/word/2012/wordml" xmlns:w16cid="http://schemas.microsoft.com/office/word/2016/wordml/cid" xmlns:w16se="http://schemas.microsoft.com/office/word/2015/wordml/symex" xmlns:wpg="http://schemas.microsoft.com/office/word/2010/wordprocessingGroup" xmlns:wpi="http://schemas.microsoft.com/office/word/2010/wordprocessingInk" xmlns:wne="http://schemas.microsoft.com/office/word/2006/wordml" xmlns:wps="http://schemas.microsoft.com/office/word/2010/wordprocessingShape" mc:Ignorable="w14 w15 w16se w16cid wp14">
+<w:hdr xmlns:wpc="http://schemas.microsoft.com/office/word/2010/wordprocessingCanvas" xmlns:cx="http://schemas.microsoft.com/office/drawing/2014/chartex" xmlns:cx1="http://schemas.microsoft.com/office/drawing/2015/9/8/chartex" xmlns:cx2="http://schemas.microsoft.com/office/drawing/2015/10/21/chartex" xmlns:cx3="http://schemas.microsoft.com/office/drawing/2016/5/9/chartex" xmlns:cx4="http://schemas.microsoft.com/office/drawing/2016/5/10/chartex" xmlns:cx5="http://schemas.microsoft.com/office/drawing/2016/5/11/chartex" xmlns:cx6="http://schemas.microsoft.com/office/drawing/2016/5/12/chartex" xmlns:cx7="http://schemas.microsoft.com/office/drawing/2016/5/13/chartex" xmlns:cx8="http://schemas.microsoft.com/office/drawing/2016/5/14/chartex" xmlns:mc="http://schemas.openxmlformats.org/markup-compatibility/2006" xmlns:aink="http://schemas.microsoft.com/office/drawing/2016/ink" xmlns:am3d="http://schemas.microsoft.com/office/drawing/2017/model3d" xmlns:o="urn:schemas-microsoft-com:office:office" xmlns:oel="http://schemas.microsoft.com/office/2019/extlst" xmlns:r="http://schemas.openxmlformats.org/officeDocument/2006/relationships" xmlns:m="http://schemas.openxmlformats.org/officeDocument/2006/math" xmlns:v="urn:schemas-microsoft-com:vml" xmlns:wp14="http://schemas.microsoft.com/office/word/2010/wordprocessingDrawing" xmlns:wp="http://schemas.openxmlformats.org/drawingml/2006/wordprocessingDrawing" xmlns:w10="urn:schemas-microsoft-com:office:word" xmlns:w="http://schemas.openxmlformats.org/wordprocessingml/2006/main" xmlns:w14="http://schemas.microsoft.com/office/word/2010/wordml" xmlns:w15="http://schemas.microsoft.com/office/word/2012/wordml" xmlns:w16cex="http://schemas.microsoft.com/office/word/2018/wordml/cex" xmlns:w16cid="http://schemas.microsoft.com/office/word/2016/wordml/cid" xmlns:w16="http://schemas.microsoft.com/office/word/2018/wordml" xmlns:w16du="http://schemas.microsoft.com/office/word/2023/wordml/word16du" xmlns:w16sdtdh="http://schemas.microsoft.com/office/word/2020/wordml/sdtdatahash" xmlns:w16sdtfl="http://schemas.microsoft.com/office/word/2024/wordml/sdtformatlock" xmlns:w16se="http://schemas.microsoft.com/office/word/2015/wordml/symex" xmlns:wpg="http://schemas.microsoft.com/office/word/2010/wordprocessingGroup" xmlns:wpi="http://schemas.microsoft.com/office/word/2010/wordprocessingInk" xmlns:wne="http://schemas.microsoft.com/office/word/2006/wordml" xmlns:wps="http://schemas.microsoft.com/office/word/2010/wordprocessingShape" mc:Ignorable="w14 w15 w16se w16cid w16 w16cex w16sdtdh w16sdtfl w16du wp14">
   <w:p>
     <w:pPr>
       <w:pStyle w:val="a3"/>
@@ -507,7 +5890,7 @@
 </file>
 
 <file path=word/header3.xml><?xml version="1.0" encoding="utf-8"?>
-<w:hdr xmlns:wpc="http://schemas.microsoft.com/office/word/2010/wordprocessingCanvas" xmlns:cx="http://schemas.microsoft.com/office/drawing/2014/chartex" xmlns:cx1="http://schemas.microsoft.com/office/drawing/2015/9/8/chartex" xmlns:cx2="http://schemas.microsoft.com/office/drawing/2015/10/21/chartex" xmlns:cx3="http://schemas.microsoft.com/office/drawing/2016/5/9/chartex" xmlns:cx4="http://schemas.microsoft.com/office/drawing/2016/5/10/chartex" xmlns:cx5="http://schemas.microsoft.com/office/drawing/2016/5/11/chartex" xmlns:cx6="http://schemas.microsoft.com/office/drawing/2016/5/12/chartex" xmlns:cx7="http://schemas.microsoft.com/office/drawing/2016/5/13/chartex" xmlns:cx8="http://schemas.microsoft.com/office/drawing/2016/5/14/chartex" xmlns:mc="http://schemas.openxmlformats.org/markup-compatibility/2006" xmlns:aink="http://schemas.microsoft.com/office/drawing/2016/ink" xmlns:am3d="http://schemas.microsoft.com/office/drawing/2017/model3d" xmlns:o="urn:schemas-microsoft-com:office:office" xmlns:r="http://schemas.openxmlformats.org/officeDocument/2006/relationships" xmlns:m="http://schemas.openxmlformats.org/officeDocument/2006/math" xmlns:v="urn:schemas-microsoft-com:vml" xmlns:wp14="http://schemas.microsoft.com/office/word/2010/wordprocessingDrawing" xmlns:wp="http://schemas.openxmlformats.org/drawingml/2006/wordprocessingDrawing" xmlns:w10="urn:schemas-microsoft-com:office:word" xmlns:w="http://schemas.openxmlformats.org/wordprocessingml/2006/main" xmlns:w14="http://schemas.microsoft.com/office/word/2010/wordml" xmlns:w15="http://schemas.microsoft.com/office/word/2012/wordml" xmlns:w16cid="http://schemas.microsoft.com/office/word/2016/wordml/cid" xmlns:w16se="http://schemas.microsoft.com/office/word/2015/wordml/symex" xmlns:wpg="http://schemas.microsoft.com/office/word/2010/wordprocessingGroup" xmlns:wpi="http://schemas.microsoft.com/office/word/2010/wordprocessingInk" xmlns:wne="http://schemas.microsoft.com/office/word/2006/wordml" xmlns:wps="http://schemas.microsoft.com/office/word/2010/wordprocessingShape" mc:Ignorable="w14 w15 w16se w16cid wp14">
+<w:hdr xmlns:wpc="http://schemas.microsoft.com/office/word/2010/wordprocessingCanvas" xmlns:cx="http://schemas.microsoft.com/office/drawing/2014/chartex" xmlns:cx1="http://schemas.microsoft.com/office/drawing/2015/9/8/chartex" xmlns:cx2="http://schemas.microsoft.com/office/drawing/2015/10/21/chartex" xmlns:cx3="http://schemas.microsoft.com/office/drawing/2016/5/9/chartex" xmlns:cx4="http://schemas.microsoft.com/office/drawing/2016/5/10/chartex" xmlns:cx5="http://schemas.microsoft.com/office/drawing/2016/5/11/chartex" xmlns:cx6="http://schemas.microsoft.com/office/drawing/2016/5/12/chartex" xmlns:cx7="http://schemas.microsoft.com/office/drawing/2016/5/13/chartex" xmlns:cx8="http://schemas.microsoft.com/office/drawing/2016/5/14/chartex" xmlns:mc="http://schemas.openxmlformats.org/markup-compatibility/2006" xmlns:aink="http://schemas.microsoft.com/office/drawing/2016/ink" xmlns:am3d="http://schemas.microsoft.com/office/drawing/2017/model3d" xmlns:o="urn:schemas-microsoft-com:office:office" xmlns:oel="http://schemas.microsoft.com/office/2019/extlst" xmlns:r="http://schemas.openxmlformats.org/officeDocument/2006/relationships" xmlns:m="http://schemas.openxmlformats.org/officeDocument/2006/math" xmlns:v="urn:schemas-microsoft-com:vml" xmlns:wp14="http://schemas.microsoft.com/office/word/2010/wordprocessingDrawing" xmlns:wp="http://schemas.openxmlformats.org/drawingml/2006/wordprocessingDrawing" xmlns:w10="urn:schemas-microsoft-com:office:word" xmlns:w="http://schemas.openxmlformats.org/wordprocessingml/2006/main" xmlns:w14="http://schemas.microsoft.com/office/word/2010/wordml" xmlns:w15="http://schemas.microsoft.com/office/word/2012/wordml" xmlns:w16cex="http://schemas.microsoft.com/office/word/2018/wordml/cex" xmlns:w16cid="http://schemas.microsoft.com/office/word/2016/wordml/cid" xmlns:w16="http://schemas.microsoft.com/office/word/2018/wordml" xmlns:w16du="http://schemas.microsoft.com/office/word/2023/wordml/word16du" xmlns:w16sdtdh="http://schemas.microsoft.com/office/word/2020/wordml/sdtdatahash" xmlns:w16sdtfl="http://schemas.microsoft.com/office/word/2024/wordml/sdtformatlock" xmlns:w16se="http://schemas.microsoft.com/office/word/2015/wordml/symex" xmlns:wpg="http://schemas.microsoft.com/office/word/2010/wordprocessingGroup" xmlns:wpi="http://schemas.microsoft.com/office/word/2010/wordprocessingInk" xmlns:wne="http://schemas.microsoft.com/office/word/2006/wordml" xmlns:wps="http://schemas.microsoft.com/office/word/2010/wordprocessingShape" mc:Ignorable="w14 w15 w16se w16cid w16 w16cex w16sdtdh w16sdtfl w16du wp14">
   <w:p>
     <w:pPr>
       <w:pStyle w:val="a3"/>
@@ -517,7 +5900,7 @@
 </file>
 
 <file path=word/numbering.xml><?xml version="1.0" encoding="utf-8"?>
-<w:numbering xmlns:wpc="http://schemas.microsoft.com/office/word/2010/wordprocessingCanvas" xmlns:cx="http://schemas.microsoft.com/office/drawing/2014/chartex" xmlns:cx1="http://schemas.microsoft.com/office/drawing/2015/9/8/chartex" xmlns:cx2="http://schemas.microsoft.com/office/drawing/2015/10/21/chartex" xmlns:cx3="http://schemas.microsoft.com/office/drawing/2016/5/9/chartex" xmlns:cx4="http://schemas.microsoft.com/office/drawing/2016/5/10/chartex" xmlns:cx5="http://schemas.microsoft.com/office/drawing/2016/5/11/chartex" xmlns:cx6="http://schemas.microsoft.com/office/drawing/2016/5/12/chartex" xmlns:cx7="http://schemas.microsoft.com/office/drawing/2016/5/13/chartex" xmlns:cx8="http://schemas.microsoft.com/office/drawing/2016/5/14/chartex" xmlns:mc="http://schemas.openxmlformats.org/markup-compatibility/2006" xmlns:aink="http://schemas.microsoft.com/office/drawing/2016/ink" xmlns:am3d="http://schemas.microsoft.com/office/drawing/2017/model3d" xmlns:o="urn:schemas-microsoft-com:office:office" xmlns:r="http://schemas.openxmlformats.org/officeDocument/2006/relationships" xmlns:m="http://schemas.openxmlformats.org/officeDocument/2006/math" xmlns:v="urn:schemas-microsoft-com:vml" xmlns:wp14="http://schemas.microsoft.com/office/word/2010/wordprocessingDrawing" xmlns:wp="http://schemas.openxmlformats.org/drawingml/2006/wordprocessingDrawing" xmlns:w10="urn:schemas-microsoft-com:office:word" xmlns:w="http://schemas.openxmlformats.org/wordprocessingml/2006/main" xmlns:w14="http://schemas.microsoft.com/office/word/2010/wordml" xmlns:w15="http://schemas.microsoft.com/office/word/2012/wordml" xmlns:w16cid="http://schemas.microsoft.com/office/word/2016/wordml/cid" xmlns:w16se="http://schemas.microsoft.com/office/word/2015/wordml/symex" xmlns:wpg="http://schemas.microsoft.com/office/word/2010/wordprocessingGroup" xmlns:wpi="http://schemas.microsoft.com/office/word/2010/wordprocessingInk" xmlns:wne="http://schemas.microsoft.com/office/word/2006/wordml" xmlns:wps="http://schemas.microsoft.com/office/word/2010/wordprocessingShape" mc:Ignorable="w14 w15 w16se w16cid wp14">
+<w:numbering xmlns:wpc="http://schemas.microsoft.com/office/word/2010/wordprocessingCanvas" xmlns:cx="http://schemas.microsoft.com/office/drawing/2014/chartex" xmlns:cx1="http://schemas.microsoft.com/office/drawing/2015/9/8/chartex" xmlns:cx2="http://schemas.microsoft.com/office/drawing/2015/10/21/chartex" xmlns:cx3="http://schemas.microsoft.com/office/drawing/2016/5/9/chartex" xmlns:cx4="http://schemas.microsoft.com/office/drawing/2016/5/10/chartex" xmlns:cx5="http://schemas.microsoft.com/office/drawing/2016/5/11/chartex" xmlns:cx6="http://schemas.microsoft.com/office/drawing/2016/5/12/chartex" xmlns:cx7="http://schemas.microsoft.com/office/drawing/2016/5/13/chartex" xmlns:cx8="http://schemas.microsoft.com/office/drawing/2016/5/14/chartex" xmlns:mc="http://schemas.openxmlformats.org/markup-compatibility/2006" xmlns:aink="http://schemas.microsoft.com/office/drawing/2016/ink" xmlns:am3d="http://schemas.microsoft.com/office/drawing/2017/model3d" xmlns:o="urn:schemas-microsoft-com:office:office" xmlns:oel="http://schemas.microsoft.com/office/2019/extlst" xmlns:r="http://schemas.openxmlformats.org/officeDocument/2006/relationships" xmlns:m="http://schemas.openxmlformats.org/officeDocument/2006/math" xmlns:v="urn:schemas-microsoft-com:vml" xmlns:wp14="http://schemas.microsoft.com/office/word/2010/wordprocessingDrawing" xmlns:wp="http://schemas.openxmlformats.org/drawingml/2006/wordprocessingDrawing" xmlns:w10="urn:schemas-microsoft-com:office:word" xmlns:w="http://schemas.openxmlformats.org/wordprocessingml/2006/main" xmlns:w14="http://schemas.microsoft.com/office/word/2010/wordml" xmlns:w15="http://schemas.microsoft.com/office/word/2012/wordml" xmlns:w16cex="http://schemas.microsoft.com/office/word/2018/wordml/cex" xmlns:w16cid="http://schemas.microsoft.com/office/word/2016/wordml/cid" xmlns:w16="http://schemas.microsoft.com/office/word/2018/wordml" xmlns:w16du="http://schemas.microsoft.com/office/word/2023/wordml/word16du" xmlns:w16sdtdh="http://schemas.microsoft.com/office/word/2020/wordml/sdtdatahash" xmlns:w16sdtfl="http://schemas.microsoft.com/office/word/2024/wordml/sdtformatlock" xmlns:w16se="http://schemas.microsoft.com/office/word/2015/wordml/symex" xmlns:wpg="http://schemas.microsoft.com/office/word/2010/wordprocessingGroup" xmlns:wpi="http://schemas.microsoft.com/office/word/2010/wordprocessingInk" xmlns:wne="http://schemas.microsoft.com/office/word/2006/wordml" xmlns:wps="http://schemas.microsoft.com/office/word/2010/wordprocessingShape" mc:Ignorable="w14 w15 w16se w16cid w16 w16cex w16sdtdh w16sdtfl w16du wp14">
   <w:abstractNum w:abstractNumId="0" w15:restartNumberingAfterBreak="0">
     <w:nsid w:val="0CE43816"/>
     <w:multiLevelType w:val="multilevel"/>
@@ -631,14 +6014,106 @@
       </w:pPr>
     </w:lvl>
   </w:abstractNum>
-  <w:num w:numId="1">
+  <w:abstractNum w:abstractNumId="1" w15:restartNumberingAfterBreak="0">
+    <w:nsid w:val="15A20BBC"/>
+    <w:multiLevelType w:val="hybridMultilevel"/>
+    <w:tmpl w:val="2CF04066"/>
+    <w:lvl w:ilvl="0" w:tplc="9D681A1E">
+      <w:start w:val="1"/>
+      <w:numFmt w:val="lowerLetter"/>
+      <w:lvlText w:val="(%1)"/>
+      <w:lvlJc w:val="left"/>
+      <w:pPr>
+        <w:ind w:left="360" w:hanging="360"/>
+      </w:pPr>
+      <w:rPr>
+        <w:rFonts w:hint="default"/>
+      </w:rPr>
+    </w:lvl>
+    <w:lvl w:ilvl="1" w:tplc="04090019" w:tentative="1">
+      <w:start w:val="1"/>
+      <w:numFmt w:val="ideographTraditional"/>
+      <w:lvlText w:val="%2、"/>
+      <w:lvlJc w:val="left"/>
+      <w:pPr>
+        <w:ind w:left="960" w:hanging="480"/>
+      </w:pPr>
+    </w:lvl>
+    <w:lvl w:ilvl="2" w:tplc="0409001B" w:tentative="1">
+      <w:start w:val="1"/>
+      <w:numFmt w:val="lowerRoman"/>
+      <w:lvlText w:val="%3."/>
+      <w:lvlJc w:val="right"/>
+      <w:pPr>
+        <w:ind w:left="1440" w:hanging="480"/>
+      </w:pPr>
+    </w:lvl>
+    <w:lvl w:ilvl="3" w:tplc="0409000F" w:tentative="1">
+      <w:start w:val="1"/>
+      <w:numFmt w:val="decimal"/>
+      <w:lvlText w:val="%4."/>
+      <w:lvlJc w:val="left"/>
+      <w:pPr>
+        <w:ind w:left="1920" w:hanging="480"/>
+      </w:pPr>
+    </w:lvl>
+    <w:lvl w:ilvl="4" w:tplc="04090019" w:tentative="1">
+      <w:start w:val="1"/>
+      <w:numFmt w:val="ideographTraditional"/>
+      <w:lvlText w:val="%5、"/>
+      <w:lvlJc w:val="left"/>
+      <w:pPr>
+        <w:ind w:left="2400" w:hanging="480"/>
+      </w:pPr>
+    </w:lvl>
+    <w:lvl w:ilvl="5" w:tplc="0409001B" w:tentative="1">
+      <w:start w:val="1"/>
+      <w:numFmt w:val="lowerRoman"/>
+      <w:lvlText w:val="%6."/>
+      <w:lvlJc w:val="right"/>
+      <w:pPr>
+        <w:ind w:left="2880" w:hanging="480"/>
+      </w:pPr>
+    </w:lvl>
+    <w:lvl w:ilvl="6" w:tplc="0409000F" w:tentative="1">
+      <w:start w:val="1"/>
+      <w:numFmt w:val="decimal"/>
+      <w:lvlText w:val="%7."/>
+      <w:lvlJc w:val="left"/>
+      <w:pPr>
+        <w:ind w:left="3360" w:hanging="480"/>
+      </w:pPr>
+    </w:lvl>
+    <w:lvl w:ilvl="7" w:tplc="04090019" w:tentative="1">
+      <w:start w:val="1"/>
+      <w:numFmt w:val="ideographTraditional"/>
+      <w:lvlText w:val="%8、"/>
+      <w:lvlJc w:val="left"/>
+      <w:pPr>
+        <w:ind w:left="3840" w:hanging="480"/>
+      </w:pPr>
+    </w:lvl>
+    <w:lvl w:ilvl="8" w:tplc="0409001B" w:tentative="1">
+      <w:start w:val="1"/>
+      <w:numFmt w:val="lowerRoman"/>
+      <w:lvlText w:val="%9."/>
+      <w:lvlJc w:val="right"/>
+      <w:pPr>
+        <w:ind w:left="4320" w:hanging="480"/>
+      </w:pPr>
+    </w:lvl>
+  </w:abstractNum>
+  <w:num w:numId="1" w16cid:durableId="628634362">
     <w:abstractNumId w:val="0"/>
+  </w:num>
+  <w:num w:numId="2" w16cid:durableId="692876634">
+    <w:abstractNumId w:val="1"/>
   </w:num>
 </w:numbering>
 </file>
 
 <file path=word/styles.xml><?xml version="1.0" encoding="utf-8"?>
-<w:styles xmlns:mc="http://schemas.openxmlformats.org/markup-compatibility/2006" xmlns:r="http://schemas.openxmlformats.org/officeDocument/2006/relationships" xmlns:w="http://schemas.openxmlformats.org/wordprocessingml/2006/main" xmlns:w14="http://schemas.microsoft.com/office/word/2010/wordml" xmlns:w15="http://schemas.microsoft.com/office/word/2012/wordml" xmlns:w16cid="http://schemas.microsoft.com/office/word/2016/wordml/cid" xmlns:w16se="http://schemas.microsoft.com/office/word/2015/wordml/symex" mc:Ignorable="w14 w15 w16se w16cid">
+<w:styles xmlns:mc="http://schemas.openxmlformats.org/markup-compatibility/2006" xmlns:r="http://schemas.openxmlformats.org/officeDocument/2006/relationships" xmlns:w="http://schemas.openxmlformats.org/wordprocessingml/2006/main" xmlns:w14="http://schemas.microsoft.com/office/word/2010/wordml" xmlns:w15="http://schemas.microsoft.com/office/word/2012/wordml" xmlns:w16cex="http://schemas.microsoft.com/office/word/2018/wordml/cex" xmlns:w16cid="http://schemas.microsoft.com/office/word/2016/wordml/cid" xmlns:w16="http://schemas.microsoft.com/office/word/2018/wordml" xmlns:w16du="http://schemas.microsoft.com/office/word/2023/wordml/word16du" xmlns:w16sdtdh="http://schemas.microsoft.com/office/word/2020/wordml/sdtdatahash" xmlns:w16sdtfl="http://schemas.microsoft.com/office/word/2024/wordml/sdtformatlock" xmlns:w16se="http://schemas.microsoft.com/office/word/2015/wordml/symex" mc:Ignorable="w14 w15 w16se w16cid w16 w16cex w16sdtdh w16sdtfl w16du">
   <w:docDefaults>
     <w:rPrDefault>
       <w:rPr>
@@ -651,7 +6126,7 @@
     </w:rPrDefault>
     <w:pPrDefault/>
   </w:docDefaults>
-  <w:latentStyles w:defLockedState="0" w:defUIPriority="99" w:defSemiHidden="0" w:defUnhideWhenUsed="0" w:defQFormat="0" w:count="375">
+  <w:latentStyles w:defLockedState="0" w:defUIPriority="99" w:defSemiHidden="0" w:defUnhideWhenUsed="0" w:defQFormat="0" w:count="376">
     <w:lsdException w:name="Normal" w:uiPriority="0" w:qFormat="1"/>
     <w:lsdException w:name="heading 1" w:uiPriority="9" w:qFormat="1"/>
     <w:lsdException w:name="heading 2" w:semiHidden="1" w:uiPriority="9" w:unhideWhenUsed="1" w:qFormat="1"/>
@@ -1027,6 +6502,7 @@
     <w:lsdException w:name="Smart Hyperlink" w:semiHidden="1" w:unhideWhenUsed="1"/>
     <w:lsdException w:name="Hashtag" w:semiHidden="1" w:unhideWhenUsed="1"/>
     <w:lsdException w:name="Unresolved Mention" w:semiHidden="1" w:unhideWhenUsed="1"/>
+    <w:lsdException w:name="Smart Link" w:semiHidden="1" w:unhideWhenUsed="1"/>
   </w:latentStyles>
   <w:style w:type="paragraph" w:default="1" w:styleId="a">
     <w:name w:val="Normal"/>
@@ -1038,7 +6514,6 @@
   <w:style w:type="character" w:default="1" w:styleId="a0">
     <w:name w:val="Default Paragraph Font"/>
     <w:uiPriority w:val="1"/>
-    <w:semiHidden/>
     <w:unhideWhenUsed/>
   </w:style>
   <w:style w:type="table" w:default="1" w:styleId="a1">
@@ -1135,6 +6610,60 @@
       <w:sz w:val="20"/>
       <w:szCs w:val="20"/>
     </w:rPr>
+  </w:style>
+  <w:style w:type="paragraph" w:styleId="a7">
+    <w:name w:val="List Paragraph"/>
+    <w:basedOn w:val="a"/>
+    <w:uiPriority w:val="34"/>
+    <w:qFormat/>
+    <w:rsid w:val="00CF73DC"/>
+    <w:pPr>
+      <w:ind w:leftChars="200" w:left="480"/>
+    </w:pPr>
+  </w:style>
+  <w:style w:type="paragraph" w:styleId="Web">
+    <w:name w:val="Normal (Web)"/>
+    <w:basedOn w:val="a"/>
+    <w:uiPriority w:val="99"/>
+    <w:semiHidden/>
+    <w:unhideWhenUsed/>
+    <w:rsid w:val="00A44CB4"/>
+    <w:pPr>
+      <w:widowControl/>
+      <w:spacing w:before="100" w:beforeAutospacing="1" w:after="100" w:afterAutospacing="1"/>
+    </w:pPr>
+    <w:rPr>
+      <w:rFonts w:ascii="新細明體" w:eastAsia="新細明體" w:hAnsi="新細明體" w:cs="新細明體"/>
+      <w:kern w:val="0"/>
+      <w:szCs w:val="24"/>
+    </w:rPr>
+  </w:style>
+  <w:style w:type="character" w:styleId="a8">
+    <w:name w:val="Strong"/>
+    <w:basedOn w:val="a0"/>
+    <w:uiPriority w:val="22"/>
+    <w:qFormat/>
+    <w:rsid w:val="00A44CB4"/>
+    <w:rPr>
+      <w:b/>
+      <w:bCs/>
+    </w:rPr>
+  </w:style>
+  <w:style w:type="table" w:styleId="a9">
+    <w:name w:val="Table Grid"/>
+    <w:basedOn w:val="a1"/>
+    <w:uiPriority w:val="39"/>
+    <w:rsid w:val="00311D8B"/>
+    <w:tblPr>
+      <w:tblBorders>
+        <w:top w:val="single" w:sz="4" w:space="0" w:color="auto"/>
+        <w:left w:val="single" w:sz="4" w:space="0" w:color="auto"/>
+        <w:bottom w:val="single" w:sz="4" w:space="0" w:color="auto"/>
+        <w:right w:val="single" w:sz="4" w:space="0" w:color="auto"/>
+        <w:insideH w:val="single" w:sz="4" w:space="0" w:color="auto"/>
+        <w:insideV w:val="single" w:sz="4" w:space="0" w:color="auto"/>
+      </w:tblBorders>
+    </w:tblPr>
   </w:style>
 </w:styles>
 </file>
